--- a/libreria_musicale_django/consegna.docx
+++ b/libreria_musicale_django/consegna.docx
@@ -1,6 +1,6 @@
 
 <file path=word/document.xml><?xml version="1.0" encoding="utf-8"?>
-<w:document xmlns:wpc="http://schemas.microsoft.com/office/word/2010/wordprocessingCanvas" xmlns:cx="http://schemas.microsoft.com/office/drawing/2014/chartex" xmlns:cx1="http://schemas.microsoft.com/office/drawing/2015/9/8/chartex" xmlns:cx2="http://schemas.microsoft.com/office/drawing/2015/10/21/chartex" xmlns:cx3="http://schemas.microsoft.com/office/drawing/2016/5/9/chartex" xmlns:cx4="http://schemas.microsoft.com/office/drawing/2016/5/10/chartex" xmlns:cx5="http://schemas.microsoft.com/office/drawing/2016/5/11/chartex" xmlns:cx6="http://schemas.microsoft.com/office/drawing/2016/5/12/chartex" xmlns:cx7="http://schemas.microsoft.com/office/drawing/2016/5/13/chartex" xmlns:cx8="http://schemas.microsoft.com/office/drawing/2016/5/14/chartex" xmlns:mc="http://schemas.openxmlformats.org/markup-compatibility/2006" xmlns:aink="http://schemas.microsoft.com/office/drawing/2016/ink" xmlns:am3d="http://schemas.microsoft.com/office/drawing/2017/model3d" xmlns:o="urn:schemas-microsoft-com:office:office" xmlns:oel="http://schemas.microsoft.com/office/2019/extlst" xmlns:r="http://schemas.openxmlformats.org/officeDocument/2006/relationships" xmlns:m="http://schemas.openxmlformats.org/officeDocument/2006/math" xmlns:v="urn:schemas-microsoft-com:vml" xmlns:wp14="http://schemas.microsoft.com/office/word/2010/wordprocessingDrawing" xmlns:wp="http://schemas.openxmlformats.org/drawingml/2006/wordprocessingDrawing" xmlns:w10="urn:schemas-microsoft-com:office:word" xmlns:w="http://schemas.openxmlformats.org/wordprocessingml/2006/main" xmlns:w14="http://schemas.microsoft.com/office/word/2010/wordml" xmlns:w15="http://schemas.microsoft.com/office/word/2012/wordml" xmlns:w16cex="http://schemas.microsoft.com/office/word/2018/wordml/cex" xmlns:w16cid="http://schemas.microsoft.com/office/word/2016/wordml/cid" xmlns:w16="http://schemas.microsoft.com/office/word/2018/wordml" xmlns:w16sdtdh="http://schemas.microsoft.com/office/word/2020/wordml/sdtdatahash" xmlns:w16se="http://schemas.microsoft.com/office/word/2015/wordml/symex" xmlns:wpg="http://schemas.microsoft.com/office/word/2010/wordprocessingGroup" xmlns:wpi="http://schemas.microsoft.com/office/word/2010/wordprocessingInk" xmlns:wne="http://schemas.microsoft.com/office/word/2006/wordml" xmlns:wps="http://schemas.microsoft.com/office/word/2010/wordprocessingShape" mc:Ignorable="w14 w15 w16se w16cid w16 w16cex w16sdtdh wp14">
+<w:document xmlns:wpc="http://schemas.microsoft.com/office/word/2010/wordprocessingCanvas" xmlns:cx="http://schemas.microsoft.com/office/drawing/2014/chartex" xmlns:mc="http://schemas.openxmlformats.org/markup-compatibility/2006" xmlns:o="urn:schemas-microsoft-com:office:office" xmlns:r="http://schemas.openxmlformats.org/officeDocument/2006/relationships" xmlns:m="http://schemas.openxmlformats.org/officeDocument/2006/math" xmlns:v="urn:schemas-microsoft-com:vml" xmlns:wp14="http://schemas.microsoft.com/office/word/2010/wordprocessingDrawing" xmlns:wp="http://schemas.openxmlformats.org/drawingml/2006/wordprocessingDrawing" xmlns:w10="urn:schemas-microsoft-com:office:word" xmlns:w="http://schemas.openxmlformats.org/wordprocessingml/2006/main" xmlns:w14="http://schemas.microsoft.com/office/word/2010/wordml" xmlns:w15="http://schemas.microsoft.com/office/word/2012/wordml" xmlns:w16se="http://schemas.microsoft.com/office/word/2015/wordml/symex" xmlns:wpg="http://schemas.microsoft.com/office/word/2010/wordprocessingGroup" xmlns:wpi="http://schemas.microsoft.com/office/word/2010/wordprocessingInk" xmlns:wne="http://schemas.microsoft.com/office/word/2006/wordml" xmlns:wps="http://schemas.microsoft.com/office/word/2010/wordprocessingShape" mc:Ignorable="w14 w15 w16se wp14">
   <w:body>
     <w:p>
       <w:pPr>
@@ -160,7 +160,15 @@
       <w:proofErr w:type="spellEnd"/>
       <w:proofErr w:type="gramEnd"/>
       <w:r>
-        <w:t xml:space="preserve"> (testo, max 200 car.), album(</w:t>
+        <w:t xml:space="preserve"> (testo, </w:t>
+      </w:r>
+      <w:proofErr w:type="spellStart"/>
+      <w:r>
+        <w:t>max</w:t>
+      </w:r>
+      <w:proofErr w:type="spellEnd"/>
+      <w:r>
+        <w:t xml:space="preserve"> 200 car.), album(</w:t>
       </w:r>
       <w:proofErr w:type="spellStart"/>
       <w:r>
@@ -239,8 +247,13 @@
       </w:r>
       <w:proofErr w:type="spellEnd"/>
       <w:r>
-        <w:t xml:space="preserve"> manage.py shell</w:t>
-      </w:r>
+        <w:t xml:space="preserve"> manage.py </w:t>
+      </w:r>
+      <w:proofErr w:type="spellStart"/>
+      <w:r>
+        <w:t>shell</w:t>
+      </w:r>
+      <w:proofErr w:type="spellEnd"/>
       <w:r>
         <w:t xml:space="preserve"> e scrivi:</w:t>
       </w:r>
@@ -252,10 +265,7 @@
       <w:proofErr w:type="spellStart"/>
       <w:proofErr w:type="gramStart"/>
       <w:r>
-        <w:t>catalogo</w:t>
-      </w:r>
-      <w:r>
-        <w:t>.models</w:t>
+        <w:t>catalogo.models</w:t>
       </w:r>
       <w:proofErr w:type="spellEnd"/>
       <w:proofErr w:type="gramEnd"/>
@@ -499,7 +509,15 @@
       <w:proofErr w:type="spellEnd"/>
       <w:proofErr w:type="gramEnd"/>
       <w:r>
-        <w:t xml:space="preserve">(nome="Radiohead", </w:t>
+        <w:t>(nome="</w:t>
+      </w:r>
+      <w:proofErr w:type="spellStart"/>
+      <w:r>
+        <w:t>Radiohead</w:t>
+      </w:r>
+      <w:proofErr w:type="spellEnd"/>
+      <w:r>
+        <w:t xml:space="preserve">", </w:t>
       </w:r>
       <w:proofErr w:type="spellStart"/>
       <w:r>
@@ -552,8 +570,44 @@
     <w:p>
       <w:proofErr w:type="spellStart"/>
       <w:r>
+        <w:t>daftpunk</w:t>
+      </w:r>
+      <w:proofErr w:type="spellEnd"/>
+      <w:r>
+        <w:t xml:space="preserve"> = </w:t>
+      </w:r>
+      <w:proofErr w:type="spellStart"/>
+      <w:proofErr w:type="gramStart"/>
+      <w:r>
+        <w:t>Artista.objects.create</w:t>
+      </w:r>
+      <w:proofErr w:type="spellEnd"/>
+      <w:proofErr w:type="gramEnd"/>
+      <w:r>
+        <w:t xml:space="preserve">(nome="Daft Punk", </w:t>
+      </w:r>
+      <w:proofErr w:type="spellStart"/>
+      <w:r>
+        <w:t>nazionalita</w:t>
+      </w:r>
+      <w:proofErr w:type="spellEnd"/>
+      <w:r>
+        <w:t xml:space="preserve">="Francese", </w:t>
+      </w:r>
+      <w:proofErr w:type="spellStart"/>
+      <w:r>
+        <w:t>data_debutto</w:t>
+      </w:r>
+      <w:proofErr w:type="spellEnd"/>
+      <w:r>
+        <w:t>=date(1993, 1, 1))</w:t>
+      </w:r>
+    </w:p>
+    <w:p>
+      <w:proofErr w:type="spellStart"/>
+      <w:r>
         <w:lastRenderedPageBreak/>
-        <w:t>daftpunk</w:t>
+        <w:t>depeche</w:t>
       </w:r>
       <w:proofErr w:type="spellEnd"/>
       <w:r>
@@ -567,7 +621,15 @@
       <w:proofErr w:type="spellEnd"/>
       <w:proofErr w:type="gramEnd"/>
       <w:r>
-        <w:t xml:space="preserve">(nome="Daft Punk", </w:t>
+        <w:t>(nome="</w:t>
+      </w:r>
+      <w:proofErr w:type="spellStart"/>
+      <w:r>
+        <w:t>Depeche</w:t>
+      </w:r>
+      <w:proofErr w:type="spellEnd"/>
+      <w:r>
+        <w:t xml:space="preserve"> Mode", </w:t>
       </w:r>
       <w:proofErr w:type="spellStart"/>
       <w:r>
@@ -575,7 +637,7 @@
       </w:r>
       <w:proofErr w:type="spellEnd"/>
       <w:r>
-        <w:t xml:space="preserve">="Francese", </w:t>
+        <w:t xml:space="preserve">="Britannica", </w:t>
       </w:r>
       <w:proofErr w:type="spellStart"/>
       <w:r>
@@ -583,13 +645,13 @@
       </w:r>
       <w:proofErr w:type="spellEnd"/>
       <w:r>
-        <w:t>=date(1993, 1, 1))</w:t>
-      </w:r>
-    </w:p>
-    <w:p>
-      <w:proofErr w:type="spellStart"/>
-      <w:r>
-        <w:t>depeche</w:t>
+        <w:t>=date(1980, 1, 1))</w:t>
+      </w:r>
+    </w:p>
+    <w:p>
+      <w:proofErr w:type="spellStart"/>
+      <w:r>
+        <w:t>abbey</w:t>
       </w:r>
       <w:proofErr w:type="spellEnd"/>
       <w:r>
@@ -598,45 +660,145 @@
       <w:proofErr w:type="spellStart"/>
       <w:proofErr w:type="gramStart"/>
       <w:r>
-        <w:t>Artista.objects.create</w:t>
-      </w:r>
-      <w:proofErr w:type="spellEnd"/>
-      <w:proofErr w:type="gramEnd"/>
-      <w:r>
-        <w:t>(nome="</w:t>
-      </w:r>
-      <w:proofErr w:type="spellStart"/>
-      <w:r>
-        <w:t>Depeche</w:t>
-      </w:r>
-      <w:proofErr w:type="spellEnd"/>
-      <w:r>
-        <w:t xml:space="preserve"> Mode", </w:t>
-      </w:r>
-      <w:proofErr w:type="spellStart"/>
-      <w:r>
-        <w:t>nazionalita</w:t>
-      </w:r>
-      <w:proofErr w:type="spellEnd"/>
-      <w:r>
-        <w:t xml:space="preserve">="Britannica", </w:t>
-      </w:r>
-      <w:proofErr w:type="spellStart"/>
-      <w:r>
-        <w:t>data_debutto</w:t>
-      </w:r>
-      <w:proofErr w:type="spellEnd"/>
-      <w:r>
-        <w:t>=date(1980, 1, 1))</w:t>
-      </w:r>
-    </w:p>
-    <w:p>
+        <w:t>Album.objects.create</w:t>
+      </w:r>
+      <w:proofErr w:type="spellEnd"/>
+      <w:proofErr w:type="gramEnd"/>
+      <w:r>
+        <w:t>(titolo="Abbey Road", artista=</w:t>
+      </w:r>
+      <w:proofErr w:type="spellStart"/>
+      <w:r>
+        <w:t>beatles</w:t>
+      </w:r>
+      <w:proofErr w:type="spellEnd"/>
+      <w:r>
+        <w:t>, anno=1969, genere="Rock")</w:t>
+      </w:r>
+    </w:p>
+    <w:p>
+      <w:proofErr w:type="spellStart"/>
+      <w:proofErr w:type="gramStart"/>
+      <w:r>
+        <w:t>Canzone.objects.create</w:t>
+      </w:r>
+      <w:proofErr w:type="spellEnd"/>
+      <w:proofErr w:type="gramEnd"/>
+      <w:r>
+        <w:t xml:space="preserve">(titolo="Come </w:t>
+      </w:r>
+      <w:proofErr w:type="spellStart"/>
+      <w:r>
+        <w:t>Together</w:t>
+      </w:r>
+      <w:proofErr w:type="spellEnd"/>
+      <w:r>
+        <w:t>", album=</w:t>
+      </w:r>
       <w:proofErr w:type="spellStart"/>
       <w:r>
         <w:t>abbey</w:t>
       </w:r>
       <w:proofErr w:type="spellEnd"/>
       <w:r>
+        <w:t xml:space="preserve">, </w:t>
+      </w:r>
+      <w:proofErr w:type="spellStart"/>
+      <w:r>
+        <w:t>durata_secondi</w:t>
+      </w:r>
+      <w:proofErr w:type="spellEnd"/>
+      <w:r>
+        <w:t>=259, traccia=1)</w:t>
+      </w:r>
+    </w:p>
+    <w:p>
+      <w:proofErr w:type="spellStart"/>
+      <w:proofErr w:type="gramStart"/>
+      <w:r>
+        <w:t>Canzone.objects.create</w:t>
+      </w:r>
+      <w:proofErr w:type="spellEnd"/>
+      <w:proofErr w:type="gramEnd"/>
+      <w:r>
+        <w:t>(titolo="</w:t>
+      </w:r>
+      <w:proofErr w:type="spellStart"/>
+      <w:r>
+        <w:t>Something</w:t>
+      </w:r>
+      <w:proofErr w:type="spellEnd"/>
+      <w:r>
+        <w:t>", album=</w:t>
+      </w:r>
+      <w:proofErr w:type="spellStart"/>
+      <w:r>
+        <w:t>abbey</w:t>
+      </w:r>
+      <w:proofErr w:type="spellEnd"/>
+      <w:r>
+        <w:t xml:space="preserve">, </w:t>
+      </w:r>
+      <w:proofErr w:type="spellStart"/>
+      <w:r>
+        <w:t>durata_secondi</w:t>
+      </w:r>
+      <w:proofErr w:type="spellEnd"/>
+      <w:r>
+        <w:t>=182, traccia=2)</w:t>
+      </w:r>
+    </w:p>
+    <w:p>
+      <w:proofErr w:type="spellStart"/>
+      <w:proofErr w:type="gramStart"/>
+      <w:r>
+        <w:t>Canzone.objects.create</w:t>
+      </w:r>
+      <w:proofErr w:type="spellEnd"/>
+      <w:proofErr w:type="gramEnd"/>
+      <w:r>
+        <w:t xml:space="preserve">(titolo="Here </w:t>
+      </w:r>
+      <w:proofErr w:type="spellStart"/>
+      <w:r>
+        <w:t>Comes</w:t>
+      </w:r>
+      <w:proofErr w:type="spellEnd"/>
+      <w:r>
+        <w:t xml:space="preserve"> the </w:t>
+      </w:r>
+      <w:proofErr w:type="spellStart"/>
+      <w:r>
+        <w:t>Sun</w:t>
+      </w:r>
+      <w:proofErr w:type="spellEnd"/>
+      <w:r>
+        <w:t>", album=</w:t>
+      </w:r>
+      <w:proofErr w:type="spellStart"/>
+      <w:r>
+        <w:t>abbey</w:t>
+      </w:r>
+      <w:proofErr w:type="spellEnd"/>
+      <w:r>
+        <w:t xml:space="preserve">, </w:t>
+      </w:r>
+      <w:proofErr w:type="spellStart"/>
+      <w:r>
+        <w:t>durata_secondi</w:t>
+      </w:r>
+      <w:proofErr w:type="spellEnd"/>
+      <w:r>
+        <w:t>=185, traccia=3)</w:t>
+      </w:r>
+    </w:p>
+    <w:p>
+      <w:proofErr w:type="spellStart"/>
+      <w:r>
+        <w:t>pepper</w:t>
+      </w:r>
+      <w:proofErr w:type="spellEnd"/>
+      <w:r>
         <w:t xml:space="preserve"> = </w:t>
       </w:r>
       <w:proofErr w:type="spellStart"/>
@@ -647,7 +809,23 @@
       <w:proofErr w:type="spellEnd"/>
       <w:proofErr w:type="gramEnd"/>
       <w:r>
-        <w:t>(titolo="Abbey Road", artista=</w:t>
+        <w:t>(titolo="</w:t>
+      </w:r>
+      <w:proofErr w:type="spellStart"/>
+      <w:r>
+        <w:t>Sgt</w:t>
+      </w:r>
+      <w:proofErr w:type="spellEnd"/>
+      <w:r>
+        <w:t xml:space="preserve">. </w:t>
+      </w:r>
+      <w:proofErr w:type="spellStart"/>
+      <w:r>
+        <w:t>Pepper's</w:t>
+      </w:r>
+      <w:proofErr w:type="spellEnd"/>
+      <w:r>
+        <w:t>", artista=</w:t>
       </w:r>
       <w:proofErr w:type="spellStart"/>
       <w:r>
@@ -655,7 +833,7 @@
       </w:r>
       <w:proofErr w:type="spellEnd"/>
       <w:r>
-        <w:t>, anno=1969, genere="Rock")</w:t>
+        <w:t>, anno=1967, genere="Rock")</w:t>
       </w:r>
     </w:p>
     <w:p>
@@ -667,11 +845,11 @@
       <w:proofErr w:type="spellEnd"/>
       <w:proofErr w:type="gramEnd"/>
       <w:r>
-        <w:t xml:space="preserve">(titolo="Come </w:t>
-      </w:r>
-      <w:proofErr w:type="spellStart"/>
-      <w:r>
-        <w:t>Together</w:t>
+        <w:t xml:space="preserve">(titolo="Lucy in the </w:t>
+      </w:r>
+      <w:proofErr w:type="spellStart"/>
+      <w:r>
+        <w:t>Sky</w:t>
       </w:r>
       <w:proofErr w:type="spellEnd"/>
       <w:r>
@@ -679,7 +857,7 @@
       </w:r>
       <w:proofErr w:type="spellStart"/>
       <w:r>
-        <w:t>abbey</w:t>
+        <w:t>pepper</w:t>
       </w:r>
       <w:proofErr w:type="spellEnd"/>
       <w:r>
@@ -691,7 +869,7 @@
       </w:r>
       <w:proofErr w:type="spellEnd"/>
       <w:r>
-        <w:t>=259, traccia=1)</w:t>
+        <w:t>=208, traccia=1)</w:t>
       </w:r>
     </w:p>
     <w:p>
@@ -703,11 +881,127 @@
       <w:proofErr w:type="spellEnd"/>
       <w:proofErr w:type="gramEnd"/>
       <w:r>
+        <w:t>(titolo="With a Little Help", album=</w:t>
+      </w:r>
+      <w:proofErr w:type="spellStart"/>
+      <w:r>
+        <w:t>pepper</w:t>
+      </w:r>
+      <w:proofErr w:type="spellEnd"/>
+      <w:r>
+        <w:t xml:space="preserve">, </w:t>
+      </w:r>
+      <w:proofErr w:type="spellStart"/>
+      <w:r>
+        <w:t>durata_secondi</w:t>
+      </w:r>
+      <w:proofErr w:type="spellEnd"/>
+      <w:r>
+        <w:t>=163, traccia=2)</w:t>
+      </w:r>
+    </w:p>
+    <w:p>
+      <w:proofErr w:type="spellStart"/>
+      <w:r>
+        <w:t>wall</w:t>
+      </w:r>
+      <w:proofErr w:type="spellEnd"/>
+      <w:r>
+        <w:t xml:space="preserve"> = </w:t>
+      </w:r>
+      <w:proofErr w:type="spellStart"/>
+      <w:proofErr w:type="gramStart"/>
+      <w:r>
+        <w:t>Album.objects.create</w:t>
+      </w:r>
+      <w:proofErr w:type="spellEnd"/>
+      <w:proofErr w:type="gramEnd"/>
+      <w:r>
+        <w:t xml:space="preserve">(titolo="The </w:t>
+      </w:r>
+      <w:proofErr w:type="spellStart"/>
+      <w:r>
+        <w:t>Wall</w:t>
+      </w:r>
+      <w:proofErr w:type="spellEnd"/>
+      <w:r>
+        <w:t>", artista=</w:t>
+      </w:r>
+      <w:proofErr w:type="spellStart"/>
+      <w:r>
+        <w:t>floyd</w:t>
+      </w:r>
+      <w:proofErr w:type="spellEnd"/>
+      <w:r>
+        <w:t>, anno=1979, genere="Rock")</w:t>
+      </w:r>
+    </w:p>
+    <w:p>
+      <w:proofErr w:type="spellStart"/>
+      <w:proofErr w:type="gramStart"/>
+      <w:r>
+        <w:t>Canzone.objects.create</w:t>
+      </w:r>
+      <w:proofErr w:type="spellEnd"/>
+      <w:proofErr w:type="gramEnd"/>
+      <w:r>
         <w:t>(titolo="</w:t>
       </w:r>
       <w:proofErr w:type="spellStart"/>
       <w:r>
-        <w:t>Something</w:t>
+        <w:t>Another</w:t>
+      </w:r>
+      <w:proofErr w:type="spellEnd"/>
+      <w:r>
+        <w:t xml:space="preserve"> </w:t>
+      </w:r>
+      <w:proofErr w:type="spellStart"/>
+      <w:r>
+        <w:t>Brick</w:t>
+      </w:r>
+      <w:proofErr w:type="spellEnd"/>
+      <w:r>
+        <w:t xml:space="preserve"> Pt.2", album=</w:t>
+      </w:r>
+      <w:proofErr w:type="spellStart"/>
+      <w:r>
+        <w:t>wall</w:t>
+      </w:r>
+      <w:proofErr w:type="spellEnd"/>
+      <w:r>
+        <w:t xml:space="preserve">, </w:t>
+      </w:r>
+      <w:proofErr w:type="spellStart"/>
+      <w:r>
+        <w:t>durata_secondi</w:t>
+      </w:r>
+      <w:proofErr w:type="spellEnd"/>
+      <w:r>
+        <w:t>=238, traccia=1)</w:t>
+      </w:r>
+    </w:p>
+    <w:p>
+      <w:proofErr w:type="spellStart"/>
+      <w:proofErr w:type="gramStart"/>
+      <w:r>
+        <w:t>Canzone.objects.create</w:t>
+      </w:r>
+      <w:proofErr w:type="spellEnd"/>
+      <w:proofErr w:type="gramEnd"/>
+      <w:r>
+        <w:t>(titolo="</w:t>
+      </w:r>
+      <w:proofErr w:type="spellStart"/>
+      <w:r>
+        <w:t>Comfortably</w:t>
+      </w:r>
+      <w:proofErr w:type="spellEnd"/>
+      <w:r>
+        <w:t xml:space="preserve"> </w:t>
+      </w:r>
+      <w:proofErr w:type="spellStart"/>
+      <w:r>
+        <w:t>Numb</w:t>
       </w:r>
       <w:proofErr w:type="spellEnd"/>
       <w:r>
@@ -715,7 +1009,7 @@
       </w:r>
       <w:proofErr w:type="spellStart"/>
       <w:r>
-        <w:t>abbey</w:t>
+        <w:t>wall</w:t>
       </w:r>
       <w:proofErr w:type="spellEnd"/>
       <w:r>
@@ -727,7 +1021,7 @@
       </w:r>
       <w:proofErr w:type="spellEnd"/>
       <w:r>
-        <w:t>=182, traccia=2)</w:t>
+        <w:t>=382, traccia=2)</w:t>
       </w:r>
     </w:p>
     <w:p>
@@ -739,11 +1033,27 @@
       <w:proofErr w:type="spellEnd"/>
       <w:proofErr w:type="gramEnd"/>
       <w:r>
-        <w:t>(titolo="Here Comes the Sun", album=</w:t>
-      </w:r>
-      <w:proofErr w:type="spellStart"/>
-      <w:r>
-        <w:t>abbey</w:t>
+        <w:t>(titolo="</w:t>
+      </w:r>
+      <w:proofErr w:type="spellStart"/>
+      <w:r>
+        <w:t>Hey</w:t>
+      </w:r>
+      <w:proofErr w:type="spellEnd"/>
+      <w:r>
+        <w:t xml:space="preserve"> </w:t>
+      </w:r>
+      <w:proofErr w:type="spellStart"/>
+      <w:r>
+        <w:t>You</w:t>
+      </w:r>
+      <w:proofErr w:type="spellEnd"/>
+      <w:r>
+        <w:t>", album=</w:t>
+      </w:r>
+      <w:proofErr w:type="spellStart"/>
+      <w:r>
+        <w:t>wall</w:t>
       </w:r>
       <w:proofErr w:type="spellEnd"/>
       <w:r>
@@ -755,13 +1065,76 @@
       </w:r>
       <w:proofErr w:type="spellEnd"/>
       <w:r>
-        <w:t>=185, traccia=3)</w:t>
-      </w:r>
-    </w:p>
-    <w:p>
-      <w:proofErr w:type="spellStart"/>
-      <w:r>
-        <w:t>pepper</w:t>
+        <w:t>=284, traccia=3)</w:t>
+      </w:r>
+    </w:p>
+    <w:p>
+      <w:r>
+        <w:t xml:space="preserve">dark = </w:t>
+      </w:r>
+      <w:proofErr w:type="spellStart"/>
+      <w:proofErr w:type="gramStart"/>
+      <w:r>
+        <w:t>Album.objects.create</w:t>
+      </w:r>
+      <w:proofErr w:type="spellEnd"/>
+      <w:proofErr w:type="gramEnd"/>
+      <w:r>
+        <w:t>(titolo="The Dark Side of the Moon", artista=</w:t>
+      </w:r>
+      <w:proofErr w:type="spellStart"/>
+      <w:r>
+        <w:t>floyd</w:t>
+      </w:r>
+      <w:proofErr w:type="spellEnd"/>
+      <w:r>
+        <w:t>, anno=1973, genere="Rock")</w:t>
+      </w:r>
+    </w:p>
+    <w:p>
+      <w:proofErr w:type="spellStart"/>
+      <w:proofErr w:type="gramStart"/>
+      <w:r>
+        <w:t>Canzone.objects.create</w:t>
+      </w:r>
+      <w:proofErr w:type="spellEnd"/>
+      <w:proofErr w:type="gramEnd"/>
+      <w:r>
+        <w:t xml:space="preserve">(titolo="Money", album=dark, </w:t>
+      </w:r>
+      <w:proofErr w:type="spellStart"/>
+      <w:r>
+        <w:t>durata_secondi</w:t>
+      </w:r>
+      <w:proofErr w:type="spellEnd"/>
+      <w:r>
+        <w:t>=382, traccia=1)</w:t>
+      </w:r>
+    </w:p>
+    <w:p>
+      <w:proofErr w:type="spellStart"/>
+      <w:proofErr w:type="gramStart"/>
+      <w:r>
+        <w:t>Canzone.objects.create</w:t>
+      </w:r>
+      <w:proofErr w:type="spellEnd"/>
+      <w:proofErr w:type="gramEnd"/>
+      <w:r>
+        <w:t xml:space="preserve">(titolo="Time", album=dark, </w:t>
+      </w:r>
+      <w:proofErr w:type="spellStart"/>
+      <w:r>
+        <w:t>durata_secondi</w:t>
+      </w:r>
+      <w:proofErr w:type="spellEnd"/>
+      <w:r>
+        <w:t>=421, traccia=2)</w:t>
+      </w:r>
+    </w:p>
+    <w:p>
+      <w:proofErr w:type="spellStart"/>
+      <w:r>
+        <w:t>ziggy</w:t>
       </w:r>
       <w:proofErr w:type="spellEnd"/>
       <w:r>
@@ -775,19 +1148,103 @@
       <w:proofErr w:type="spellEnd"/>
       <w:proofErr w:type="gramEnd"/>
       <w:r>
+        <w:t>(titolo="Ziggy Stardust", artista=</w:t>
+      </w:r>
+      <w:proofErr w:type="spellStart"/>
+      <w:r>
+        <w:t>bowie</w:t>
+      </w:r>
+      <w:proofErr w:type="spellEnd"/>
+      <w:r>
+        <w:t>, anno=1972, genere="Rock")</w:t>
+      </w:r>
+    </w:p>
+    <w:p>
+      <w:proofErr w:type="spellStart"/>
+      <w:proofErr w:type="gramStart"/>
+      <w:r>
+        <w:t>Canzone.objects.create</w:t>
+      </w:r>
+      <w:proofErr w:type="spellEnd"/>
+      <w:proofErr w:type="gramEnd"/>
+      <w:r>
         <w:t>(titolo="</w:t>
       </w:r>
       <w:proofErr w:type="spellStart"/>
       <w:r>
-        <w:t>Sgt</w:t>
-      </w:r>
-      <w:proofErr w:type="spellEnd"/>
-      <w:r>
-        <w:t xml:space="preserve">. </w:t>
-      </w:r>
-      <w:proofErr w:type="spellStart"/>
-      <w:r>
-        <w:t>Pepper's</w:t>
+        <w:t>Starman</w:t>
+      </w:r>
+      <w:proofErr w:type="spellEnd"/>
+      <w:r>
+        <w:t>", album=</w:t>
+      </w:r>
+      <w:proofErr w:type="spellStart"/>
+      <w:r>
+        <w:t>ziggy</w:t>
+      </w:r>
+      <w:proofErr w:type="spellEnd"/>
+      <w:r>
+        <w:t xml:space="preserve">, </w:t>
+      </w:r>
+      <w:proofErr w:type="spellStart"/>
+      <w:r>
+        <w:t>durata_secondi</w:t>
+      </w:r>
+      <w:proofErr w:type="spellEnd"/>
+      <w:r>
+        <w:t>=255, traccia=1)</w:t>
+      </w:r>
+    </w:p>
+    <w:p>
+      <w:proofErr w:type="spellStart"/>
+      <w:proofErr w:type="gramStart"/>
+      <w:r>
+        <w:t>Canzone.objects.create</w:t>
+      </w:r>
+      <w:proofErr w:type="spellEnd"/>
+      <w:proofErr w:type="gramEnd"/>
+      <w:r>
+        <w:t>(titolo="Suffragette City", album=</w:t>
+      </w:r>
+      <w:proofErr w:type="spellStart"/>
+      <w:r>
+        <w:t>ziggy</w:t>
+      </w:r>
+      <w:proofErr w:type="spellEnd"/>
+      <w:r>
+        <w:t xml:space="preserve">, </w:t>
+      </w:r>
+      <w:proofErr w:type="spellStart"/>
+      <w:r>
+        <w:t>durata_secondi</w:t>
+      </w:r>
+      <w:proofErr w:type="spellEnd"/>
+      <w:r>
+        <w:t>=213, traccia=2)</w:t>
+      </w:r>
+    </w:p>
+    <w:p>
+      <w:proofErr w:type="spellStart"/>
+      <w:r>
+        <w:t>heroes</w:t>
+      </w:r>
+      <w:proofErr w:type="spellEnd"/>
+      <w:r>
+        <w:t xml:space="preserve"> = </w:t>
+      </w:r>
+      <w:proofErr w:type="spellStart"/>
+      <w:proofErr w:type="gramStart"/>
+      <w:r>
+        <w:t>Album.objects.create</w:t>
+      </w:r>
+      <w:proofErr w:type="spellEnd"/>
+      <w:proofErr w:type="gramEnd"/>
+      <w:r>
+        <w:t>(titolo="</w:t>
+      </w:r>
+      <w:proofErr w:type="spellStart"/>
+      <w:r>
+        <w:t>Heroes</w:t>
       </w:r>
       <w:proofErr w:type="spellEnd"/>
       <w:r>
@@ -795,11 +1252,11 @@
       </w:r>
       <w:proofErr w:type="spellStart"/>
       <w:r>
-        <w:t>beatles</w:t>
-      </w:r>
-      <w:proofErr w:type="spellEnd"/>
-      <w:r>
-        <w:t>, anno=1967, genere="Rock")</w:t>
+        <w:t>bowie</w:t>
+      </w:r>
+      <w:proofErr w:type="spellEnd"/>
+      <w:r>
+        <w:t>, anno=1977, genere="Rock")</w:t>
       </w:r>
     </w:p>
     <w:p>
@@ -811,11 +1268,11 @@
       <w:proofErr w:type="spellEnd"/>
       <w:proofErr w:type="gramEnd"/>
       <w:r>
-        <w:t xml:space="preserve">(titolo="Lucy in the </w:t>
-      </w:r>
-      <w:proofErr w:type="spellStart"/>
-      <w:r>
-        <w:t>Sky</w:t>
+        <w:t>(titolo="</w:t>
+      </w:r>
+      <w:proofErr w:type="spellStart"/>
+      <w:r>
+        <w:t>Heroes</w:t>
       </w:r>
       <w:proofErr w:type="spellEnd"/>
       <w:r>
@@ -823,7 +1280,7 @@
       </w:r>
       <w:proofErr w:type="spellStart"/>
       <w:r>
-        <w:t>pepper</w:t>
+        <w:t>heroes</w:t>
       </w:r>
       <w:proofErr w:type="spellEnd"/>
       <w:r>
@@ -835,362 +1292,7 @@
       </w:r>
       <w:proofErr w:type="spellEnd"/>
       <w:r>
-        <w:t>=208, traccia=1)</w:t>
-      </w:r>
-    </w:p>
-    <w:p>
-      <w:proofErr w:type="spellStart"/>
-      <w:proofErr w:type="gramStart"/>
-      <w:r>
-        <w:t>Canzone.objects.create</w:t>
-      </w:r>
-      <w:proofErr w:type="spellEnd"/>
-      <w:proofErr w:type="gramEnd"/>
-      <w:r>
-        <w:t>(titolo="With a Little Help", album=</w:t>
-      </w:r>
-      <w:proofErr w:type="spellStart"/>
-      <w:r>
-        <w:t>pepper</w:t>
-      </w:r>
-      <w:proofErr w:type="spellEnd"/>
-      <w:r>
-        <w:t xml:space="preserve">, </w:t>
-      </w:r>
-      <w:proofErr w:type="spellStart"/>
-      <w:r>
-        <w:t>durata_secondi</w:t>
-      </w:r>
-      <w:proofErr w:type="spellEnd"/>
-      <w:r>
-        <w:t>=163, traccia=2)</w:t>
-      </w:r>
-    </w:p>
-    <w:p>
-      <w:proofErr w:type="spellStart"/>
-      <w:r>
-        <w:t>wall</w:t>
-      </w:r>
-      <w:proofErr w:type="spellEnd"/>
-      <w:r>
-        <w:t xml:space="preserve"> = </w:t>
-      </w:r>
-      <w:proofErr w:type="spellStart"/>
-      <w:proofErr w:type="gramStart"/>
-      <w:r>
-        <w:t>Album.objects.create</w:t>
-      </w:r>
-      <w:proofErr w:type="spellEnd"/>
-      <w:proofErr w:type="gramEnd"/>
-      <w:r>
-        <w:t>(titolo="The Wall", artista=</w:t>
-      </w:r>
-      <w:proofErr w:type="spellStart"/>
-      <w:r>
-        <w:t>floyd</w:t>
-      </w:r>
-      <w:proofErr w:type="spellEnd"/>
-      <w:r>
-        <w:t>, anno=1979, genere="Rock")</w:t>
-      </w:r>
-    </w:p>
-    <w:p>
-      <w:proofErr w:type="spellStart"/>
-      <w:proofErr w:type="gramStart"/>
-      <w:r>
-        <w:t>Canzone.objects.create</w:t>
-      </w:r>
-      <w:proofErr w:type="spellEnd"/>
-      <w:proofErr w:type="gramEnd"/>
-      <w:r>
-        <w:t>(titolo="</w:t>
-      </w:r>
-      <w:proofErr w:type="spellStart"/>
-      <w:r>
-        <w:t>Another</w:t>
-      </w:r>
-      <w:proofErr w:type="spellEnd"/>
-      <w:r>
-        <w:t xml:space="preserve"> Brick Pt.2", album=</w:t>
-      </w:r>
-      <w:proofErr w:type="spellStart"/>
-      <w:r>
-        <w:t>wall</w:t>
-      </w:r>
-      <w:proofErr w:type="spellEnd"/>
-      <w:r>
-        <w:t xml:space="preserve">, </w:t>
-      </w:r>
-      <w:proofErr w:type="spellStart"/>
-      <w:r>
-        <w:t>durata_secondi</w:t>
-      </w:r>
-      <w:proofErr w:type="spellEnd"/>
-      <w:r>
-        <w:t>=238, traccia=1)</w:t>
-      </w:r>
-    </w:p>
-    <w:p>
-      <w:proofErr w:type="spellStart"/>
-      <w:proofErr w:type="gramStart"/>
-      <w:r>
-        <w:t>Canzone.objects.create</w:t>
-      </w:r>
-      <w:proofErr w:type="spellEnd"/>
-      <w:proofErr w:type="gramEnd"/>
-      <w:r>
-        <w:t>(titolo="</w:t>
-      </w:r>
-      <w:proofErr w:type="spellStart"/>
-      <w:r>
-        <w:t>Comfortably</w:t>
-      </w:r>
-      <w:proofErr w:type="spellEnd"/>
-      <w:r>
-        <w:t xml:space="preserve"> </w:t>
-      </w:r>
-      <w:proofErr w:type="spellStart"/>
-      <w:r>
-        <w:t>Numb</w:t>
-      </w:r>
-      <w:proofErr w:type="spellEnd"/>
-      <w:r>
-        <w:t>", album=</w:t>
-      </w:r>
-      <w:proofErr w:type="spellStart"/>
-      <w:r>
-        <w:t>wall</w:t>
-      </w:r>
-      <w:proofErr w:type="spellEnd"/>
-      <w:r>
-        <w:t xml:space="preserve">, </w:t>
-      </w:r>
-      <w:proofErr w:type="spellStart"/>
-      <w:r>
-        <w:t>durata_secondi</w:t>
-      </w:r>
-      <w:proofErr w:type="spellEnd"/>
-      <w:r>
-        <w:t>=382, traccia=2)</w:t>
-      </w:r>
-    </w:p>
-    <w:p>
-      <w:proofErr w:type="spellStart"/>
-      <w:proofErr w:type="gramStart"/>
-      <w:r>
-        <w:t>Canzone.objects.create</w:t>
-      </w:r>
-      <w:proofErr w:type="spellEnd"/>
-      <w:proofErr w:type="gramEnd"/>
-      <w:r>
-        <w:t xml:space="preserve">(titolo="Hey </w:t>
-      </w:r>
-      <w:proofErr w:type="spellStart"/>
-      <w:r>
-        <w:t>You</w:t>
-      </w:r>
-      <w:proofErr w:type="spellEnd"/>
-      <w:r>
-        <w:t>", album=</w:t>
-      </w:r>
-      <w:proofErr w:type="spellStart"/>
-      <w:r>
-        <w:t>wall</w:t>
-      </w:r>
-      <w:proofErr w:type="spellEnd"/>
-      <w:r>
-        <w:t xml:space="preserve">, </w:t>
-      </w:r>
-      <w:proofErr w:type="spellStart"/>
-      <w:r>
-        <w:t>durata_secondi</w:t>
-      </w:r>
-      <w:proofErr w:type="spellEnd"/>
-      <w:r>
-        <w:t>=284, traccia=3)</w:t>
-      </w:r>
-    </w:p>
-    <w:p>
-      <w:r>
-        <w:t xml:space="preserve">dark = </w:t>
-      </w:r>
-      <w:proofErr w:type="spellStart"/>
-      <w:proofErr w:type="gramStart"/>
-      <w:r>
-        <w:t>Album.objects.create</w:t>
-      </w:r>
-      <w:proofErr w:type="spellEnd"/>
-      <w:proofErr w:type="gramEnd"/>
-      <w:r>
-        <w:t>(titolo="The Dark Side of the Moon", artista=</w:t>
-      </w:r>
-      <w:proofErr w:type="spellStart"/>
-      <w:r>
-        <w:t>floyd</w:t>
-      </w:r>
-      <w:proofErr w:type="spellEnd"/>
-      <w:r>
-        <w:t>, anno=1973, genere="Rock")</w:t>
-      </w:r>
-    </w:p>
-    <w:p>
-      <w:proofErr w:type="spellStart"/>
-      <w:proofErr w:type="gramStart"/>
-      <w:r>
-        <w:t>Canzone.objects.create</w:t>
-      </w:r>
-      <w:proofErr w:type="spellEnd"/>
-      <w:proofErr w:type="gramEnd"/>
-      <w:r>
-        <w:t xml:space="preserve">(titolo="Money", album=dark, </w:t>
-      </w:r>
-      <w:proofErr w:type="spellStart"/>
-      <w:r>
-        <w:t>durata_secondi</w:t>
-      </w:r>
-      <w:proofErr w:type="spellEnd"/>
-      <w:r>
-        <w:t>=382, traccia=1)</w:t>
-      </w:r>
-    </w:p>
-    <w:p>
-      <w:proofErr w:type="spellStart"/>
-      <w:proofErr w:type="gramStart"/>
-      <w:r>
-        <w:t>Canzone.objects.create</w:t>
-      </w:r>
-      <w:proofErr w:type="spellEnd"/>
-      <w:proofErr w:type="gramEnd"/>
-      <w:r>
-        <w:t xml:space="preserve">(titolo="Time", album=dark, </w:t>
-      </w:r>
-      <w:proofErr w:type="spellStart"/>
-      <w:r>
-        <w:t>durata_secondi</w:t>
-      </w:r>
-      <w:proofErr w:type="spellEnd"/>
-      <w:r>
-        <w:t>=421, traccia=2)</w:t>
-      </w:r>
-    </w:p>
-    <w:p>
-      <w:proofErr w:type="spellStart"/>
-      <w:r>
-        <w:t>ziggy</w:t>
-      </w:r>
-      <w:proofErr w:type="spellEnd"/>
-      <w:r>
-        <w:t xml:space="preserve"> = </w:t>
-      </w:r>
-      <w:proofErr w:type="spellStart"/>
-      <w:proofErr w:type="gramStart"/>
-      <w:r>
-        <w:t>Album.objects.create</w:t>
-      </w:r>
-      <w:proofErr w:type="spellEnd"/>
-      <w:proofErr w:type="gramEnd"/>
-      <w:r>
-        <w:t>(titolo="Ziggy Stardust", artista=</w:t>
-      </w:r>
-      <w:proofErr w:type="spellStart"/>
-      <w:r>
-        <w:t>bowie</w:t>
-      </w:r>
-      <w:proofErr w:type="spellEnd"/>
-      <w:r>
-        <w:t>, anno=1972, genere="Rock")</w:t>
-      </w:r>
-    </w:p>
-    <w:p>
-      <w:proofErr w:type="spellStart"/>
-      <w:proofErr w:type="gramStart"/>
-      <w:r>
-        <w:t>Canzone.objects.create</w:t>
-      </w:r>
-      <w:proofErr w:type="spellEnd"/>
-      <w:proofErr w:type="gramEnd"/>
-      <w:r>
-        <w:t>(titolo="</w:t>
-      </w:r>
-      <w:proofErr w:type="spellStart"/>
-      <w:r>
-        <w:t>Starman</w:t>
-      </w:r>
-      <w:proofErr w:type="spellEnd"/>
-      <w:r>
-        <w:t>", album=</w:t>
-      </w:r>
-      <w:proofErr w:type="spellStart"/>
-      <w:r>
-        <w:t>ziggy</w:t>
-      </w:r>
-      <w:proofErr w:type="spellEnd"/>
-      <w:r>
-        <w:t xml:space="preserve">, </w:t>
-      </w:r>
-      <w:proofErr w:type="spellStart"/>
-      <w:r>
-        <w:t>durata_secondi</w:t>
-      </w:r>
-      <w:proofErr w:type="spellEnd"/>
-      <w:r>
-        <w:t>=255, traccia=1)</w:t>
-      </w:r>
-    </w:p>
-    <w:p>
-      <w:proofErr w:type="spellStart"/>
-      <w:proofErr w:type="gramStart"/>
-      <w:r>
-        <w:t>Canzone.objects.create</w:t>
-      </w:r>
-      <w:proofErr w:type="spellEnd"/>
-      <w:proofErr w:type="gramEnd"/>
-      <w:r>
-        <w:t>(titolo="Suffragette City", album=</w:t>
-      </w:r>
-      <w:proofErr w:type="spellStart"/>
-      <w:r>
-        <w:t>ziggy</w:t>
-      </w:r>
-      <w:proofErr w:type="spellEnd"/>
-      <w:r>
-        <w:t xml:space="preserve">, </w:t>
-      </w:r>
-      <w:proofErr w:type="spellStart"/>
-      <w:r>
-        <w:t>durata_secondi</w:t>
-      </w:r>
-      <w:proofErr w:type="spellEnd"/>
-      <w:r>
-        <w:t>=213, traccia=2)</w:t>
-      </w:r>
-    </w:p>
-    <w:p>
-      <w:proofErr w:type="spellStart"/>
-      <w:r>
-        <w:t>heroes</w:t>
-      </w:r>
-      <w:proofErr w:type="spellEnd"/>
-      <w:r>
-        <w:t xml:space="preserve"> = </w:t>
-      </w:r>
-      <w:proofErr w:type="spellStart"/>
-      <w:proofErr w:type="gramStart"/>
-      <w:r>
-        <w:t>Album.objects.create</w:t>
-      </w:r>
-      <w:proofErr w:type="spellEnd"/>
-      <w:proofErr w:type="gramEnd"/>
-      <w:r>
-        <w:t>(titolo="Heroes", artista=</w:t>
-      </w:r>
-      <w:proofErr w:type="spellStart"/>
-      <w:r>
-        <w:t>bowie</w:t>
-      </w:r>
-      <w:proofErr w:type="spellEnd"/>
-      <w:r>
-        <w:t>, anno=1977, genere="Rock")</w:t>
+        <w:t>=360, traccia=1)</w:t>
       </w:r>
     </w:p>
     <w:p>
@@ -1203,7 +1305,15 @@
       <w:proofErr w:type="spellEnd"/>
       <w:proofErr w:type="gramEnd"/>
       <w:r>
-        <w:t>(titolo="Heroes", album=</w:t>
+        <w:t xml:space="preserve">(titolo="Beauty and the </w:t>
+      </w:r>
+      <w:proofErr w:type="spellStart"/>
+      <w:r>
+        <w:t>Beast</w:t>
+      </w:r>
+      <w:proofErr w:type="spellEnd"/>
+      <w:r>
+        <w:t>", album=</w:t>
       </w:r>
       <w:proofErr w:type="spellStart"/>
       <w:r>
@@ -1219,7 +1329,22 @@
       </w:r>
       <w:proofErr w:type="spellEnd"/>
       <w:r>
-        <w:t>=360, traccia=1)</w:t>
+        <w:t>=220, traccia=2)</w:t>
+      </w:r>
+    </w:p>
+    <w:p>
+      <w:r>
+        <w:t xml:space="preserve">lz4 = </w:t>
+      </w:r>
+      <w:proofErr w:type="spellStart"/>
+      <w:proofErr w:type="gramStart"/>
+      <w:r>
+        <w:t>Album.objects.create</w:t>
+      </w:r>
+      <w:proofErr w:type="spellEnd"/>
+      <w:proofErr w:type="gramEnd"/>
+      <w:r>
+        <w:t>(titolo="Led Zeppelin IV", artista=zeppelin, anno=1971, genere="Rock")</w:t>
       </w:r>
     </w:p>
     <w:p>
@@ -1231,11 +1356,412 @@
       <w:proofErr w:type="spellEnd"/>
       <w:proofErr w:type="gramEnd"/>
       <w:r>
-        <w:t xml:space="preserve">(titolo="Beauty and the </w:t>
-      </w:r>
-      <w:proofErr w:type="spellStart"/>
-      <w:r>
-        <w:t>Beast</w:t>
+        <w:t>(titolo="</w:t>
+      </w:r>
+      <w:proofErr w:type="spellStart"/>
+      <w:r>
+        <w:t>Stairway</w:t>
+      </w:r>
+      <w:proofErr w:type="spellEnd"/>
+      <w:r>
+        <w:t xml:space="preserve"> to </w:t>
+      </w:r>
+      <w:proofErr w:type="spellStart"/>
+      <w:r>
+        <w:t>Heaven</w:t>
+      </w:r>
+      <w:proofErr w:type="spellEnd"/>
+      <w:r>
+        <w:t xml:space="preserve">", album=lz4, </w:t>
+      </w:r>
+      <w:proofErr w:type="spellStart"/>
+      <w:r>
+        <w:t>durata_secondi</w:t>
+      </w:r>
+      <w:proofErr w:type="spellEnd"/>
+      <w:r>
+        <w:t>=482, traccia=1)</w:t>
+      </w:r>
+    </w:p>
+    <w:p>
+      <w:proofErr w:type="spellStart"/>
+      <w:proofErr w:type="gramStart"/>
+      <w:r>
+        <w:t>Canzone.objects.create</w:t>
+      </w:r>
+      <w:proofErr w:type="spellEnd"/>
+      <w:proofErr w:type="gramEnd"/>
+      <w:r>
+        <w:t xml:space="preserve">(titolo="Black Dog", album=lz4, </w:t>
+      </w:r>
+      <w:proofErr w:type="spellStart"/>
+      <w:r>
+        <w:t>durata_secondi</w:t>
+      </w:r>
+      <w:proofErr w:type="spellEnd"/>
+      <w:r>
+        <w:t>=294, traccia=2)</w:t>
+      </w:r>
+    </w:p>
+    <w:p>
+      <w:proofErr w:type="spellStart"/>
+      <w:proofErr w:type="gramStart"/>
+      <w:r>
+        <w:t>Canzone.objects.create</w:t>
+      </w:r>
+      <w:proofErr w:type="spellEnd"/>
+      <w:proofErr w:type="gramEnd"/>
+      <w:r>
+        <w:t xml:space="preserve">(titolo="Rock and </w:t>
+      </w:r>
+      <w:proofErr w:type="spellStart"/>
+      <w:r>
+        <w:t>Roll</w:t>
+      </w:r>
+      <w:proofErr w:type="spellEnd"/>
+      <w:r>
+        <w:t xml:space="preserve">", album=lz4, </w:t>
+      </w:r>
+      <w:proofErr w:type="spellStart"/>
+      <w:r>
+        <w:t>durata_secondi</w:t>
+      </w:r>
+      <w:proofErr w:type="spellEnd"/>
+      <w:r>
+        <w:t>=220, traccia=3)</w:t>
+      </w:r>
+    </w:p>
+    <w:p>
+      <w:r>
+        <w:t xml:space="preserve">night = </w:t>
+      </w:r>
+      <w:proofErr w:type="spellStart"/>
+      <w:proofErr w:type="gramStart"/>
+      <w:r>
+        <w:t>Album.objects.create</w:t>
+      </w:r>
+      <w:proofErr w:type="spellEnd"/>
+      <w:proofErr w:type="gramEnd"/>
+      <w:r>
+        <w:t xml:space="preserve">(titolo="A Night </w:t>
+      </w:r>
+      <w:proofErr w:type="spellStart"/>
+      <w:r>
+        <w:t>at</w:t>
+      </w:r>
+      <w:proofErr w:type="spellEnd"/>
+      <w:r>
+        <w:t xml:space="preserve"> the Opera", artista=queen, anno=1975, genere="Rock")</w:t>
+      </w:r>
+    </w:p>
+    <w:p>
+      <w:proofErr w:type="spellStart"/>
+      <w:proofErr w:type="gramStart"/>
+      <w:r>
+        <w:t>Canzone.objects.create</w:t>
+      </w:r>
+      <w:proofErr w:type="spellEnd"/>
+      <w:proofErr w:type="gramEnd"/>
+      <w:r>
+        <w:t>(titolo="</w:t>
+      </w:r>
+      <w:proofErr w:type="spellStart"/>
+      <w:r>
+        <w:t>Bohemian</w:t>
+      </w:r>
+      <w:proofErr w:type="spellEnd"/>
+      <w:r>
+        <w:t xml:space="preserve"> </w:t>
+      </w:r>
+      <w:proofErr w:type="spellStart"/>
+      <w:r>
+        <w:t>Rhapsody</w:t>
+      </w:r>
+      <w:proofErr w:type="spellEnd"/>
+      <w:r>
+        <w:t xml:space="preserve">", album=night, </w:t>
+      </w:r>
+      <w:proofErr w:type="spellStart"/>
+      <w:r>
+        <w:t>durata_secondi</w:t>
+      </w:r>
+      <w:proofErr w:type="spellEnd"/>
+      <w:r>
+        <w:t>=354, traccia=1)</w:t>
+      </w:r>
+    </w:p>
+    <w:p>
+      <w:proofErr w:type="spellStart"/>
+      <w:proofErr w:type="gramStart"/>
+      <w:r>
+        <w:t>Canzone.objects.create</w:t>
+      </w:r>
+      <w:proofErr w:type="spellEnd"/>
+      <w:proofErr w:type="gramEnd"/>
+      <w:r>
+        <w:t>(titolo="</w:t>
+      </w:r>
+      <w:proofErr w:type="spellStart"/>
+      <w:r>
+        <w:t>You're</w:t>
+      </w:r>
+      <w:proofErr w:type="spellEnd"/>
+      <w:r>
+        <w:t xml:space="preserve"> My Best Friend", album=night, </w:t>
+      </w:r>
+      <w:proofErr w:type="spellStart"/>
+      <w:r>
+        <w:t>durata_secondi</w:t>
+      </w:r>
+      <w:proofErr w:type="spellEnd"/>
+      <w:r>
+        <w:t>=170, traccia=2)</w:t>
+      </w:r>
+    </w:p>
+    <w:p>
+      <w:r>
+        <w:t xml:space="preserve">jazz = </w:t>
+      </w:r>
+      <w:proofErr w:type="spellStart"/>
+      <w:proofErr w:type="gramStart"/>
+      <w:r>
+        <w:t>Album.objects.create</w:t>
+      </w:r>
+      <w:proofErr w:type="spellEnd"/>
+      <w:proofErr w:type="gramEnd"/>
+      <w:r>
+        <w:t>(titolo="Jazz", artista=queen, anno=1978, genere="Rock")</w:t>
+      </w:r>
+    </w:p>
+    <w:p>
+      <w:proofErr w:type="spellStart"/>
+      <w:proofErr w:type="gramStart"/>
+      <w:r>
+        <w:t>Canzone.objects.create</w:t>
+      </w:r>
+      <w:proofErr w:type="spellEnd"/>
+      <w:proofErr w:type="gramEnd"/>
+      <w:r>
+        <w:t>(titolo="</w:t>
+      </w:r>
+      <w:proofErr w:type="spellStart"/>
+      <w:r>
+        <w:t>Don't</w:t>
+      </w:r>
+      <w:proofErr w:type="spellEnd"/>
+      <w:r>
+        <w:t xml:space="preserve"> Stop Me </w:t>
+      </w:r>
+      <w:proofErr w:type="spellStart"/>
+      <w:r>
+        <w:t>Now</w:t>
+      </w:r>
+      <w:proofErr w:type="spellEnd"/>
+      <w:r>
+        <w:t xml:space="preserve">", album=jazz, </w:t>
+      </w:r>
+      <w:proofErr w:type="spellStart"/>
+      <w:r>
+        <w:t>durata_secondi</w:t>
+      </w:r>
+      <w:proofErr w:type="spellEnd"/>
+      <w:r>
+        <w:t>=209, traccia=1)</w:t>
+      </w:r>
+    </w:p>
+    <w:p>
+      <w:proofErr w:type="spellStart"/>
+      <w:proofErr w:type="gramStart"/>
+      <w:r>
+        <w:t>Canzone.objects.create</w:t>
+      </w:r>
+      <w:proofErr w:type="spellEnd"/>
+      <w:proofErr w:type="gramEnd"/>
+      <w:r>
+        <w:t>(titolo="</w:t>
+      </w:r>
+      <w:proofErr w:type="spellStart"/>
+      <w:r>
+        <w:t>Fat</w:t>
+      </w:r>
+      <w:proofErr w:type="spellEnd"/>
+      <w:r>
+        <w:t xml:space="preserve"> </w:t>
+      </w:r>
+      <w:proofErr w:type="spellStart"/>
+      <w:r>
+        <w:t>Bottomed</w:t>
+      </w:r>
+      <w:proofErr w:type="spellEnd"/>
+      <w:r>
+        <w:t xml:space="preserve"> </w:t>
+      </w:r>
+      <w:proofErr w:type="spellStart"/>
+      <w:r>
+        <w:t>Girls</w:t>
+      </w:r>
+      <w:proofErr w:type="spellEnd"/>
+      <w:r>
+        <w:t xml:space="preserve">", album=jazz, </w:t>
+      </w:r>
+      <w:proofErr w:type="spellStart"/>
+      <w:r>
+        <w:t>durata_secondi</w:t>
+      </w:r>
+      <w:proofErr w:type="spellEnd"/>
+      <w:r>
+        <w:t>=252, traccia=2)</w:t>
+      </w:r>
+    </w:p>
+    <w:p>
+      <w:r>
+        <w:t xml:space="preserve">thriller = </w:t>
+      </w:r>
+      <w:proofErr w:type="spellStart"/>
+      <w:proofErr w:type="gramStart"/>
+      <w:r>
+        <w:t>Album.objects.create</w:t>
+      </w:r>
+      <w:proofErr w:type="spellEnd"/>
+      <w:proofErr w:type="gramEnd"/>
+      <w:r>
+        <w:t>(titolo="Thriller", artista=</w:t>
+      </w:r>
+      <w:proofErr w:type="spellStart"/>
+      <w:r>
+        <w:t>jackson</w:t>
+      </w:r>
+      <w:proofErr w:type="spellEnd"/>
+      <w:r>
+        <w:t>, anno=1982, genere="Pop")</w:t>
+      </w:r>
+    </w:p>
+    <w:p>
+      <w:proofErr w:type="spellStart"/>
+      <w:proofErr w:type="gramStart"/>
+      <w:r>
+        <w:t>Canzone.objects.create</w:t>
+      </w:r>
+      <w:proofErr w:type="spellEnd"/>
+      <w:proofErr w:type="gramEnd"/>
+      <w:r>
+        <w:t xml:space="preserve">(titolo="Thriller", album=thriller, </w:t>
+      </w:r>
+      <w:proofErr w:type="spellStart"/>
+      <w:r>
+        <w:t>durata_secondi</w:t>
+      </w:r>
+      <w:proofErr w:type="spellEnd"/>
+      <w:r>
+        <w:t>=358, traccia=1)</w:t>
+      </w:r>
+    </w:p>
+    <w:p>
+      <w:proofErr w:type="spellStart"/>
+      <w:proofErr w:type="gramStart"/>
+      <w:r>
+        <w:t>Canzone.objects.create</w:t>
+      </w:r>
+      <w:proofErr w:type="spellEnd"/>
+      <w:proofErr w:type="gramEnd"/>
+      <w:r>
+        <w:t>(titolo="</w:t>
+      </w:r>
+      <w:proofErr w:type="spellStart"/>
+      <w:r>
+        <w:t>Billie</w:t>
+      </w:r>
+      <w:proofErr w:type="spellEnd"/>
+      <w:r>
+        <w:t xml:space="preserve"> Jean", album=thriller, </w:t>
+      </w:r>
+      <w:proofErr w:type="spellStart"/>
+      <w:r>
+        <w:t>durata_secondi</w:t>
+      </w:r>
+      <w:proofErr w:type="spellEnd"/>
+      <w:r>
+        <w:t>=294, traccia=2)</w:t>
+      </w:r>
+    </w:p>
+    <w:p>
+      <w:proofErr w:type="spellStart"/>
+      <w:proofErr w:type="gramStart"/>
+      <w:r>
+        <w:t>Canzone.objects.create</w:t>
+      </w:r>
+      <w:proofErr w:type="spellEnd"/>
+      <w:proofErr w:type="gramEnd"/>
+      <w:r>
+        <w:t xml:space="preserve">(titolo="Beat </w:t>
+      </w:r>
+      <w:proofErr w:type="spellStart"/>
+      <w:r>
+        <w:t>It</w:t>
+      </w:r>
+      <w:proofErr w:type="spellEnd"/>
+      <w:r>
+        <w:t xml:space="preserve">", album=thriller, </w:t>
+      </w:r>
+      <w:proofErr w:type="spellStart"/>
+      <w:r>
+        <w:t>durata_secondi</w:t>
+      </w:r>
+      <w:proofErr w:type="spellEnd"/>
+      <w:r>
+        <w:t>=258, traccia=3)</w:t>
+      </w:r>
+    </w:p>
+    <w:p>
+      <w:proofErr w:type="spellStart"/>
+      <w:r>
+        <w:t>bad</w:t>
+      </w:r>
+      <w:proofErr w:type="spellEnd"/>
+      <w:r>
+        <w:t xml:space="preserve"> = </w:t>
+      </w:r>
+      <w:proofErr w:type="spellStart"/>
+      <w:proofErr w:type="gramStart"/>
+      <w:r>
+        <w:t>Album.objects.create</w:t>
+      </w:r>
+      <w:proofErr w:type="spellEnd"/>
+      <w:proofErr w:type="gramEnd"/>
+      <w:r>
+        <w:t>(titolo="</w:t>
+      </w:r>
+      <w:proofErr w:type="spellStart"/>
+      <w:r>
+        <w:t>Bad</w:t>
+      </w:r>
+      <w:proofErr w:type="spellEnd"/>
+      <w:r>
+        <w:t>", artista=</w:t>
+      </w:r>
+      <w:proofErr w:type="spellStart"/>
+      <w:r>
+        <w:t>jackson</w:t>
+      </w:r>
+      <w:proofErr w:type="spellEnd"/>
+      <w:r>
+        <w:t>, anno=1987, genere="Pop")</w:t>
+      </w:r>
+    </w:p>
+    <w:p>
+      <w:proofErr w:type="spellStart"/>
+      <w:proofErr w:type="gramStart"/>
+      <w:r>
+        <w:t>Canzone.objects.create</w:t>
+      </w:r>
+      <w:proofErr w:type="spellEnd"/>
+      <w:proofErr w:type="gramEnd"/>
+      <w:r>
+        <w:t>(titolo="</w:t>
+      </w:r>
+      <w:proofErr w:type="spellStart"/>
+      <w:r>
+        <w:t>Bad</w:t>
       </w:r>
       <w:proofErr w:type="spellEnd"/>
       <w:r>
@@ -1243,7 +1769,7 @@
       </w:r>
       <w:proofErr w:type="spellStart"/>
       <w:r>
-        <w:t>heroes</w:t>
+        <w:t>bad</w:t>
       </w:r>
       <w:proofErr w:type="spellEnd"/>
       <w:r>
@@ -1255,12 +1781,40 @@
       </w:r>
       <w:proofErr w:type="spellEnd"/>
       <w:r>
-        <w:t>=220, traccia=2)</w:t>
-      </w:r>
-    </w:p>
-    <w:p>
-      <w:r>
-        <w:t xml:space="preserve">lz4 = </w:t>
+        <w:t>=247, traccia=1)</w:t>
+      </w:r>
+    </w:p>
+    <w:p>
+      <w:proofErr w:type="spellStart"/>
+      <w:proofErr w:type="gramStart"/>
+      <w:r>
+        <w:t>Canzone.objects.create</w:t>
+      </w:r>
+      <w:proofErr w:type="spellEnd"/>
+      <w:proofErr w:type="gramEnd"/>
+      <w:r>
+        <w:t>(titolo="Man in the Mirror", album=</w:t>
+      </w:r>
+      <w:proofErr w:type="spellStart"/>
+      <w:r>
+        <w:t>bad</w:t>
+      </w:r>
+      <w:proofErr w:type="spellEnd"/>
+      <w:r>
+        <w:t xml:space="preserve">, </w:t>
+      </w:r>
+      <w:proofErr w:type="spellStart"/>
+      <w:r>
+        <w:t>durata_secondi</w:t>
+      </w:r>
+      <w:proofErr w:type="spellEnd"/>
+      <w:r>
+        <w:t>=319, traccia=2)</w:t>
+      </w:r>
+    </w:p>
+    <w:p>
+      <w:r>
+        <w:t xml:space="preserve">ok = </w:t>
       </w:r>
       <w:proofErr w:type="spellStart"/>
       <w:proofErr w:type="gramStart"/>
@@ -1270,7 +1824,15 @@
       <w:proofErr w:type="spellEnd"/>
       <w:proofErr w:type="gramEnd"/>
       <w:r>
-        <w:t>(titolo="Led Zeppelin IV", artista=zeppelin, anno=1971, genere="Rock")</w:t>
+        <w:t>(titolo="OK Computer", artista=</w:t>
+      </w:r>
+      <w:proofErr w:type="spellStart"/>
+      <w:r>
+        <w:t>radiohead</w:t>
+      </w:r>
+      <w:proofErr w:type="spellEnd"/>
+      <w:r>
+        <w:t>, anno=1997, genere="Rock")</w:t>
       </w:r>
     </w:p>
     <w:p>
@@ -1286,11 +1848,19 @@
       </w:r>
       <w:proofErr w:type="spellStart"/>
       <w:r>
-        <w:t>Stairway</w:t>
-      </w:r>
-      <w:proofErr w:type="spellEnd"/>
-      <w:r>
-        <w:t xml:space="preserve"> to Heaven", album=lz4, </w:t>
+        <w:t>Paranoid</w:t>
+      </w:r>
+      <w:proofErr w:type="spellEnd"/>
+      <w:r>
+        <w:t xml:space="preserve"> </w:t>
+      </w:r>
+      <w:proofErr w:type="spellStart"/>
+      <w:r>
+        <w:t>Android</w:t>
+      </w:r>
+      <w:proofErr w:type="spellEnd"/>
+      <w:r>
+        <w:t xml:space="preserve">", album=ok, </w:t>
       </w:r>
       <w:proofErr w:type="spellStart"/>
       <w:r>
@@ -1298,7 +1868,7 @@
       </w:r>
       <w:proofErr w:type="spellEnd"/>
       <w:r>
-        <w:t>=482, traccia=1)</w:t>
+        <w:t>=383, traccia=1)</w:t>
       </w:r>
     </w:p>
     <w:p>
@@ -1310,7 +1880,7 @@
       <w:proofErr w:type="spellEnd"/>
       <w:proofErr w:type="gramEnd"/>
       <w:r>
-        <w:t xml:space="preserve">(titolo="Black Dog", album=lz4, </w:t>
+        <w:t xml:space="preserve">(titolo="Karma Police", album=ok, </w:t>
       </w:r>
       <w:proofErr w:type="spellStart"/>
       <w:r>
@@ -1318,7 +1888,7 @@
       </w:r>
       <w:proofErr w:type="spellEnd"/>
       <w:r>
-        <w:t>=294, traccia=2)</w:t>
+        <w:t>=263, traccia=2)</w:t>
       </w:r>
     </w:p>
     <w:p>
@@ -1330,7 +1900,15 @@
       <w:proofErr w:type="spellEnd"/>
       <w:proofErr w:type="gramEnd"/>
       <w:r>
-        <w:t xml:space="preserve">(titolo="Rock and Roll", album=lz4, </w:t>
+        <w:t xml:space="preserve">(titolo="No </w:t>
+      </w:r>
+      <w:proofErr w:type="spellStart"/>
+      <w:r>
+        <w:t>Surprises</w:t>
+      </w:r>
+      <w:proofErr w:type="spellEnd"/>
+      <w:r>
+        <w:t xml:space="preserve">", album=ok, </w:t>
       </w:r>
       <w:proofErr w:type="spellStart"/>
       <w:r>
@@ -1338,12 +1916,18 @@
       </w:r>
       <w:proofErr w:type="spellEnd"/>
       <w:r>
-        <w:t>=220, traccia=3)</w:t>
-      </w:r>
-    </w:p>
-    <w:p>
-      <w:r>
-        <w:t xml:space="preserve">night = </w:t>
+        <w:t>=228, traccia=3)</w:t>
+      </w:r>
+    </w:p>
+    <w:p>
+      <w:proofErr w:type="spellStart"/>
+      <w:r>
+        <w:lastRenderedPageBreak/>
+        <w:t>nev</w:t>
+      </w:r>
+      <w:proofErr w:type="spellEnd"/>
+      <w:r>
+        <w:t xml:space="preserve"> = </w:t>
       </w:r>
       <w:proofErr w:type="spellStart"/>
       <w:proofErr w:type="gramStart"/>
@@ -1353,15 +1937,15 @@
       <w:proofErr w:type="spellEnd"/>
       <w:proofErr w:type="gramEnd"/>
       <w:r>
-        <w:t xml:space="preserve">(titolo="A Night </w:t>
-      </w:r>
-      <w:proofErr w:type="spellStart"/>
-      <w:r>
-        <w:t>at</w:t>
-      </w:r>
-      <w:proofErr w:type="spellEnd"/>
-      <w:r>
-        <w:t xml:space="preserve"> the Opera", artista=queen, anno=1975, genere="Rock")</w:t>
+        <w:t>(titolo="</w:t>
+      </w:r>
+      <w:proofErr w:type="spellStart"/>
+      <w:r>
+        <w:t>Nevermind</w:t>
+      </w:r>
+      <w:proofErr w:type="spellEnd"/>
+      <w:r>
+        <w:t>", artista=nirvana, anno=1991, genere="Rock")</w:t>
       </w:r>
     </w:p>
     <w:p>
@@ -1377,7 +1961,51 @@
       </w:r>
       <w:proofErr w:type="spellStart"/>
       <w:r>
-        <w:t>Bohemian</w:t>
+        <w:t>Smells</w:t>
+      </w:r>
+      <w:proofErr w:type="spellEnd"/>
+      <w:r>
+        <w:t xml:space="preserve"> Like Teen </w:t>
+      </w:r>
+      <w:proofErr w:type="spellStart"/>
+      <w:r>
+        <w:t>Spirit</w:t>
+      </w:r>
+      <w:proofErr w:type="spellEnd"/>
+      <w:r>
+        <w:t>", album=</w:t>
+      </w:r>
+      <w:proofErr w:type="spellStart"/>
+      <w:r>
+        <w:t>nev</w:t>
+      </w:r>
+      <w:proofErr w:type="spellEnd"/>
+      <w:r>
+        <w:t xml:space="preserve">, </w:t>
+      </w:r>
+      <w:proofErr w:type="spellStart"/>
+      <w:r>
+        <w:t>durata_secondi</w:t>
+      </w:r>
+      <w:proofErr w:type="spellEnd"/>
+      <w:r>
+        <w:t>=301, traccia=1)</w:t>
+      </w:r>
+    </w:p>
+    <w:p>
+      <w:proofErr w:type="spellStart"/>
+      <w:proofErr w:type="gramStart"/>
+      <w:r>
+        <w:t>Canzone.objects.create</w:t>
+      </w:r>
+      <w:proofErr w:type="spellEnd"/>
+      <w:proofErr w:type="gramEnd"/>
+      <w:r>
+        <w:t xml:space="preserve">(titolo="Come </w:t>
+      </w:r>
+      <w:proofErr w:type="spellStart"/>
+      <w:r>
+        <w:t>as</w:t>
       </w:r>
       <w:proofErr w:type="spellEnd"/>
       <w:r>
@@ -1385,11 +2013,19 @@
       </w:r>
       <w:proofErr w:type="spellStart"/>
       <w:r>
-        <w:t>Rhapsody</w:t>
-      </w:r>
-      <w:proofErr w:type="spellEnd"/>
-      <w:r>
-        <w:t xml:space="preserve">", album=night, </w:t>
+        <w:t>You</w:t>
+      </w:r>
+      <w:proofErr w:type="spellEnd"/>
+      <w:r>
+        <w:t xml:space="preserve"> Are", album=</w:t>
+      </w:r>
+      <w:proofErr w:type="spellStart"/>
+      <w:r>
+        <w:t>nev</w:t>
+      </w:r>
+      <w:proofErr w:type="spellEnd"/>
+      <w:r>
+        <w:t xml:space="preserve">, </w:t>
       </w:r>
       <w:proofErr w:type="spellStart"/>
       <w:r>
@@ -1397,7 +2033,7 @@
       </w:r>
       <w:proofErr w:type="spellEnd"/>
       <w:r>
-        <w:t>=354, traccia=1)</w:t>
+        <w:t>=219, traccia=2)</w:t>
       </w:r>
     </w:p>
     <w:p>
@@ -1413,11 +2049,19 @@
       </w:r>
       <w:proofErr w:type="spellStart"/>
       <w:r>
-        <w:t>You're</w:t>
-      </w:r>
-      <w:proofErr w:type="spellEnd"/>
-      <w:r>
-        <w:t xml:space="preserve"> My Best Friend", album=night, </w:t>
+        <w:t>Lithium</w:t>
+      </w:r>
+      <w:proofErr w:type="spellEnd"/>
+      <w:r>
+        <w:t>", album=</w:t>
+      </w:r>
+      <w:proofErr w:type="spellStart"/>
+      <w:r>
+        <w:t>nev</w:t>
+      </w:r>
+      <w:proofErr w:type="spellEnd"/>
+      <w:r>
+        <w:t xml:space="preserve">, </w:t>
       </w:r>
       <w:proofErr w:type="spellStart"/>
       <w:r>
@@ -1425,12 +2069,17 @@
       </w:r>
       <w:proofErr w:type="spellEnd"/>
       <w:r>
-        <w:t>=170, traccia=2)</w:t>
-      </w:r>
-    </w:p>
-    <w:p>
-      <w:r>
-        <w:t xml:space="preserve">jazz = </w:t>
+        <w:t>=256, traccia=3)</w:t>
+      </w:r>
+    </w:p>
+    <w:p>
+      <w:proofErr w:type="spellStart"/>
+      <w:r>
+        <w:t>discovery</w:t>
+      </w:r>
+      <w:proofErr w:type="spellEnd"/>
+      <w:r>
+        <w:t xml:space="preserve"> = </w:t>
       </w:r>
       <w:proofErr w:type="spellStart"/>
       <w:proofErr w:type="gramStart"/>
@@ -1440,7 +2089,23 @@
       <w:proofErr w:type="spellEnd"/>
       <w:proofErr w:type="gramEnd"/>
       <w:r>
-        <w:t>(titolo="Jazz", artista=queen, anno=1978, genere="Rock")</w:t>
+        <w:t>(titolo="</w:t>
+      </w:r>
+      <w:proofErr w:type="spellStart"/>
+      <w:r>
+        <w:t>Discovery</w:t>
+      </w:r>
+      <w:proofErr w:type="spellEnd"/>
+      <w:r>
+        <w:t>", artista=</w:t>
+      </w:r>
+      <w:proofErr w:type="spellStart"/>
+      <w:r>
+        <w:t>daftpunk</w:t>
+      </w:r>
+      <w:proofErr w:type="spellEnd"/>
+      <w:r>
+        <w:t>, anno=2001, genere="Pop")</w:t>
       </w:r>
     </w:p>
     <w:p>
@@ -1456,19 +2121,19 @@
       </w:r>
       <w:proofErr w:type="spellStart"/>
       <w:r>
-        <w:t>Don't</w:t>
-      </w:r>
-      <w:proofErr w:type="spellEnd"/>
-      <w:r>
-        <w:t xml:space="preserve"> Stop Me </w:t>
-      </w:r>
-      <w:proofErr w:type="spellStart"/>
-      <w:r>
-        <w:t>Now</w:t>
-      </w:r>
-      <w:proofErr w:type="spellEnd"/>
-      <w:r>
-        <w:t xml:space="preserve">", album=jazz, </w:t>
+        <w:t>One</w:t>
+      </w:r>
+      <w:proofErr w:type="spellEnd"/>
+      <w:r>
+        <w:t xml:space="preserve"> More Time", album=</w:t>
+      </w:r>
+      <w:proofErr w:type="spellStart"/>
+      <w:r>
+        <w:t>discovery</w:t>
+      </w:r>
+      <w:proofErr w:type="spellEnd"/>
+      <w:r>
+        <w:t xml:space="preserve">, </w:t>
       </w:r>
       <w:proofErr w:type="spellStart"/>
       <w:r>
@@ -1476,7 +2141,7 @@
       </w:r>
       <w:proofErr w:type="spellEnd"/>
       <w:r>
-        <w:t>=209, traccia=1)</w:t>
+        <w:t>=320, traccia=1)</w:t>
       </w:r>
     </w:p>
     <w:p>
@@ -1488,11 +2153,39 @@
       <w:proofErr w:type="spellEnd"/>
       <w:proofErr w:type="gramEnd"/>
       <w:r>
+        <w:t>(titolo="Digital Love", album=</w:t>
+      </w:r>
+      <w:proofErr w:type="spellStart"/>
+      <w:r>
+        <w:t>discovery</w:t>
+      </w:r>
+      <w:proofErr w:type="spellEnd"/>
+      <w:r>
+        <w:t xml:space="preserve">, </w:t>
+      </w:r>
+      <w:proofErr w:type="spellStart"/>
+      <w:r>
+        <w:t>durata_secondi</w:t>
+      </w:r>
+      <w:proofErr w:type="spellEnd"/>
+      <w:r>
+        <w:t>=301, traccia=2)</w:t>
+      </w:r>
+    </w:p>
+    <w:p>
+      <w:proofErr w:type="spellStart"/>
+      <w:proofErr w:type="gramStart"/>
+      <w:r>
+        <w:t>Canzone.objects.create</w:t>
+      </w:r>
+      <w:proofErr w:type="spellEnd"/>
+      <w:proofErr w:type="gramEnd"/>
+      <w:r>
         <w:t>(titolo="</w:t>
       </w:r>
       <w:proofErr w:type="spellStart"/>
       <w:r>
-        <w:t>Fat</w:t>
+        <w:t>Harder</w:t>
       </w:r>
       <w:proofErr w:type="spellEnd"/>
       <w:r>
@@ -1500,11 +2193,27 @@
       </w:r>
       <w:proofErr w:type="spellStart"/>
       <w:r>
-        <w:t>Bottomed</w:t>
-      </w:r>
-      <w:proofErr w:type="spellEnd"/>
-      <w:r>
-        <w:t xml:space="preserve"> Girls", album=jazz, </w:t>
+        <w:t>Better</w:t>
+      </w:r>
+      <w:proofErr w:type="spellEnd"/>
+      <w:r>
+        <w:t xml:space="preserve"> </w:t>
+      </w:r>
+      <w:proofErr w:type="spellStart"/>
+      <w:r>
+        <w:t>Faster</w:t>
+      </w:r>
+      <w:proofErr w:type="spellEnd"/>
+      <w:r>
+        <w:t>", album=</w:t>
+      </w:r>
+      <w:proofErr w:type="spellStart"/>
+      <w:r>
+        <w:t>discovery</w:t>
+      </w:r>
+      <w:proofErr w:type="spellEnd"/>
+      <w:r>
+        <w:t xml:space="preserve">, </w:t>
       </w:r>
       <w:proofErr w:type="spellStart"/>
       <w:r>
@@ -1512,12 +2221,17 @@
       </w:r>
       <w:proofErr w:type="spellEnd"/>
       <w:r>
-        <w:t>=252, traccia=2)</w:t>
-      </w:r>
-    </w:p>
-    <w:p>
-      <w:r>
-        <w:t xml:space="preserve">thriller = </w:t>
+        <w:t>=224, traccia=3)</w:t>
+      </w:r>
+    </w:p>
+    <w:p>
+      <w:proofErr w:type="spellStart"/>
+      <w:r>
+        <w:t>ram</w:t>
+      </w:r>
+      <w:proofErr w:type="spellEnd"/>
+      <w:r>
+        <w:t xml:space="preserve"> = </w:t>
       </w:r>
       <w:proofErr w:type="spellStart"/>
       <w:proofErr w:type="gramStart"/>
@@ -1527,15 +2241,23 @@
       <w:proofErr w:type="spellEnd"/>
       <w:proofErr w:type="gramEnd"/>
       <w:r>
-        <w:t>(titolo="Thriller", artista=</w:t>
-      </w:r>
-      <w:proofErr w:type="spellStart"/>
-      <w:r>
-        <w:t>jackson</w:t>
-      </w:r>
-      <w:proofErr w:type="spellEnd"/>
-      <w:r>
-        <w:t>, anno=1982, genere="Pop")</w:t>
+        <w:t xml:space="preserve">(titolo="Random Access </w:t>
+      </w:r>
+      <w:proofErr w:type="spellStart"/>
+      <w:r>
+        <w:t>Memories</w:t>
+      </w:r>
+      <w:proofErr w:type="spellEnd"/>
+      <w:r>
+        <w:t>", artista=</w:t>
+      </w:r>
+      <w:proofErr w:type="spellStart"/>
+      <w:r>
+        <w:t>daftpunk</w:t>
+      </w:r>
+      <w:proofErr w:type="spellEnd"/>
+      <w:r>
+        <w:t>, anno=2013, genere="Pop")</w:t>
       </w:r>
     </w:p>
     <w:p>
@@ -1547,7 +2269,23 @@
       <w:proofErr w:type="spellEnd"/>
       <w:proofErr w:type="gramEnd"/>
       <w:r>
-        <w:t xml:space="preserve">(titolo="Thriller", album=thriller, </w:t>
+        <w:t>(titolo="</w:t>
+      </w:r>
+      <w:proofErr w:type="spellStart"/>
+      <w:r>
+        <w:t>Get</w:t>
+      </w:r>
+      <w:proofErr w:type="spellEnd"/>
+      <w:r>
+        <w:t xml:space="preserve"> Lucky", album=</w:t>
+      </w:r>
+      <w:proofErr w:type="spellStart"/>
+      <w:r>
+        <w:t>ram</w:t>
+      </w:r>
+      <w:proofErr w:type="spellEnd"/>
+      <w:r>
+        <w:t xml:space="preserve">, </w:t>
       </w:r>
       <w:proofErr w:type="spellStart"/>
       <w:r>
@@ -1555,7 +2293,7 @@
       </w:r>
       <w:proofErr w:type="spellEnd"/>
       <w:r>
-        <w:t>=358, traccia=1)</w:t>
+        <w:t>=369, traccia=1)</w:t>
       </w:r>
     </w:p>
     <w:p>
@@ -1567,7 +2305,31 @@
       <w:proofErr w:type="spellEnd"/>
       <w:proofErr w:type="gramEnd"/>
       <w:r>
-        <w:t xml:space="preserve">(titolo="Billie Jean", album=thriller, </w:t>
+        <w:t>(titolo="</w:t>
+      </w:r>
+      <w:proofErr w:type="spellStart"/>
+      <w:r>
+        <w:t>Instant</w:t>
+      </w:r>
+      <w:proofErr w:type="spellEnd"/>
+      <w:r>
+        <w:t xml:space="preserve"> </w:t>
+      </w:r>
+      <w:proofErr w:type="spellStart"/>
+      <w:r>
+        <w:t>Crush</w:t>
+      </w:r>
+      <w:proofErr w:type="spellEnd"/>
+      <w:r>
+        <w:t>", album=</w:t>
+      </w:r>
+      <w:proofErr w:type="spellStart"/>
+      <w:r>
+        <w:t>ram</w:t>
+      </w:r>
+      <w:proofErr w:type="spellEnd"/>
+      <w:r>
+        <w:t xml:space="preserve">, </w:t>
       </w:r>
       <w:proofErr w:type="spellStart"/>
       <w:r>
@@ -1575,7 +2337,35 @@
       </w:r>
       <w:proofErr w:type="spellEnd"/>
       <w:r>
-        <w:t>=294, traccia=2)</w:t>
+        <w:t>=337, traccia=2)</w:t>
+      </w:r>
+    </w:p>
+    <w:p>
+      <w:proofErr w:type="spellStart"/>
+      <w:r>
+        <w:t>viol</w:t>
+      </w:r>
+      <w:proofErr w:type="spellEnd"/>
+      <w:r>
+        <w:t xml:space="preserve"> = </w:t>
+      </w:r>
+      <w:proofErr w:type="spellStart"/>
+      <w:proofErr w:type="gramStart"/>
+      <w:r>
+        <w:t>Album.objects.create</w:t>
+      </w:r>
+      <w:proofErr w:type="spellEnd"/>
+      <w:proofErr w:type="gramEnd"/>
+      <w:r>
+        <w:t>(titolo="Violator", artista=</w:t>
+      </w:r>
+      <w:proofErr w:type="spellStart"/>
+      <w:r>
+        <w:t>depeche</w:t>
+      </w:r>
+      <w:proofErr w:type="spellEnd"/>
+      <w:r>
+        <w:t>, anno=1990, genere="Pop")</w:t>
       </w:r>
     </w:p>
     <w:p>
@@ -1587,15 +2377,23 @@
       <w:proofErr w:type="spellEnd"/>
       <w:proofErr w:type="gramEnd"/>
       <w:r>
-        <w:t xml:space="preserve">(titolo="Beat </w:t>
-      </w:r>
-      <w:proofErr w:type="spellStart"/>
-      <w:r>
-        <w:t>It</w:t>
-      </w:r>
-      <w:proofErr w:type="spellEnd"/>
-      <w:r>
-        <w:t xml:space="preserve">", album=thriller, </w:t>
+        <w:t xml:space="preserve">(titolo="Personal </w:t>
+      </w:r>
+      <w:proofErr w:type="spellStart"/>
+      <w:r>
+        <w:t>Jesus</w:t>
+      </w:r>
+      <w:proofErr w:type="spellEnd"/>
+      <w:r>
+        <w:t>", album=</w:t>
+      </w:r>
+      <w:proofErr w:type="spellStart"/>
+      <w:r>
+        <w:t>viol</w:t>
+      </w:r>
+      <w:proofErr w:type="spellEnd"/>
+      <w:r>
+        <w:t xml:space="preserve">, </w:t>
       </w:r>
       <w:proofErr w:type="spellStart"/>
       <w:r>
@@ -1603,13 +2401,204 @@
       </w:r>
       <w:proofErr w:type="spellEnd"/>
       <w:r>
-        <w:t>=258, traccia=3)</w:t>
-      </w:r>
-    </w:p>
-    <w:p>
-      <w:proofErr w:type="spellStart"/>
-      <w:r>
-        <w:t>bad</w:t>
+        <w:t>=228, traccia=1)</w:t>
+      </w:r>
+    </w:p>
+    <w:p>
+      <w:proofErr w:type="spellStart"/>
+      <w:proofErr w:type="gramStart"/>
+      <w:r>
+        <w:t>Canzone.objects.create</w:t>
+      </w:r>
+      <w:proofErr w:type="spellEnd"/>
+      <w:proofErr w:type="gramEnd"/>
+      <w:r>
+        <w:t>(titolo="</w:t>
+      </w:r>
+      <w:proofErr w:type="spellStart"/>
+      <w:r>
+        <w:t>Enjoy</w:t>
+      </w:r>
+      <w:proofErr w:type="spellEnd"/>
+      <w:r>
+        <w:t xml:space="preserve"> the </w:t>
+      </w:r>
+      <w:proofErr w:type="spellStart"/>
+      <w:r>
+        <w:t>Silence</w:t>
+      </w:r>
+      <w:proofErr w:type="spellEnd"/>
+      <w:r>
+        <w:t>", album=</w:t>
+      </w:r>
+      <w:proofErr w:type="spellStart"/>
+      <w:r>
+        <w:t>viol</w:t>
+      </w:r>
+      <w:proofErr w:type="spellEnd"/>
+      <w:r>
+        <w:t xml:space="preserve">, </w:t>
+      </w:r>
+      <w:proofErr w:type="spellStart"/>
+      <w:r>
+        <w:t>durata_secondi</w:t>
+      </w:r>
+      <w:proofErr w:type="spellEnd"/>
+      <w:r>
+        <w:t>=276, traccia=2)</w:t>
+      </w:r>
+    </w:p>
+    <w:p>
+      <w:proofErr w:type="spellStart"/>
+      <w:proofErr w:type="gramStart"/>
+      <w:r>
+        <w:t>Canzone.objects.create</w:t>
+      </w:r>
+      <w:proofErr w:type="spellEnd"/>
+      <w:proofErr w:type="gramEnd"/>
+      <w:r>
+        <w:t xml:space="preserve">(titolo="Policy of </w:t>
+      </w:r>
+      <w:proofErr w:type="spellStart"/>
+      <w:r>
+        <w:t>Truth</w:t>
+      </w:r>
+      <w:proofErr w:type="spellEnd"/>
+      <w:r>
+        <w:t>", album=</w:t>
+      </w:r>
+      <w:proofErr w:type="spellStart"/>
+      <w:r>
+        <w:t>viol</w:t>
+      </w:r>
+      <w:proofErr w:type="spellEnd"/>
+      <w:r>
+        <w:t xml:space="preserve">, </w:t>
+      </w:r>
+      <w:proofErr w:type="spellStart"/>
+      <w:r>
+        <w:t>durata_secondi</w:t>
+      </w:r>
+      <w:proofErr w:type="spellEnd"/>
+      <w:r>
+        <w:t>=245, traccia=3)</w:t>
+      </w:r>
+    </w:p>
+    <w:p>
+      <w:proofErr w:type="spellStart"/>
+      <w:proofErr w:type="gramStart"/>
+      <w:r>
+        <w:t>print</w:t>
+      </w:r>
+      <w:proofErr w:type="spellEnd"/>
+      <w:r>
+        <w:t>(</w:t>
+      </w:r>
+      <w:proofErr w:type="spellStart"/>
+      <w:proofErr w:type="gramEnd"/>
+      <w:r>
+        <w:t>f"Artisti</w:t>
+      </w:r>
+      <w:proofErr w:type="spellEnd"/>
+      <w:r>
+        <w:t>: {</w:t>
+      </w:r>
+      <w:proofErr w:type="spellStart"/>
+      <w:r>
+        <w:t>Artista.objects.count</w:t>
+      </w:r>
+      <w:proofErr w:type="spellEnd"/>
+      <w:r>
+        <w:t>()}, Album: {</w:t>
+      </w:r>
+      <w:proofErr w:type="spellStart"/>
+      <w:r>
+        <w:t>Album.objects.count</w:t>
+      </w:r>
+      <w:proofErr w:type="spellEnd"/>
+      <w:r>
+        <w:t>()}, Canzoni: {</w:t>
+      </w:r>
+      <w:proofErr w:type="spellStart"/>
+      <w:r>
+        <w:t>Canzone.objects.count</w:t>
+      </w:r>
+      <w:proofErr w:type="spellEnd"/>
+      <w:r>
+        <w:t>()}")</w:t>
+      </w:r>
+    </w:p>
+    <w:p/>
+    <w:p>
+      <w:r>
+        <w:t>Album jazz inseriti dopo</w:t>
+      </w:r>
+    </w:p>
+    <w:p/>
+    <w:p>
+      <w:r>
+        <w:t xml:space="preserve">from </w:t>
+      </w:r>
+      <w:proofErr w:type="spellStart"/>
+      <w:proofErr w:type="gramStart"/>
+      <w:r>
+        <w:t>catalogo.models</w:t>
+      </w:r>
+      <w:proofErr w:type="spellEnd"/>
+      <w:proofErr w:type="gramEnd"/>
+      <w:r>
+        <w:t xml:space="preserve"> import Artista, Album, Canzone</w:t>
+      </w:r>
+    </w:p>
+    <w:p>
+      <w:r>
+        <w:t xml:space="preserve">from </w:t>
+      </w:r>
+      <w:proofErr w:type="spellStart"/>
+      <w:r>
+        <w:t>datetime</w:t>
+      </w:r>
+      <w:proofErr w:type="spellEnd"/>
+      <w:r>
+        <w:t xml:space="preserve"> import date</w:t>
+      </w:r>
+    </w:p>
+    <w:p>
+      <w:r>
+        <w:lastRenderedPageBreak/>
+        <w:t xml:space="preserve">coltrane = </w:t>
+      </w:r>
+      <w:proofErr w:type="spellStart"/>
+      <w:proofErr w:type="gramStart"/>
+      <w:r>
+        <w:t>Artista.objects.create</w:t>
+      </w:r>
+      <w:proofErr w:type="spellEnd"/>
+      <w:proofErr w:type="gramEnd"/>
+      <w:r>
+        <w:t xml:space="preserve">(nome="John Coltrane", </w:t>
+      </w:r>
+      <w:proofErr w:type="spellStart"/>
+      <w:r>
+        <w:t>nazionalita</w:t>
+      </w:r>
+      <w:proofErr w:type="spellEnd"/>
+      <w:r>
+        <w:t xml:space="preserve">="Americana", </w:t>
+      </w:r>
+      <w:proofErr w:type="spellStart"/>
+      <w:r>
+        <w:t>data_debutto</w:t>
+      </w:r>
+      <w:proofErr w:type="spellEnd"/>
+      <w:r>
+        <w:t>=date(1955, 1, 1))</w:t>
+      </w:r>
+    </w:p>
+    <w:p>
+      <w:proofErr w:type="spellStart"/>
+      <w:r>
+        <w:t>davis</w:t>
       </w:r>
       <w:proofErr w:type="spellEnd"/>
       <w:r>
@@ -1618,6 +2607,42 @@
       <w:proofErr w:type="spellStart"/>
       <w:proofErr w:type="gramStart"/>
       <w:r>
+        <w:t>Artista.objects.create</w:t>
+      </w:r>
+      <w:proofErr w:type="spellEnd"/>
+      <w:proofErr w:type="gramEnd"/>
+      <w:r>
+        <w:t xml:space="preserve">(nome="Miles Davis", </w:t>
+      </w:r>
+      <w:proofErr w:type="spellStart"/>
+      <w:r>
+        <w:t>nazionalita</w:t>
+      </w:r>
+      <w:proofErr w:type="spellEnd"/>
+      <w:r>
+        <w:t xml:space="preserve">="Americana", </w:t>
+      </w:r>
+      <w:proofErr w:type="spellStart"/>
+      <w:r>
+        <w:t>data_debutto</w:t>
+      </w:r>
+      <w:proofErr w:type="spellEnd"/>
+      <w:r>
+        <w:t>=date(1944, 1, 1))</w:t>
+      </w:r>
+    </w:p>
+    <w:p>
+      <w:proofErr w:type="spellStart"/>
+      <w:r>
+        <w:t>kind</w:t>
+      </w:r>
+      <w:proofErr w:type="spellEnd"/>
+      <w:r>
+        <w:t xml:space="preserve"> = </w:t>
+      </w:r>
+      <w:proofErr w:type="spellStart"/>
+      <w:proofErr w:type="gramStart"/>
+      <w:r>
         <w:t>Album.objects.create</w:t>
       </w:r>
       <w:proofErr w:type="spellEnd"/>
@@ -1627,19 +2652,19 @@
       </w:r>
       <w:proofErr w:type="spellStart"/>
       <w:r>
-        <w:t>Bad</w:t>
-      </w:r>
-      <w:proofErr w:type="spellEnd"/>
-      <w:r>
-        <w:t>", artista=</w:t>
-      </w:r>
-      <w:proofErr w:type="spellStart"/>
-      <w:r>
-        <w:t>jackson</w:t>
-      </w:r>
-      <w:proofErr w:type="spellEnd"/>
-      <w:r>
-        <w:t>, anno=1987, genere="Pop")</w:t>
+        <w:t>Kind</w:t>
+      </w:r>
+      <w:proofErr w:type="spellEnd"/>
+      <w:r>
+        <w:t xml:space="preserve"> of Blue", artista=</w:t>
+      </w:r>
+      <w:proofErr w:type="spellStart"/>
+      <w:r>
+        <w:t>davis</w:t>
+      </w:r>
+      <w:proofErr w:type="spellEnd"/>
+      <w:r>
+        <w:t>, anno=1959, genere="Jazz")</w:t>
       </w:r>
     </w:p>
     <w:p>
@@ -1651,11 +2676,55 @@
       <w:proofErr w:type="spellEnd"/>
       <w:proofErr w:type="gramEnd"/>
       <w:r>
+        <w:t xml:space="preserve">(titolo="So </w:t>
+      </w:r>
+      <w:proofErr w:type="spellStart"/>
+      <w:r>
+        <w:t>What</w:t>
+      </w:r>
+      <w:proofErr w:type="spellEnd"/>
+      <w:r>
+        <w:t>", album=</w:t>
+      </w:r>
+      <w:proofErr w:type="spellStart"/>
+      <w:r>
+        <w:t>kind</w:t>
+      </w:r>
+      <w:proofErr w:type="spellEnd"/>
+      <w:r>
+        <w:t xml:space="preserve">, </w:t>
+      </w:r>
+      <w:proofErr w:type="spellStart"/>
+      <w:r>
+        <w:t>durata_secondi</w:t>
+      </w:r>
+      <w:proofErr w:type="spellEnd"/>
+      <w:r>
+        <w:t>=562, traccia=1)</w:t>
+      </w:r>
+    </w:p>
+    <w:p>
+      <w:proofErr w:type="spellStart"/>
+      <w:proofErr w:type="gramStart"/>
+      <w:r>
+        <w:t>Canzone.objects.create</w:t>
+      </w:r>
+      <w:proofErr w:type="spellEnd"/>
+      <w:proofErr w:type="gramEnd"/>
+      <w:r>
         <w:t>(titolo="</w:t>
       </w:r>
       <w:proofErr w:type="spellStart"/>
       <w:r>
-        <w:t>Bad</w:t>
+        <w:t>Freddie</w:t>
+      </w:r>
+      <w:proofErr w:type="spellEnd"/>
+      <w:r>
+        <w:t xml:space="preserve"> </w:t>
+      </w:r>
+      <w:proofErr w:type="spellStart"/>
+      <w:r>
+        <w:t>Freeloader</w:t>
       </w:r>
       <w:proofErr w:type="spellEnd"/>
       <w:r>
@@ -1663,7 +2732,7 @@
       </w:r>
       <w:proofErr w:type="spellStart"/>
       <w:r>
-        <w:t>bad</w:t>
+        <w:t>kind</w:t>
       </w:r>
       <w:proofErr w:type="spellEnd"/>
       <w:r>
@@ -1675,7 +2744,7 @@
       </w:r>
       <w:proofErr w:type="spellEnd"/>
       <w:r>
-        <w:t>=247, traccia=1)</w:t>
+        <w:t>=589, traccia=2)</w:t>
       </w:r>
     </w:p>
     <w:p>
@@ -1687,11 +2756,11 @@
       <w:proofErr w:type="spellEnd"/>
       <w:proofErr w:type="gramEnd"/>
       <w:r>
-        <w:t>(titolo="Man in the Mirror", album=</w:t>
-      </w:r>
-      <w:proofErr w:type="spellStart"/>
-      <w:r>
-        <w:t>bad</w:t>
+        <w:t>(titolo="Blue in Green", album=</w:t>
+      </w:r>
+      <w:proofErr w:type="spellStart"/>
+      <w:r>
+        <w:t>kind</w:t>
       </w:r>
       <w:proofErr w:type="spellEnd"/>
       <w:r>
@@ -1703,12 +2772,12 @@
       </w:r>
       <w:proofErr w:type="spellEnd"/>
       <w:r>
-        <w:t>=319, traccia=2)</w:t>
-      </w:r>
-    </w:p>
-    <w:p>
-      <w:r>
-        <w:t xml:space="preserve">ok = </w:t>
+        <w:t>=337, traccia=3)</w:t>
+      </w:r>
+    </w:p>
+    <w:p>
+      <w:r>
+        <w:t xml:space="preserve">love = </w:t>
       </w:r>
       <w:proofErr w:type="spellStart"/>
       <w:proofErr w:type="gramStart"/>
@@ -1718,15 +2787,7 @@
       <w:proofErr w:type="spellEnd"/>
       <w:proofErr w:type="gramEnd"/>
       <w:r>
-        <w:t>(titolo="OK Computer", artista=</w:t>
-      </w:r>
-      <w:proofErr w:type="spellStart"/>
-      <w:r>
-        <w:t>radiohead</w:t>
-      </w:r>
-      <w:proofErr w:type="spellEnd"/>
-      <w:r>
-        <w:t>, anno=1997, genere="Rock")</w:t>
+        <w:t>(titolo="A Love Supreme", artista=coltrane, anno=1965, genere="Jazz")</w:t>
       </w:r>
     </w:p>
     <w:p>
@@ -1742,11 +2803,11 @@
       </w:r>
       <w:proofErr w:type="spellStart"/>
       <w:r>
-        <w:t>Paranoid</w:t>
-      </w:r>
-      <w:proofErr w:type="spellEnd"/>
-      <w:r>
-        <w:t xml:space="preserve"> Android", album=ok, </w:t>
+        <w:t>Acknowledgement</w:t>
+      </w:r>
+      <w:proofErr w:type="spellEnd"/>
+      <w:r>
+        <w:t xml:space="preserve">", album=love, </w:t>
       </w:r>
       <w:proofErr w:type="spellStart"/>
       <w:r>
@@ -1754,20 +2815,27 @@
       </w:r>
       <w:proofErr w:type="spellEnd"/>
       <w:r>
-        <w:t>=383, traccia=1)</w:t>
-      </w:r>
-    </w:p>
-    <w:p>
-      <w:proofErr w:type="spellStart"/>
-      <w:proofErr w:type="gramStart"/>
-      <w:r>
-        <w:lastRenderedPageBreak/>
+        <w:t>=473, traccia=1)</w:t>
+      </w:r>
+    </w:p>
+    <w:p>
+      <w:proofErr w:type="spellStart"/>
+      <w:proofErr w:type="gramStart"/>
+      <w:r>
         <w:t>Canzone.objects.create</w:t>
       </w:r>
       <w:proofErr w:type="spellEnd"/>
       <w:proofErr w:type="gramEnd"/>
       <w:r>
-        <w:t xml:space="preserve">(titolo="Karma Police", album=ok, </w:t>
+        <w:t>(titolo="</w:t>
+      </w:r>
+      <w:proofErr w:type="spellStart"/>
+      <w:r>
+        <w:t>Resolution</w:t>
+      </w:r>
+      <w:proofErr w:type="spellEnd"/>
+      <w:r>
+        <w:t xml:space="preserve">", album=love, </w:t>
       </w:r>
       <w:proofErr w:type="spellStart"/>
       <w:r>
@@ -1775,7 +2843,7 @@
       </w:r>
       <w:proofErr w:type="spellEnd"/>
       <w:r>
-        <w:t>=263, traccia=2)</w:t>
+        <w:t>=438, traccia=2)</w:t>
       </w:r>
     </w:p>
     <w:p>
@@ -1787,15 +2855,15 @@
       <w:proofErr w:type="spellEnd"/>
       <w:proofErr w:type="gramEnd"/>
       <w:r>
-        <w:t xml:space="preserve">(titolo="No </w:t>
-      </w:r>
-      <w:proofErr w:type="spellStart"/>
-      <w:r>
-        <w:t>Surprises</w:t>
-      </w:r>
-      <w:proofErr w:type="spellEnd"/>
-      <w:r>
-        <w:t xml:space="preserve">", album=ok, </w:t>
+        <w:t>(titolo="</w:t>
+      </w:r>
+      <w:proofErr w:type="spellStart"/>
+      <w:r>
+        <w:t>Pursuance</w:t>
+      </w:r>
+      <w:proofErr w:type="spellEnd"/>
+      <w:r>
+        <w:t xml:space="preserve">", album=love, </w:t>
       </w:r>
       <w:proofErr w:type="spellStart"/>
       <w:r>
@@ -1803,87 +2871,198 @@
       </w:r>
       <w:proofErr w:type="spellEnd"/>
       <w:r>
-        <w:t>=228, traccia=3)</w:t>
-      </w:r>
-    </w:p>
-    <w:p>
-      <w:proofErr w:type="spellStart"/>
-      <w:r>
-        <w:t>nev</w:t>
-      </w:r>
-      <w:proofErr w:type="spellEnd"/>
-      <w:r>
-        <w:t xml:space="preserve"> = </w:t>
-      </w:r>
-      <w:proofErr w:type="spellStart"/>
-      <w:proofErr w:type="gramStart"/>
-      <w:r>
-        <w:t>Album.objects.create</w:t>
-      </w:r>
-      <w:proofErr w:type="spellEnd"/>
-      <w:proofErr w:type="gramEnd"/>
-      <w:r>
-        <w:t>(titolo="</w:t>
-      </w:r>
-      <w:proofErr w:type="spellStart"/>
-      <w:r>
-        <w:t>Nevermind</w:t>
-      </w:r>
-      <w:proofErr w:type="spellEnd"/>
-      <w:r>
-        <w:t>", artista=nirvana, anno=1991, genere="Rock")</w:t>
-      </w:r>
-    </w:p>
-    <w:p>
-      <w:proofErr w:type="spellStart"/>
-      <w:proofErr w:type="gramStart"/>
-      <w:r>
-        <w:t>Canzone.objects.create</w:t>
-      </w:r>
-      <w:proofErr w:type="spellEnd"/>
-      <w:proofErr w:type="gramEnd"/>
-      <w:r>
-        <w:t>(titolo="</w:t>
-      </w:r>
-      <w:proofErr w:type="spellStart"/>
-      <w:r>
-        <w:t>Smells</w:t>
-      </w:r>
-      <w:proofErr w:type="spellEnd"/>
-      <w:r>
-        <w:t xml:space="preserve"> Like Teen Spirit", album=</w:t>
-      </w:r>
-      <w:proofErr w:type="spellStart"/>
-      <w:r>
-        <w:t>nev</w:t>
-      </w:r>
-      <w:proofErr w:type="spellEnd"/>
-      <w:r>
-        <w:t xml:space="preserve">, </w:t>
-      </w:r>
-      <w:proofErr w:type="spellStart"/>
-      <w:r>
-        <w:t>durata_secondi</w:t>
-      </w:r>
-      <w:proofErr w:type="spellEnd"/>
-      <w:r>
-        <w:t>=301, traccia=1)</w:t>
-      </w:r>
-    </w:p>
-    <w:p>
-      <w:proofErr w:type="spellStart"/>
-      <w:proofErr w:type="gramStart"/>
-      <w:r>
-        <w:t>Canzone.objects.create</w:t>
-      </w:r>
-      <w:proofErr w:type="spellEnd"/>
-      <w:proofErr w:type="gramEnd"/>
-      <w:r>
-        <w:t xml:space="preserve">(titolo="Come </w:t>
-      </w:r>
-      <w:proofErr w:type="spellStart"/>
-      <w:r>
-        <w:t>as</w:t>
+        <w:t>=667, traccia=3)</w:t>
+      </w:r>
+    </w:p>
+    <w:p>
+      <w:proofErr w:type="spellStart"/>
+      <w:proofErr w:type="gramStart"/>
+      <w:r>
+        <w:t>print</w:t>
+      </w:r>
+      <w:proofErr w:type="spellEnd"/>
+      <w:r>
+        <w:t>(</w:t>
+      </w:r>
+      <w:proofErr w:type="spellStart"/>
+      <w:proofErr w:type="gramEnd"/>
+      <w:r>
+        <w:t>f"Artisti</w:t>
+      </w:r>
+      <w:proofErr w:type="spellEnd"/>
+      <w:r>
+        <w:t>: {</w:t>
+      </w:r>
+      <w:proofErr w:type="spellStart"/>
+      <w:r>
+        <w:t>Artista.objects.count</w:t>
+      </w:r>
+      <w:proofErr w:type="spellEnd"/>
+      <w:r>
+        <w:t>()}, Album: {</w:t>
+      </w:r>
+      <w:proofErr w:type="spellStart"/>
+      <w:r>
+        <w:t>Album.objects.count</w:t>
+      </w:r>
+      <w:proofErr w:type="spellEnd"/>
+      <w:r>
+        <w:t>()}, Canzoni: {</w:t>
+      </w:r>
+      <w:proofErr w:type="spellStart"/>
+      <w:r>
+        <w:t>Canzone.objects.count</w:t>
+      </w:r>
+      <w:proofErr w:type="spellEnd"/>
+      <w:r>
+        <w:t>()}")</w:t>
+      </w:r>
+    </w:p>
+    <w:p/>
+    <w:p>
+      <w:r>
+        <w:t xml:space="preserve">&gt;&gt;&gt; </w:t>
+      </w:r>
+      <w:proofErr w:type="spellStart"/>
+      <w:proofErr w:type="gramStart"/>
+      <w:r>
+        <w:t>Artista.objects.filter</w:t>
+      </w:r>
+      <w:proofErr w:type="spellEnd"/>
+      <w:proofErr w:type="gramEnd"/>
+      <w:r>
+        <w:t>(</w:t>
+      </w:r>
+      <w:proofErr w:type="spellStart"/>
+      <w:r>
+        <w:t>nome__in</w:t>
+      </w:r>
+      <w:proofErr w:type="spellEnd"/>
+      <w:r>
+        <w:t>=["John Coltrane", "Miles Davis"])</w:t>
+      </w:r>
+    </w:p>
+    <w:p>
+      <w:r>
+        <w:t>&lt;</w:t>
+      </w:r>
+      <w:proofErr w:type="spellStart"/>
+      <w:r>
+        <w:t>QuerySet</w:t>
+      </w:r>
+      <w:proofErr w:type="spellEnd"/>
+      <w:r>
+        <w:t xml:space="preserve"> [&lt;Artista: John Coltrane (Americana) - Album: 1&gt;, &lt;Artista: Miles Davis (Americana) - Album: 1&gt;]&gt;</w:t>
+      </w:r>
+    </w:p>
+    <w:p>
+      <w:r>
+        <w:t>&gt;&gt;&gt;</w:t>
+      </w:r>
+    </w:p>
+    <w:p>
+      <w:r>
+        <w:t xml:space="preserve">&gt;&gt;&gt; </w:t>
+      </w:r>
+      <w:proofErr w:type="spellStart"/>
+      <w:proofErr w:type="gramStart"/>
+      <w:r>
+        <w:t>Album.objects.filter</w:t>
+      </w:r>
+      <w:proofErr w:type="spellEnd"/>
+      <w:proofErr w:type="gramEnd"/>
+      <w:r>
+        <w:t>(genere="Jazz")</w:t>
+      </w:r>
+    </w:p>
+    <w:p>
+      <w:r>
+        <w:t>&lt;</w:t>
+      </w:r>
+      <w:proofErr w:type="spellStart"/>
+      <w:r>
+        <w:t>QuerySet</w:t>
+      </w:r>
+      <w:proofErr w:type="spellEnd"/>
+      <w:r>
+        <w:t xml:space="preserve"> [&lt;Album: </w:t>
+      </w:r>
+      <w:proofErr w:type="spellStart"/>
+      <w:r>
+        <w:t>Kind</w:t>
+      </w:r>
+      <w:proofErr w:type="spellEnd"/>
+      <w:r>
+        <w:t xml:space="preserve"> of Blue - Miles Davis - 1959 - Jazz&gt;, &lt;Album: A Love Supreme - John Coltrane - 1965 - Jazz&gt;]&gt;</w:t>
+      </w:r>
+    </w:p>
+    <w:p>
+      <w:r>
+        <w:t>&gt;&gt;&gt;</w:t>
+      </w:r>
+    </w:p>
+    <w:p>
+      <w:r>
+        <w:t xml:space="preserve">&gt;&gt;&gt; </w:t>
+      </w:r>
+      <w:proofErr w:type="spellStart"/>
+      <w:proofErr w:type="gramStart"/>
+      <w:r>
+        <w:t>Canzone.objects.filter</w:t>
+      </w:r>
+      <w:proofErr w:type="spellEnd"/>
+      <w:proofErr w:type="gramEnd"/>
+      <w:r>
+        <w:t>(</w:t>
+      </w:r>
+      <w:proofErr w:type="spellStart"/>
+      <w:r>
+        <w:t>album__genere</w:t>
+      </w:r>
+      <w:proofErr w:type="spellEnd"/>
+      <w:r>
+        <w:t>="Jazz")</w:t>
+      </w:r>
+    </w:p>
+    <w:p>
+      <w:r>
+        <w:t>&lt;</w:t>
+      </w:r>
+      <w:proofErr w:type="spellStart"/>
+      <w:r>
+        <w:t>QuerySet</w:t>
+      </w:r>
+      <w:proofErr w:type="spellEnd"/>
+      <w:r>
+        <w:t xml:space="preserve"> [&lt;Canzone: So </w:t>
+      </w:r>
+      <w:proofErr w:type="spellStart"/>
+      <w:r>
+        <w:t>What</w:t>
+      </w:r>
+      <w:proofErr w:type="spellEnd"/>
+      <w:r>
+        <w:t xml:space="preserve"> - </w:t>
+      </w:r>
+      <w:proofErr w:type="spellStart"/>
+      <w:r>
+        <w:t>Kind</w:t>
+      </w:r>
+      <w:proofErr w:type="spellEnd"/>
+      <w:r>
+        <w:t xml:space="preserve"> of Blue - 562 secondi - traccia 1&gt;, &lt;Canzone: </w:t>
+      </w:r>
+      <w:proofErr w:type="spellStart"/>
+      <w:r>
+        <w:t>Acknowledgement</w:t>
+      </w:r>
+      <w:proofErr w:type="spellEnd"/>
+      <w:r>
+        <w:t xml:space="preserve"> - A Love Supreme - 473 secondi - traccia 1&gt;, &lt;Canzone: </w:t>
+      </w:r>
+      <w:proofErr w:type="spellStart"/>
+      <w:r>
+        <w:t>Freddie</w:t>
       </w:r>
       <w:proofErr w:type="spellEnd"/>
       <w:r>
@@ -1891,471 +3070,43 @@
       </w:r>
       <w:proofErr w:type="spellStart"/>
       <w:r>
-        <w:t>You</w:t>
-      </w:r>
-      <w:proofErr w:type="spellEnd"/>
-      <w:r>
-        <w:t xml:space="preserve"> Are", album=</w:t>
-      </w:r>
-      <w:proofErr w:type="spellStart"/>
-      <w:r>
-        <w:t>nev</w:t>
-      </w:r>
-      <w:proofErr w:type="spellEnd"/>
-      <w:r>
-        <w:t xml:space="preserve">, </w:t>
-      </w:r>
-      <w:proofErr w:type="spellStart"/>
-      <w:r>
-        <w:t>durata_secondi</w:t>
-      </w:r>
-      <w:proofErr w:type="spellEnd"/>
-      <w:r>
-        <w:t>=219, traccia=2)</w:t>
-      </w:r>
-    </w:p>
-    <w:p>
-      <w:proofErr w:type="spellStart"/>
-      <w:proofErr w:type="gramStart"/>
-      <w:r>
-        <w:t>Canzone.objects.create</w:t>
-      </w:r>
-      <w:proofErr w:type="spellEnd"/>
-      <w:proofErr w:type="gramEnd"/>
-      <w:r>
-        <w:t>(titolo="</w:t>
-      </w:r>
-      <w:proofErr w:type="spellStart"/>
-      <w:r>
-        <w:t>Lithium</w:t>
-      </w:r>
-      <w:proofErr w:type="spellEnd"/>
-      <w:r>
-        <w:t>", album=</w:t>
-      </w:r>
-      <w:proofErr w:type="spellStart"/>
-      <w:r>
-        <w:t>nev</w:t>
-      </w:r>
-      <w:proofErr w:type="spellEnd"/>
-      <w:r>
-        <w:t xml:space="preserve">, </w:t>
-      </w:r>
-      <w:proofErr w:type="spellStart"/>
-      <w:r>
-        <w:t>durata_secondi</w:t>
-      </w:r>
-      <w:proofErr w:type="spellEnd"/>
-      <w:r>
-        <w:t>=256, traccia=3)</w:t>
-      </w:r>
-    </w:p>
-    <w:p>
-      <w:proofErr w:type="spellStart"/>
-      <w:r>
-        <w:t>discovery</w:t>
-      </w:r>
-      <w:proofErr w:type="spellEnd"/>
-      <w:r>
-        <w:t xml:space="preserve"> = </w:t>
-      </w:r>
-      <w:proofErr w:type="spellStart"/>
-      <w:proofErr w:type="gramStart"/>
-      <w:r>
-        <w:t>Album.objects.create</w:t>
-      </w:r>
-      <w:proofErr w:type="spellEnd"/>
-      <w:proofErr w:type="gramEnd"/>
-      <w:r>
-        <w:t>(titolo="Discovery", artista=</w:t>
-      </w:r>
-      <w:proofErr w:type="spellStart"/>
-      <w:r>
-        <w:t>daftpunk</w:t>
-      </w:r>
-      <w:proofErr w:type="spellEnd"/>
-      <w:r>
-        <w:t>, anno=2001, genere="Pop")</w:t>
-      </w:r>
-    </w:p>
-    <w:p>
-      <w:proofErr w:type="spellStart"/>
-      <w:proofErr w:type="gramStart"/>
-      <w:r>
-        <w:t>Canzone.objects.create</w:t>
-      </w:r>
-      <w:proofErr w:type="spellEnd"/>
-      <w:proofErr w:type="gramEnd"/>
-      <w:r>
-        <w:t>(titolo="One More Time", album=</w:t>
-      </w:r>
-      <w:proofErr w:type="spellStart"/>
-      <w:r>
-        <w:t>discovery</w:t>
-      </w:r>
-      <w:proofErr w:type="spellEnd"/>
-      <w:r>
-        <w:t xml:space="preserve">, </w:t>
-      </w:r>
-      <w:proofErr w:type="spellStart"/>
-      <w:r>
-        <w:t>durata_secondi</w:t>
-      </w:r>
-      <w:proofErr w:type="spellEnd"/>
-      <w:r>
-        <w:t>=320, traccia=1)</w:t>
-      </w:r>
-    </w:p>
-    <w:p>
-      <w:proofErr w:type="spellStart"/>
-      <w:proofErr w:type="gramStart"/>
-      <w:r>
-        <w:t>Canzone.objects.create</w:t>
-      </w:r>
-      <w:proofErr w:type="spellEnd"/>
-      <w:proofErr w:type="gramEnd"/>
-      <w:r>
-        <w:t>(titolo="Digital Love", album=</w:t>
-      </w:r>
-      <w:proofErr w:type="spellStart"/>
-      <w:r>
-        <w:t>discovery</w:t>
-      </w:r>
-      <w:proofErr w:type="spellEnd"/>
-      <w:r>
-        <w:t xml:space="preserve">, </w:t>
-      </w:r>
-      <w:proofErr w:type="spellStart"/>
-      <w:r>
-        <w:t>durata_secondi</w:t>
-      </w:r>
-      <w:proofErr w:type="spellEnd"/>
-      <w:r>
-        <w:t>=301, traccia=2)</w:t>
-      </w:r>
-    </w:p>
-    <w:p>
-      <w:proofErr w:type="spellStart"/>
-      <w:proofErr w:type="gramStart"/>
-      <w:r>
-        <w:t>Canzone.objects.create</w:t>
-      </w:r>
-      <w:proofErr w:type="spellEnd"/>
-      <w:proofErr w:type="gramEnd"/>
-      <w:r>
-        <w:t>(titolo="</w:t>
-      </w:r>
-      <w:proofErr w:type="spellStart"/>
-      <w:r>
-        <w:t>Harder</w:t>
-      </w:r>
-      <w:proofErr w:type="spellEnd"/>
-      <w:r>
-        <w:t xml:space="preserve"> Better </w:t>
-      </w:r>
-      <w:proofErr w:type="spellStart"/>
-      <w:r>
-        <w:t>Faster</w:t>
-      </w:r>
-      <w:proofErr w:type="spellEnd"/>
-      <w:r>
-        <w:t>", album=</w:t>
-      </w:r>
-      <w:proofErr w:type="spellStart"/>
-      <w:r>
-        <w:t>discovery</w:t>
-      </w:r>
-      <w:proofErr w:type="spellEnd"/>
-      <w:r>
-        <w:t xml:space="preserve">, </w:t>
-      </w:r>
-      <w:proofErr w:type="spellStart"/>
-      <w:r>
-        <w:t>durata_secondi</w:t>
-      </w:r>
-      <w:proofErr w:type="spellEnd"/>
-      <w:r>
-        <w:t>=224, traccia=3)</w:t>
-      </w:r>
-    </w:p>
-    <w:p>
-      <w:proofErr w:type="spellStart"/>
-      <w:r>
-        <w:t>ram</w:t>
-      </w:r>
-      <w:proofErr w:type="spellEnd"/>
-      <w:r>
-        <w:t xml:space="preserve"> = </w:t>
-      </w:r>
-      <w:proofErr w:type="spellStart"/>
-      <w:proofErr w:type="gramStart"/>
-      <w:r>
-        <w:t>Album.objects.create</w:t>
-      </w:r>
-      <w:proofErr w:type="spellEnd"/>
-      <w:proofErr w:type="gramEnd"/>
-      <w:r>
-        <w:t xml:space="preserve">(titolo="Random Access </w:t>
-      </w:r>
-      <w:proofErr w:type="spellStart"/>
-      <w:r>
-        <w:t>Memories</w:t>
-      </w:r>
-      <w:proofErr w:type="spellEnd"/>
-      <w:r>
-        <w:t>", artista=</w:t>
-      </w:r>
-      <w:proofErr w:type="spellStart"/>
-      <w:r>
-        <w:t>daftpunk</w:t>
-      </w:r>
-      <w:proofErr w:type="spellEnd"/>
-      <w:r>
-        <w:t>, anno=2013, genere="Pop")</w:t>
-      </w:r>
-    </w:p>
-    <w:p>
-      <w:proofErr w:type="spellStart"/>
-      <w:proofErr w:type="gramStart"/>
-      <w:r>
-        <w:t>Canzone.objects.create</w:t>
-      </w:r>
-      <w:proofErr w:type="spellEnd"/>
-      <w:proofErr w:type="gramEnd"/>
-      <w:r>
-        <w:t>(titolo="</w:t>
-      </w:r>
-      <w:proofErr w:type="spellStart"/>
-      <w:r>
-        <w:t>Get</w:t>
-      </w:r>
-      <w:proofErr w:type="spellEnd"/>
-      <w:r>
-        <w:t xml:space="preserve"> Lucky", album=</w:t>
-      </w:r>
-      <w:proofErr w:type="spellStart"/>
-      <w:r>
-        <w:t>ram</w:t>
-      </w:r>
-      <w:proofErr w:type="spellEnd"/>
-      <w:r>
-        <w:t xml:space="preserve">, </w:t>
-      </w:r>
-      <w:proofErr w:type="spellStart"/>
-      <w:r>
-        <w:t>durata_secondi</w:t>
-      </w:r>
-      <w:proofErr w:type="spellEnd"/>
-      <w:r>
-        <w:t>=369, traccia=1)</w:t>
-      </w:r>
-    </w:p>
-    <w:p>
-      <w:proofErr w:type="spellStart"/>
-      <w:proofErr w:type="gramStart"/>
-      <w:r>
-        <w:t>Canzone.objects.create</w:t>
-      </w:r>
-      <w:proofErr w:type="spellEnd"/>
-      <w:proofErr w:type="gramEnd"/>
-      <w:r>
-        <w:t xml:space="preserve">(titolo="Instant </w:t>
-      </w:r>
-      <w:proofErr w:type="spellStart"/>
-      <w:r>
-        <w:t>Crush</w:t>
-      </w:r>
-      <w:proofErr w:type="spellEnd"/>
-      <w:r>
-        <w:t>", album=</w:t>
-      </w:r>
-      <w:proofErr w:type="spellStart"/>
-      <w:r>
-        <w:t>ram</w:t>
-      </w:r>
-      <w:proofErr w:type="spellEnd"/>
-      <w:r>
-        <w:t xml:space="preserve">, </w:t>
-      </w:r>
-      <w:proofErr w:type="spellStart"/>
-      <w:r>
-        <w:t>durata_secondi</w:t>
-      </w:r>
-      <w:proofErr w:type="spellEnd"/>
-      <w:r>
-        <w:t>=337, traccia=2)</w:t>
-      </w:r>
-    </w:p>
-    <w:p>
-      <w:proofErr w:type="spellStart"/>
-      <w:r>
-        <w:t>viol</w:t>
-      </w:r>
-      <w:proofErr w:type="spellEnd"/>
-      <w:r>
-        <w:t xml:space="preserve"> = </w:t>
-      </w:r>
-      <w:proofErr w:type="spellStart"/>
-      <w:proofErr w:type="gramStart"/>
-      <w:r>
-        <w:t>Album.objects.create</w:t>
-      </w:r>
-      <w:proofErr w:type="spellEnd"/>
-      <w:proofErr w:type="gramEnd"/>
-      <w:r>
-        <w:t>(titolo="Violator", artista=</w:t>
-      </w:r>
-      <w:proofErr w:type="spellStart"/>
-      <w:r>
-        <w:t>depeche</w:t>
-      </w:r>
-      <w:proofErr w:type="spellEnd"/>
-      <w:r>
-        <w:t>, anno=1990, genere="Pop")</w:t>
-      </w:r>
-    </w:p>
-    <w:p>
-      <w:proofErr w:type="spellStart"/>
-      <w:proofErr w:type="gramStart"/>
-      <w:r>
-        <w:t>Canzone.objects.create</w:t>
-      </w:r>
-      <w:proofErr w:type="spellEnd"/>
-      <w:proofErr w:type="gramEnd"/>
-      <w:r>
-        <w:t>(titolo="Personal Jesus", album=</w:t>
-      </w:r>
-      <w:proofErr w:type="spellStart"/>
-      <w:r>
-        <w:t>viol</w:t>
-      </w:r>
-      <w:proofErr w:type="spellEnd"/>
-      <w:r>
-        <w:t xml:space="preserve">, </w:t>
-      </w:r>
-      <w:proofErr w:type="spellStart"/>
-      <w:r>
-        <w:t>durata_secondi</w:t>
-      </w:r>
-      <w:proofErr w:type="spellEnd"/>
-      <w:r>
-        <w:t>=228, traccia=1)</w:t>
-      </w:r>
-    </w:p>
-    <w:p>
-      <w:proofErr w:type="spellStart"/>
-      <w:proofErr w:type="gramStart"/>
-      <w:r>
-        <w:t>Canzone.objects.create</w:t>
-      </w:r>
-      <w:proofErr w:type="spellEnd"/>
-      <w:proofErr w:type="gramEnd"/>
-      <w:r>
-        <w:t>(titolo="</w:t>
-      </w:r>
-      <w:proofErr w:type="spellStart"/>
-      <w:r>
-        <w:t>Enjoy</w:t>
-      </w:r>
-      <w:proofErr w:type="spellEnd"/>
-      <w:r>
-        <w:t xml:space="preserve"> the </w:t>
-      </w:r>
-      <w:proofErr w:type="spellStart"/>
-      <w:r>
-        <w:t>Silence</w:t>
-      </w:r>
-      <w:proofErr w:type="spellEnd"/>
-      <w:r>
-        <w:t>", album=</w:t>
-      </w:r>
-      <w:proofErr w:type="spellStart"/>
-      <w:r>
-        <w:t>viol</w:t>
-      </w:r>
-      <w:proofErr w:type="spellEnd"/>
-      <w:r>
-        <w:t xml:space="preserve">, </w:t>
-      </w:r>
-      <w:proofErr w:type="spellStart"/>
-      <w:r>
-        <w:t>durata_secondi</w:t>
-      </w:r>
-      <w:proofErr w:type="spellEnd"/>
-      <w:r>
-        <w:t>=276, traccia=2)</w:t>
-      </w:r>
-    </w:p>
-    <w:p>
-      <w:proofErr w:type="spellStart"/>
-      <w:proofErr w:type="gramStart"/>
-      <w:r>
-        <w:t>Canzone.objects.create</w:t>
-      </w:r>
-      <w:proofErr w:type="spellEnd"/>
-      <w:proofErr w:type="gramEnd"/>
-      <w:r>
-        <w:t>(titolo="Policy of Truth", album=</w:t>
-      </w:r>
-      <w:proofErr w:type="spellStart"/>
-      <w:r>
-        <w:t>viol</w:t>
-      </w:r>
-      <w:proofErr w:type="spellEnd"/>
-      <w:r>
-        <w:t xml:space="preserve">, </w:t>
-      </w:r>
-      <w:proofErr w:type="spellStart"/>
-      <w:r>
-        <w:t>durata_secondi</w:t>
-      </w:r>
-      <w:proofErr w:type="spellEnd"/>
-      <w:r>
-        <w:t>=245, traccia=3)</w:t>
-      </w:r>
-    </w:p>
-    <w:p>
-      <w:proofErr w:type="spellStart"/>
-      <w:proofErr w:type="gramStart"/>
-      <w:r>
-        <w:t>print</w:t>
-      </w:r>
-      <w:proofErr w:type="spellEnd"/>
-      <w:r>
-        <w:t>(</w:t>
-      </w:r>
-      <w:proofErr w:type="spellStart"/>
-      <w:proofErr w:type="gramEnd"/>
-      <w:r>
-        <w:t>f"Artisti</w:t>
-      </w:r>
-      <w:proofErr w:type="spellEnd"/>
-      <w:r>
-        <w:t>: {</w:t>
-      </w:r>
-      <w:proofErr w:type="spellStart"/>
-      <w:r>
-        <w:t>Artista.objects.count</w:t>
-      </w:r>
-      <w:proofErr w:type="spellEnd"/>
-      <w:r>
-        <w:t>()}, Album: {</w:t>
-      </w:r>
-      <w:proofErr w:type="spellStart"/>
-      <w:r>
-        <w:t>Album.objects.count</w:t>
-      </w:r>
-      <w:proofErr w:type="spellEnd"/>
-      <w:r>
-        <w:t>()}, Canzoni: {</w:t>
-      </w:r>
-      <w:proofErr w:type="spellStart"/>
-      <w:r>
-        <w:t>Canzone.objects.count</w:t>
-      </w:r>
-      <w:proofErr w:type="spellEnd"/>
-      <w:r>
-        <w:t>()}")</w:t>
+        <w:t>Freeloader</w:t>
+      </w:r>
+      <w:proofErr w:type="spellEnd"/>
+      <w:r>
+        <w:t xml:space="preserve"> - </w:t>
+      </w:r>
+      <w:proofErr w:type="spellStart"/>
+      <w:r>
+        <w:t>Kind</w:t>
+      </w:r>
+      <w:proofErr w:type="spellEnd"/>
+      <w:r>
+        <w:t xml:space="preserve"> of Blue - 589 secondi - traccia 2&gt;, &lt;Canzone: </w:t>
+      </w:r>
+      <w:proofErr w:type="spellStart"/>
+      <w:r>
+        <w:t>Resolution</w:t>
+      </w:r>
+      <w:proofErr w:type="spellEnd"/>
+      <w:r>
+        <w:t xml:space="preserve"> - A Love Supreme - 438 secondi - traccia 2&gt;, &lt;Canzone: Blue in Green - </w:t>
+      </w:r>
+      <w:proofErr w:type="spellStart"/>
+      <w:r>
+        <w:t>Kind</w:t>
+      </w:r>
+      <w:proofErr w:type="spellEnd"/>
+      <w:r>
+        <w:t xml:space="preserve"> of Blue - 337 secondi - traccia 3&gt;, &lt;Canzone: </w:t>
+      </w:r>
+      <w:proofErr w:type="spellStart"/>
+      <w:r>
+        <w:t>Pursuance</w:t>
+      </w:r>
+      <w:proofErr w:type="spellEnd"/>
+      <w:r>
+        <w:t xml:space="preserve"> - A Love Supreme - 667 secondi - traccia 3&gt;]&gt;</w:t>
       </w:r>
     </w:p>
     <w:p/>
@@ -2417,7 +3168,6 @@
         </w:numPr>
       </w:pPr>
       <w:r>
-        <w:lastRenderedPageBreak/>
         <w:t xml:space="preserve">Titolo e durata di tutte le canzoni il cui artista si chiama “Mercury”, ordinate per numero di </w:t>
       </w:r>
       <w:proofErr w:type="gramStart"/>
@@ -2451,31 +3201,731 @@
     </w:p>
     <w:p>
       <w:r>
-        <w:t>Possibili soluzioni:</w:t>
+        <w:t>Soluzione</w:t>
+      </w:r>
+      <w:r>
+        <w:t>:</w:t>
       </w:r>
     </w:p>
     <w:p>
       <w:pPr>
         <w:pStyle w:val="Paragrafoelenco"/>
-        <w:numPr>
-          <w:ilvl w:val="0"/>
-          <w:numId w:val="4"/>
-        </w:numPr>
+      </w:pPr>
+      <w:proofErr w:type="spellStart"/>
+      <w:r>
+        <w:t>python</w:t>
+      </w:r>
+      <w:proofErr w:type="spellEnd"/>
+      <w:r>
+        <w:t xml:space="preserve"> manage.py </w:t>
+      </w:r>
+      <w:proofErr w:type="spellStart"/>
+      <w:r>
+        <w:t>shell</w:t>
+      </w:r>
+      <w:proofErr w:type="spellEnd"/>
+    </w:p>
+    <w:p>
+      <w:pPr>
+        <w:pStyle w:val="Paragrafoelenco"/>
+      </w:pPr>
+    </w:p>
+    <w:p>
+      <w:pPr>
+        <w:pStyle w:val="Paragrafoelenco"/>
+      </w:pPr>
+      <w:r>
+        <w:t>Import base sempre necessari:</w:t>
+      </w:r>
+    </w:p>
+    <w:p>
+      <w:pPr>
+        <w:pStyle w:val="Paragrafoelenco"/>
+      </w:pPr>
+      <w:r>
+        <w:t xml:space="preserve">from </w:t>
+      </w:r>
+      <w:proofErr w:type="spellStart"/>
+      <w:proofErr w:type="gramStart"/>
+      <w:r>
+        <w:t>catalogo.models</w:t>
+      </w:r>
+      <w:proofErr w:type="spellEnd"/>
+      <w:proofErr w:type="gramEnd"/>
+      <w:r>
+        <w:t xml:space="preserve"> import Artista, Album, Canzone</w:t>
+      </w:r>
+    </w:p>
+    <w:p>
+      <w:pPr>
+        <w:pStyle w:val="Paragrafoelenco"/>
+      </w:pPr>
+    </w:p>
+    <w:p>
+      <w:pPr>
+        <w:pStyle w:val="Paragrafoelenco"/>
+      </w:pPr>
+      <w:proofErr w:type="spellStart"/>
+      <w:r>
+        <w:t>python</w:t>
+      </w:r>
+      <w:proofErr w:type="spellEnd"/>
+      <w:r>
+        <w:t># 1. — nessun import aggiuntivo</w:t>
+      </w:r>
+    </w:p>
+    <w:p>
+      <w:pPr>
+        <w:pStyle w:val="Paragrafoelenco"/>
+      </w:pPr>
+      <w:proofErr w:type="spellStart"/>
+      <w:r>
+        <w:t>Album.objects.all</w:t>
+      </w:r>
+      <w:proofErr w:type="spellEnd"/>
+      <w:r>
+        <w:t>(</w:t>
+      </w:r>
+      <w:proofErr w:type="gramStart"/>
+      <w:r>
+        <w:t>).</w:t>
+      </w:r>
+      <w:proofErr w:type="spellStart"/>
+      <w:r>
+        <w:t>order</w:t>
+      </w:r>
+      <w:proofErr w:type="gramEnd"/>
+      <w:r>
+        <w:t>_by</w:t>
+      </w:r>
+      <w:proofErr w:type="spellEnd"/>
+      <w:r>
+        <w:t>('-anno')</w:t>
+      </w:r>
+    </w:p>
+    <w:p>
+      <w:pPr>
+        <w:pStyle w:val="Paragrafoelenco"/>
+      </w:pPr>
+    </w:p>
+    <w:p>
+      <w:pPr>
+        <w:pStyle w:val="Paragrafoelenco"/>
+      </w:pPr>
+      <w:proofErr w:type="spellStart"/>
+      <w:r>
+        <w:t>Outup</w:t>
+      </w:r>
+      <w:proofErr w:type="spellEnd"/>
+      <w:r>
+        <w:t xml:space="preserve"> atteso:</w:t>
+      </w:r>
+    </w:p>
+    <w:p>
+      <w:pPr>
+        <w:pStyle w:val="Paragrafoelenco"/>
+      </w:pPr>
+    </w:p>
+    <w:p>
+      <w:pPr>
+        <w:pStyle w:val="Paragrafoelenco"/>
+      </w:pPr>
+      <w:r>
+        <w:t>&lt;</w:t>
+      </w:r>
+      <w:proofErr w:type="spellStart"/>
+      <w:r>
+        <w:t>QuerySet</w:t>
+      </w:r>
+      <w:proofErr w:type="spellEnd"/>
+      <w:r>
+        <w:t xml:space="preserve"> [&lt;Album: Random Access </w:t>
+      </w:r>
+      <w:proofErr w:type="spellStart"/>
+      <w:r>
+        <w:t>Memories</w:t>
+      </w:r>
+      <w:proofErr w:type="spellEnd"/>
+      <w:r>
+        <w:t xml:space="preserve"> - Daft Punk - 2013 - Pop&gt;, &lt;Album: </w:t>
+      </w:r>
+      <w:proofErr w:type="spellStart"/>
+      <w:r>
+        <w:t>Discovery</w:t>
+      </w:r>
+      <w:proofErr w:type="spellEnd"/>
+      <w:r>
+        <w:t xml:space="preserve"> - Daft Punk - 2001 - Pop&gt;, &lt;Album: OK Computer - </w:t>
+      </w:r>
+      <w:proofErr w:type="spellStart"/>
+      <w:r>
+        <w:t>Radiohead</w:t>
+      </w:r>
+      <w:proofErr w:type="spellEnd"/>
+      <w:r>
+        <w:t xml:space="preserve"> - 1997 - Rock&gt;, &lt;Album: </w:t>
+      </w:r>
+      <w:proofErr w:type="spellStart"/>
+      <w:r>
+        <w:t>Nevermind</w:t>
+      </w:r>
+      <w:proofErr w:type="spellEnd"/>
+      <w:r>
+        <w:t xml:space="preserve"> - Nirvana - 1991 - Rock&gt;, &lt;Album: Violator - </w:t>
+      </w:r>
+      <w:proofErr w:type="spellStart"/>
+      <w:r>
+        <w:t>Depeche</w:t>
+      </w:r>
+      <w:proofErr w:type="spellEnd"/>
+      <w:r>
+        <w:t xml:space="preserve"> Mode - 1990 - Pop&gt;, &lt;Album: </w:t>
+      </w:r>
+      <w:proofErr w:type="spellStart"/>
+      <w:r>
+        <w:t>Bad</w:t>
+      </w:r>
+      <w:proofErr w:type="spellEnd"/>
+      <w:r>
+        <w:t xml:space="preserve"> - Michael Jackson - 1987 - Pop&gt;, &lt;Album: Thriller - Michael Jackson - 1982 - Pop&gt;, &lt;Album: The </w:t>
+      </w:r>
+      <w:proofErr w:type="spellStart"/>
+      <w:r>
+        <w:t>Wall</w:t>
+      </w:r>
+      <w:proofErr w:type="spellEnd"/>
+      <w:r>
+        <w:t xml:space="preserve"> - Pink Floyd - 1979 - Rock&gt;, &lt;Album: Jazz - Queen - 1978 - Rock&gt;, &lt;Album: </w:t>
+      </w:r>
+      <w:proofErr w:type="spellStart"/>
+      <w:r>
+        <w:t>Heroes</w:t>
+      </w:r>
+      <w:proofErr w:type="spellEnd"/>
+      <w:r>
+        <w:t xml:space="preserve"> - David Bowie - 1977 - Rock&gt;, &lt;Album: A Night </w:t>
+      </w:r>
+      <w:proofErr w:type="spellStart"/>
+      <w:r>
+        <w:t>at</w:t>
+      </w:r>
+      <w:proofErr w:type="spellEnd"/>
+      <w:r>
+        <w:t xml:space="preserve"> the Opera - Queen - 1975 - Rock&gt;, &lt;Album: The Dark Side of the Moon - Pink Floyd - 1973 - Rock&gt;, &lt;Album: Ziggy Stardust - David Bowie - 1972 - Rock&gt;, &lt;Album: Led Zeppelin IV - Led Zeppelin - 1971 - Rock&gt;, &lt;Album: Abbey Road - The Beatles - 1969 - Rock&gt;, &lt;Album: </w:t>
+      </w:r>
+      <w:proofErr w:type="spellStart"/>
+      <w:r>
+        <w:t>Sgt</w:t>
+      </w:r>
+      <w:proofErr w:type="spellEnd"/>
+      <w:r>
+        <w:t xml:space="preserve">. </w:t>
+      </w:r>
+      <w:proofErr w:type="spellStart"/>
+      <w:r>
+        <w:t>Pepper's</w:t>
+      </w:r>
+      <w:proofErr w:type="spellEnd"/>
+      <w:r>
+        <w:t xml:space="preserve"> - The Beatles - 1967 - Rock&gt;, &lt;Album: A Love Supreme - John Coltrane - 1965 - Jazz&gt;, &lt;Album: </w:t>
+      </w:r>
+      <w:proofErr w:type="spellStart"/>
+      <w:r>
+        <w:t>Kind</w:t>
+      </w:r>
+      <w:proofErr w:type="spellEnd"/>
+      <w:r>
+        <w:t xml:space="preserve"> of Blue - Miles Davis - 1959 - Jazz&gt;]&gt;</w:t>
+      </w:r>
+    </w:p>
+    <w:p>
+      <w:pPr>
+        <w:pStyle w:val="Paragrafoelenco"/>
+      </w:pPr>
+    </w:p>
+    <w:p>
+      <w:pPr>
+        <w:pStyle w:val="Paragrafoelenco"/>
+      </w:pPr>
+      <w:proofErr w:type="spellStart"/>
+      <w:r>
+        <w:t>python</w:t>
+      </w:r>
+      <w:proofErr w:type="spellEnd"/>
+      <w:r>
+        <w:t># 2. — serve Q per le condizioni OR</w:t>
+      </w:r>
+    </w:p>
+    <w:p>
+      <w:pPr>
+        <w:pStyle w:val="Paragrafoelenco"/>
+      </w:pPr>
+      <w:r>
+        <w:t xml:space="preserve">from </w:t>
+      </w:r>
+      <w:proofErr w:type="spellStart"/>
+      <w:r>
+        <w:t>django.</w:t>
+      </w:r>
+      <w:proofErr w:type="gramStart"/>
+      <w:r>
+        <w:t>db.models</w:t>
+      </w:r>
+      <w:proofErr w:type="spellEnd"/>
+      <w:proofErr w:type="gramEnd"/>
+      <w:r>
+        <w:t xml:space="preserve"> import Q</w:t>
+      </w:r>
+    </w:p>
+    <w:p>
+      <w:pPr>
+        <w:pStyle w:val="Paragrafoelenco"/>
+      </w:pPr>
+      <w:proofErr w:type="spellStart"/>
+      <w:proofErr w:type="gramStart"/>
+      <w:r>
+        <w:t>Album.objects.filter</w:t>
+      </w:r>
+      <w:proofErr w:type="spellEnd"/>
+      <w:proofErr w:type="gramEnd"/>
+      <w:r>
+        <w:t>(Q(genere='Rock') | Q(genere='Jazz'))</w:t>
+      </w:r>
+    </w:p>
+    <w:p>
+      <w:pPr>
+        <w:pStyle w:val="Paragrafoelenco"/>
+      </w:pPr>
+    </w:p>
+    <w:p>
+      <w:pPr>
+        <w:pStyle w:val="Paragrafoelenco"/>
+      </w:pPr>
+      <w:r>
+        <w:t>Output atteso:</w:t>
+      </w:r>
+    </w:p>
+    <w:p>
+      <w:pPr>
+        <w:pStyle w:val="Paragrafoelenco"/>
+      </w:pPr>
+      <w:r>
+        <w:t>&lt;</w:t>
+      </w:r>
+      <w:proofErr w:type="spellStart"/>
+      <w:r>
+        <w:t>QuerySet</w:t>
+      </w:r>
+      <w:proofErr w:type="spellEnd"/>
+      <w:r>
+        <w:t xml:space="preserve"> [&lt;Album: </w:t>
+      </w:r>
+      <w:proofErr w:type="spellStart"/>
+      <w:r>
+        <w:t>Kind</w:t>
+      </w:r>
+      <w:proofErr w:type="spellEnd"/>
+      <w:r>
+        <w:t xml:space="preserve"> of Blue - Miles Davis - 1959 - Jazz&gt;, &lt;Album: A Love Supreme - John Coltrane - 1965 - Jazz&gt;, &lt;Album: </w:t>
+      </w:r>
+      <w:proofErr w:type="spellStart"/>
+      <w:r>
+        <w:t>Sgt</w:t>
+      </w:r>
+      <w:proofErr w:type="spellEnd"/>
+      <w:r>
+        <w:t xml:space="preserve">. </w:t>
+      </w:r>
+      <w:proofErr w:type="spellStart"/>
+      <w:r>
+        <w:t>Pepper's</w:t>
+      </w:r>
+      <w:proofErr w:type="spellEnd"/>
+      <w:r>
+        <w:t xml:space="preserve"> - The Beatles - 1967 - Rock&gt;, &lt;Album: Abbey Road - The Beatles - 1969 - Rock&gt;, &lt;Album: Led Zeppelin IV - Led Zeppelin - 1971 - Rock&gt;, &lt;Album: Ziggy Stardust - David Bowie - </w:t>
+      </w:r>
+      <w:r>
+        <w:lastRenderedPageBreak/>
+        <w:t xml:space="preserve">1972 - Rock&gt;, &lt;Album: The Dark Side of the Moon - Pink Floyd - 1973 - Rock&gt;, &lt;Album: A Night </w:t>
+      </w:r>
+      <w:proofErr w:type="spellStart"/>
+      <w:r>
+        <w:t>at</w:t>
+      </w:r>
+      <w:proofErr w:type="spellEnd"/>
+      <w:r>
+        <w:t xml:space="preserve"> the Opera - Queen - 1975 - Rock&gt;, &lt;Album: </w:t>
+      </w:r>
+      <w:proofErr w:type="spellStart"/>
+      <w:r>
+        <w:t>Heroes</w:t>
+      </w:r>
+      <w:proofErr w:type="spellEnd"/>
+      <w:r>
+        <w:t xml:space="preserve"> - David Bowie - 1977 - Rock&gt;, &lt;Album: Jazz - Queen - 1978 - Rock&gt;, &lt;Album: The </w:t>
+      </w:r>
+      <w:proofErr w:type="spellStart"/>
+      <w:r>
+        <w:t>Wall</w:t>
+      </w:r>
+      <w:proofErr w:type="spellEnd"/>
+      <w:r>
+        <w:t xml:space="preserve"> - Pink Floyd - 1979 - Rock&gt;, &lt;Album: </w:t>
+      </w:r>
+      <w:proofErr w:type="spellStart"/>
+      <w:r>
+        <w:t>Nevermind</w:t>
+      </w:r>
+      <w:proofErr w:type="spellEnd"/>
+      <w:r>
+        <w:t xml:space="preserve"> - Nirvana - 1991 - Rock&gt;, &lt;Album: OK Computer - </w:t>
+      </w:r>
+      <w:proofErr w:type="spellStart"/>
+      <w:r>
+        <w:t>Radiohead</w:t>
+      </w:r>
+      <w:proofErr w:type="spellEnd"/>
+      <w:r>
+        <w:t xml:space="preserve"> - 1997 - Rock&gt;]&gt;</w:t>
+      </w:r>
+    </w:p>
+    <w:p>
+      <w:pPr>
+        <w:pStyle w:val="Paragrafoelenco"/>
+      </w:pPr>
+    </w:p>
+    <w:p>
+      <w:pPr>
+        <w:pStyle w:val="Paragrafoelenco"/>
+      </w:pPr>
+      <w:proofErr w:type="spellStart"/>
+      <w:r>
+        <w:t>python</w:t>
+      </w:r>
+      <w:proofErr w:type="spellEnd"/>
+      <w:r>
+        <w:t># 3. — nessun import aggiuntivo</w:t>
+      </w:r>
+    </w:p>
+    <w:p>
+      <w:pPr>
+        <w:pStyle w:val="Paragrafoelenco"/>
+      </w:pPr>
+      <w:proofErr w:type="spellStart"/>
+      <w:proofErr w:type="gramStart"/>
+      <w:r>
+        <w:t>Canzone.objects.filter</w:t>
+      </w:r>
+      <w:proofErr w:type="spellEnd"/>
+      <w:proofErr w:type="gramEnd"/>
+      <w:r>
+        <w:t>(album__</w:t>
+      </w:r>
+      <w:proofErr w:type="spellStart"/>
+      <w:r>
+        <w:t>pk</w:t>
+      </w:r>
+      <w:proofErr w:type="spellEnd"/>
+      <w:r>
+        <w:t>=5).</w:t>
+      </w:r>
+      <w:proofErr w:type="spellStart"/>
+      <w:r>
+        <w:t>count</w:t>
+      </w:r>
+      <w:proofErr w:type="spellEnd"/>
+      <w:r>
+        <w:t>()</w:t>
+      </w:r>
+    </w:p>
+    <w:p>
+      <w:pPr>
+        <w:pStyle w:val="Paragrafoelenco"/>
+      </w:pPr>
+    </w:p>
+    <w:p>
+      <w:pPr>
+        <w:pStyle w:val="Paragrafoelenco"/>
+      </w:pPr>
+      <w:proofErr w:type="spellStart"/>
+      <w:r>
+        <w:t>Outup</w:t>
+      </w:r>
+      <w:proofErr w:type="spellEnd"/>
+      <w:r>
+        <w:t xml:space="preserve"> atteso: 2</w:t>
+      </w:r>
+    </w:p>
+    <w:p>
+      <w:pPr>
+        <w:pStyle w:val="Paragrafoelenco"/>
+      </w:pPr>
+    </w:p>
+    <w:p>
+      <w:pPr>
+        <w:pStyle w:val="Paragrafoelenco"/>
+      </w:pPr>
+      <w:proofErr w:type="spellStart"/>
+      <w:r>
+        <w:t>python</w:t>
+      </w:r>
+      <w:proofErr w:type="spellEnd"/>
+      <w:r>
+        <w:t># 4. — nessun import aggiuntivo</w:t>
+      </w:r>
+    </w:p>
+    <w:p>
+      <w:pPr>
+        <w:pStyle w:val="Paragrafoelenco"/>
+      </w:pPr>
+      <w:proofErr w:type="gramStart"/>
+      <w:r>
+        <w:t>Canzone.objects.filter</w:t>
+      </w:r>
+      <w:proofErr w:type="gramEnd"/>
+      <w:r>
+        <w:t>(album__artista__nome='Queen').values('titolo', '</w:t>
+      </w:r>
+      <w:proofErr w:type="spellStart"/>
+      <w:r>
+        <w:t>durata_secondi</w:t>
+      </w:r>
+      <w:proofErr w:type="spellEnd"/>
+      <w:r>
+        <w:t>'</w:t>
+      </w:r>
+      <w:r>
+        <w:t>)</w:t>
+      </w:r>
+      <w:r>
         <w:rPr>
-          <w:highlight w:val="yellow"/>
+          <w:rStyle w:val="token"/>
+          <w:color w:val="2B303B"/>
         </w:rPr>
-      </w:pPr>
-      <w:proofErr w:type="spellStart"/>
-      <w:r>
-        <w:t>album_</w:t>
-      </w:r>
-      <w:r>
-        <w:t>recenti</w:t>
-      </w:r>
-      <w:proofErr w:type="spellEnd"/>
-      <w:r>
-        <w:t xml:space="preserve"> = </w:t>
-      </w:r>
+        <w:t>.</w:t>
+      </w:r>
+      <w:proofErr w:type="spellStart"/>
+      <w:r>
+        <w:t>order_by</w:t>
+      </w:r>
+      <w:proofErr w:type="spellEnd"/>
+      <w:r>
+        <w:rPr>
+          <w:rStyle w:val="token"/>
+          <w:color w:val="2B303B"/>
+        </w:rPr>
+        <w:t>(</w:t>
+      </w:r>
+      <w:r>
+        <w:rPr>
+          <w:rStyle w:val="token"/>
+          <w:color w:val="008000"/>
+        </w:rPr>
+        <w:t>'</w:t>
+      </w:r>
+      <w:proofErr w:type="spellStart"/>
+      <w:r>
+        <w:rPr>
+          <w:rStyle w:val="token"/>
+          <w:color w:val="008000"/>
+        </w:rPr>
+        <w:t>album__anno</w:t>
+      </w:r>
+      <w:proofErr w:type="spellEnd"/>
+      <w:r>
+        <w:rPr>
+          <w:rStyle w:val="token"/>
+          <w:color w:val="008000"/>
+        </w:rPr>
+        <w:t>'</w:t>
+      </w:r>
+      <w:r>
+        <w:rPr>
+          <w:rStyle w:val="token"/>
+          <w:color w:val="2B303B"/>
+        </w:rPr>
+        <w:t>,</w:t>
+      </w:r>
+      <w:r>
+        <w:t xml:space="preserve"> </w:t>
+      </w:r>
+      <w:r>
+        <w:rPr>
+          <w:rStyle w:val="token"/>
+          <w:color w:val="008000"/>
+        </w:rPr>
+        <w:t>'traccia'</w:t>
+      </w:r>
+      <w:r>
+        <w:rPr>
+          <w:rStyle w:val="token"/>
+          <w:color w:val="2B303B"/>
+        </w:rPr>
+        <w:t>)</w:t>
+      </w:r>
+    </w:p>
+    <w:p>
+      <w:pPr>
+        <w:pStyle w:val="Paragrafoelenco"/>
+      </w:pPr>
+    </w:p>
+    <w:p>
+      <w:pPr>
+        <w:pStyle w:val="Paragrafoelenco"/>
+      </w:pPr>
+    </w:p>
+    <w:p>
+      <w:pPr>
+        <w:pStyle w:val="Paragrafoelenco"/>
+      </w:pPr>
+      <w:proofErr w:type="spellStart"/>
+      <w:r>
+        <w:t>Outuput</w:t>
+      </w:r>
+      <w:proofErr w:type="spellEnd"/>
+      <w:r>
+        <w:t xml:space="preserve"> atteso:</w:t>
+      </w:r>
+    </w:p>
+    <w:p>
+      <w:pPr>
+        <w:pStyle w:val="Paragrafoelenco"/>
+      </w:pPr>
+      <w:r>
+        <w:t>&lt;</w:t>
+      </w:r>
+      <w:proofErr w:type="spellStart"/>
+      <w:r>
+        <w:t>QuerySet</w:t>
+      </w:r>
+      <w:proofErr w:type="spellEnd"/>
+      <w:r>
+        <w:t xml:space="preserve"> [{'titolo': '</w:t>
+      </w:r>
+      <w:proofErr w:type="spellStart"/>
+      <w:r>
+        <w:t>Bohemian</w:t>
+      </w:r>
+      <w:proofErr w:type="spellEnd"/>
+      <w:r>
+        <w:t xml:space="preserve"> </w:t>
+      </w:r>
+      <w:proofErr w:type="spellStart"/>
+      <w:r>
+        <w:t>Rhapsody</w:t>
+      </w:r>
+      <w:proofErr w:type="spellEnd"/>
+      <w:r>
+        <w:t>', '</w:t>
+      </w:r>
+      <w:proofErr w:type="spellStart"/>
+      <w:r>
+        <w:t>durata_secondi</w:t>
+      </w:r>
+      <w:proofErr w:type="spellEnd"/>
+      <w:r>
+        <w:t>': 354}, {'titolo': "</w:t>
+      </w:r>
+      <w:proofErr w:type="spellStart"/>
+      <w:r>
+        <w:t>You're</w:t>
+      </w:r>
+      <w:proofErr w:type="spellEnd"/>
+      <w:r>
+        <w:t xml:space="preserve"> My Best Friend", '</w:t>
+      </w:r>
+      <w:proofErr w:type="spellStart"/>
+      <w:r>
+        <w:t>durata_secondi</w:t>
+      </w:r>
+      <w:proofErr w:type="spellEnd"/>
+      <w:r>
+        <w:t>': 170}, {'titolo': "</w:t>
+      </w:r>
+      <w:proofErr w:type="spellStart"/>
+      <w:r>
+        <w:t>Don't</w:t>
+      </w:r>
+      <w:proofErr w:type="spellEnd"/>
+      <w:r>
+        <w:t xml:space="preserve"> Stop Me </w:t>
+      </w:r>
+      <w:proofErr w:type="spellStart"/>
+      <w:r>
+        <w:t>Now</w:t>
+      </w:r>
+      <w:proofErr w:type="spellEnd"/>
+      <w:r>
+        <w:t>", '</w:t>
+      </w:r>
+      <w:proofErr w:type="spellStart"/>
+      <w:r>
+        <w:t>durata_secondi</w:t>
+      </w:r>
+      <w:proofErr w:type="spellEnd"/>
+      <w:r>
+        <w:t>': 209}, {'titolo': '</w:t>
+      </w:r>
+      <w:proofErr w:type="spellStart"/>
+      <w:r>
+        <w:t>Fat</w:t>
+      </w:r>
+      <w:proofErr w:type="spellEnd"/>
+      <w:r>
+        <w:t xml:space="preserve"> </w:t>
+      </w:r>
+      <w:proofErr w:type="spellStart"/>
+      <w:r>
+        <w:t>Bottomed</w:t>
+      </w:r>
+      <w:proofErr w:type="spellEnd"/>
+      <w:r>
+        <w:t xml:space="preserve"> </w:t>
+      </w:r>
+      <w:proofErr w:type="spellStart"/>
+      <w:r>
+        <w:t>Girls</w:t>
+      </w:r>
+      <w:proofErr w:type="spellEnd"/>
+      <w:r>
+        <w:t>', '</w:t>
+      </w:r>
+      <w:proofErr w:type="spellStart"/>
+      <w:r>
+        <w:t>durata_secondi</w:t>
+      </w:r>
+      <w:proofErr w:type="spellEnd"/>
+      <w:r>
+        <w:t>': 252}]&gt;</w:t>
+      </w:r>
+    </w:p>
+    <w:p>
+      <w:pPr>
+        <w:pStyle w:val="Paragrafoelenco"/>
+      </w:pPr>
+    </w:p>
+    <w:p>
+      <w:pPr>
+        <w:pStyle w:val="Paragrafoelenco"/>
+      </w:pPr>
+    </w:p>
+    <w:p>
+      <w:pPr>
+        <w:pStyle w:val="Paragrafoelenco"/>
+      </w:pPr>
+      <w:proofErr w:type="spellStart"/>
+      <w:r>
+        <w:t>python</w:t>
+      </w:r>
+      <w:proofErr w:type="spellEnd"/>
+      <w:r>
+        <w:t># 5. — nessun import aggiuntivo</w:t>
+      </w:r>
+    </w:p>
+    <w:p>
+      <w:pPr>
+        <w:pStyle w:val="Paragrafoelenco"/>
+      </w:pPr>
       <w:proofErr w:type="spellStart"/>
       <w:proofErr w:type="gramStart"/>
       <w:r>
@@ -2484,303 +3934,2711 @@
       <w:proofErr w:type="spellEnd"/>
       <w:proofErr w:type="gramEnd"/>
       <w:r>
-        <w:t>(anno__</w:t>
-      </w:r>
-      <w:proofErr w:type="spellStart"/>
-      <w:r>
-        <w:t>gt</w:t>
-      </w:r>
-      <w:proofErr w:type="spellEnd"/>
-      <w:r>
-        <w:t>=2000).</w:t>
-      </w:r>
-      <w:proofErr w:type="spellStart"/>
-      <w:r>
-        <w:t>order_by</w:t>
-      </w:r>
-      <w:proofErr w:type="spellEnd"/>
-      <w:r>
-        <w:t>('-anno'</w:t>
-      </w:r>
-      <w:r>
-        <w:t xml:space="preserve">) oppure </w:t>
-      </w:r>
-      <w:proofErr w:type="spellStart"/>
-      <w:r>
-        <w:t>Album</w:t>
-      </w:r>
-      <w:r>
-        <w:t>_recenti</w:t>
-      </w:r>
-      <w:proofErr w:type="spellEnd"/>
-      <w:r>
-        <w:t xml:space="preserve"> = </w:t>
-      </w:r>
-      <w:proofErr w:type="spellStart"/>
-      <w:r>
-        <w:t>A</w:t>
-      </w:r>
-      <w:r>
-        <w:t>lbum</w:t>
-      </w:r>
-      <w:r>
-        <w:t>.objects.order_by</w:t>
-      </w:r>
-      <w:proofErr w:type="spellEnd"/>
-      <w:r>
-        <w:t>( '-</w:t>
-      </w:r>
-      <w:r>
-        <w:t>anno</w:t>
-      </w:r>
-      <w:r>
-        <w:t>' )</w:t>
+        <w:t>(</w:t>
+      </w:r>
+      <w:proofErr w:type="spellStart"/>
+      <w:r>
+        <w:t>anno__lt</w:t>
+      </w:r>
+      <w:proofErr w:type="spellEnd"/>
+      <w:r>
+        <w:t>=1970).update(disponibile=False)</w:t>
       </w:r>
     </w:p>
     <w:p>
       <w:pPr>
         <w:pStyle w:val="Paragrafoelenco"/>
-        <w:numPr>
-          <w:ilvl w:val="0"/>
-          <w:numId w:val="4"/>
-        </w:numPr>
-        <w:rPr>
-          <w:highlight w:val="yellow"/>
-        </w:rPr>
-      </w:pPr>
-      <w:r>
-        <w:t xml:space="preserve">es. </w:t>
-      </w:r>
-      <w:proofErr w:type="spellStart"/>
-      <w:r>
-        <w:t>album_genere</w:t>
-      </w:r>
-      <w:proofErr w:type="spellEnd"/>
-      <w:r>
-        <w:t>=</w:t>
-      </w:r>
-      <w:proofErr w:type="spellStart"/>
-      <w:proofErr w:type="gramStart"/>
-      <w:r>
-        <w:t>Album.objects.all</w:t>
-      </w:r>
-      <w:proofErr w:type="spellEnd"/>
-      <w:r>
-        <w:t>(</w:t>
-      </w:r>
-      <w:proofErr w:type="gramEnd"/>
-      <w:r>
-        <w:t>)</w:t>
-      </w:r>
+      </w:pPr>
     </w:p>
     <w:p>
       <w:pPr>
         <w:pStyle w:val="Paragrafoelenco"/>
       </w:pPr>
-      <w:r>
-        <w:t>for genere in album:</w:t>
+      <w:proofErr w:type="spellStart"/>
+      <w:r>
+        <w:t>Outuput</w:t>
+      </w:r>
+      <w:proofErr w:type="spellEnd"/>
+      <w:r>
+        <w:t xml:space="preserve"> atteso: 4</w:t>
       </w:r>
     </w:p>
     <w:p>
       <w:pPr>
         <w:pStyle w:val="Paragrafoelenco"/>
       </w:pPr>
-      <w:proofErr w:type="spellStart"/>
-      <w:r>
-        <w:t>print</w:t>
-      </w:r>
-      <w:proofErr w:type="spellEnd"/>
-      <w:r>
-        <w:t>(</w:t>
-      </w:r>
-      <w:proofErr w:type="spellStart"/>
-      <w:proofErr w:type="gramStart"/>
-      <w:r>
-        <w:t>album.album</w:t>
-      </w:r>
-      <w:proofErr w:type="spellEnd"/>
-      <w:proofErr w:type="gramEnd"/>
-      <w:r>
-        <w:t>)</w:t>
-      </w:r>
     </w:p>
     <w:p>
       <w:pPr>
         <w:pStyle w:val="Paragrafoelenco"/>
-        <w:rPr>
-          <w:highlight w:val="yellow"/>
-        </w:rPr>
-      </w:pPr>
-      <w:r>
-        <w:rPr>
-          <w:highlight w:val="yellow"/>
-        </w:rPr>
-        <w:t xml:space="preserve"># Prodotti con 'Sconto' nel nome O prezzo inferiore a 50 </w:t>
-      </w:r>
-    </w:p>
+      </w:pPr>
+    </w:p>
+    <w:tbl>
+      <w:tblPr>
+        <w:tblW w:w="10800" w:type="dxa"/>
+        <w:tblCellMar>
+          <w:left w:w="0" w:type="dxa"/>
+          <w:right w:w="0" w:type="dxa"/>
+        </w:tblCellMar>
+        <w:tblLook w:val="04A0" w:firstRow="1" w:lastRow="0" w:firstColumn="1" w:lastColumn="0" w:noHBand="0" w:noVBand="1"/>
+      </w:tblPr>
+      <w:tblGrid>
+        <w:gridCol w:w="1596"/>
+        <w:gridCol w:w="2254"/>
+        <w:gridCol w:w="6950"/>
+      </w:tblGrid>
+      <w:tr>
+        <w:trPr>
+          <w:tblHeader/>
+        </w:trPr>
+        <w:tc>
+          <w:tcPr>
+            <w:tcW w:w="1777" w:type="dxa"/>
+            <w:tcBorders>
+              <w:top w:val="single" w:sz="6" w:space="0" w:color="auto"/>
+              <w:left w:val="single" w:sz="6" w:space="0" w:color="auto"/>
+              <w:bottom w:val="single" w:sz="6" w:space="0" w:color="auto"/>
+              <w:right w:val="single" w:sz="6" w:space="0" w:color="auto"/>
+            </w:tcBorders>
+            <w:tcMar>
+              <w:top w:w="150" w:type="dxa"/>
+              <w:left w:w="180" w:type="dxa"/>
+              <w:bottom w:w="150" w:type="dxa"/>
+              <w:right w:w="180" w:type="dxa"/>
+            </w:tcMar>
+            <w:vAlign w:val="center"/>
+            <w:hideMark/>
+          </w:tcPr>
+          <w:p>
+            <w:pPr>
+              <w:spacing w:after="0" w:line="240" w:lineRule="auto"/>
+              <w:rPr>
+                <w:rFonts w:ascii="Segoe UI" w:eastAsia="Times New Roman" w:hAnsi="Segoe UI" w:cs="Segoe UI"/>
+                <w:caps/>
+                <w:color w:val="3D3D3A"/>
+                <w:spacing w:val="10"/>
+                <w:kern w:val="0"/>
+                <w:sz w:val="18"/>
+                <w:szCs w:val="18"/>
+                <w:lang w:eastAsia="it-IT"/>
+                <w14:ligatures w14:val="none"/>
+              </w:rPr>
+            </w:pPr>
+            <w:r>
+              <w:rPr>
+                <w:rFonts w:ascii="Segoe UI" w:eastAsia="Times New Roman" w:hAnsi="Segoe UI" w:cs="Segoe UI"/>
+                <w:caps/>
+                <w:color w:val="3D3D3A"/>
+                <w:spacing w:val="10"/>
+                <w:kern w:val="0"/>
+                <w:sz w:val="18"/>
+                <w:szCs w:val="18"/>
+                <w:lang w:eastAsia="it-IT"/>
+                <w14:ligatures w14:val="none"/>
+              </w:rPr>
+              <w:t>Metodo</w:t>
+            </w:r>
+          </w:p>
+        </w:tc>
+        <w:tc>
+          <w:tcPr>
+            <w:tcW w:w="2446" w:type="dxa"/>
+            <w:tcBorders>
+              <w:top w:val="single" w:sz="6" w:space="0" w:color="auto"/>
+              <w:left w:val="single" w:sz="6" w:space="0" w:color="auto"/>
+              <w:bottom w:val="single" w:sz="6" w:space="0" w:color="auto"/>
+              <w:right w:val="single" w:sz="6" w:space="0" w:color="auto"/>
+            </w:tcBorders>
+            <w:tcMar>
+              <w:top w:w="150" w:type="dxa"/>
+              <w:left w:w="180" w:type="dxa"/>
+              <w:bottom w:w="150" w:type="dxa"/>
+              <w:right w:w="180" w:type="dxa"/>
+            </w:tcMar>
+            <w:vAlign w:val="center"/>
+            <w:hideMark/>
+          </w:tcPr>
+          <w:p>
+            <w:pPr>
+              <w:spacing w:after="0" w:line="240" w:lineRule="auto"/>
+              <w:rPr>
+                <w:rFonts w:ascii="Segoe UI" w:eastAsia="Times New Roman" w:hAnsi="Segoe UI" w:cs="Segoe UI"/>
+                <w:caps/>
+                <w:color w:val="3D3D3A"/>
+                <w:spacing w:val="10"/>
+                <w:kern w:val="0"/>
+                <w:sz w:val="18"/>
+                <w:szCs w:val="18"/>
+                <w:lang w:eastAsia="it-IT"/>
+                <w14:ligatures w14:val="none"/>
+              </w:rPr>
+            </w:pPr>
+            <w:r>
+              <w:rPr>
+                <w:rFonts w:ascii="Segoe UI" w:eastAsia="Times New Roman" w:hAnsi="Segoe UI" w:cs="Segoe UI"/>
+                <w:caps/>
+                <w:color w:val="3D3D3A"/>
+                <w:spacing w:val="10"/>
+                <w:kern w:val="0"/>
+                <w:sz w:val="18"/>
+                <w:szCs w:val="18"/>
+                <w:lang w:eastAsia="it-IT"/>
+                <w14:ligatures w14:val="none"/>
+              </w:rPr>
+              <w:t>Cosa fa</w:t>
+            </w:r>
+          </w:p>
+        </w:tc>
+        <w:tc>
+          <w:tcPr>
+            <w:tcW w:w="6562" w:type="dxa"/>
+            <w:tcBorders>
+              <w:top w:val="single" w:sz="6" w:space="0" w:color="auto"/>
+              <w:left w:val="single" w:sz="6" w:space="0" w:color="auto"/>
+              <w:bottom w:val="single" w:sz="6" w:space="0" w:color="auto"/>
+              <w:right w:val="single" w:sz="6" w:space="0" w:color="auto"/>
+            </w:tcBorders>
+            <w:tcMar>
+              <w:top w:w="150" w:type="dxa"/>
+              <w:left w:w="180" w:type="dxa"/>
+              <w:bottom w:w="150" w:type="dxa"/>
+              <w:right w:w="180" w:type="dxa"/>
+            </w:tcMar>
+            <w:vAlign w:val="center"/>
+            <w:hideMark/>
+          </w:tcPr>
+          <w:p>
+            <w:pPr>
+              <w:spacing w:after="0" w:line="240" w:lineRule="auto"/>
+              <w:rPr>
+                <w:rFonts w:ascii="Segoe UI" w:eastAsia="Times New Roman" w:hAnsi="Segoe UI" w:cs="Segoe UI"/>
+                <w:caps/>
+                <w:color w:val="3D3D3A"/>
+                <w:spacing w:val="10"/>
+                <w:kern w:val="0"/>
+                <w:sz w:val="18"/>
+                <w:szCs w:val="18"/>
+                <w:lang w:eastAsia="it-IT"/>
+                <w14:ligatures w14:val="none"/>
+              </w:rPr>
+            </w:pPr>
+            <w:r>
+              <w:rPr>
+                <w:rFonts w:ascii="Segoe UI" w:eastAsia="Times New Roman" w:hAnsi="Segoe UI" w:cs="Segoe UI"/>
+                <w:caps/>
+                <w:color w:val="3D3D3A"/>
+                <w:spacing w:val="10"/>
+                <w:kern w:val="0"/>
+                <w:sz w:val="18"/>
+                <w:szCs w:val="18"/>
+                <w:lang w:eastAsia="it-IT"/>
+                <w14:ligatures w14:val="none"/>
+              </w:rPr>
+              <w:t>Esempio</w:t>
+            </w:r>
+          </w:p>
+        </w:tc>
+      </w:tr>
+      <w:tr>
+        <w:tc>
+          <w:tcPr>
+            <w:tcW w:w="0" w:type="auto"/>
+            <w:tcBorders>
+              <w:top w:val="single" w:sz="6" w:space="0" w:color="auto"/>
+              <w:left w:val="single" w:sz="6" w:space="0" w:color="auto"/>
+              <w:bottom w:val="single" w:sz="6" w:space="0" w:color="auto"/>
+              <w:right w:val="single" w:sz="6" w:space="0" w:color="auto"/>
+            </w:tcBorders>
+            <w:tcMar>
+              <w:top w:w="135" w:type="dxa"/>
+              <w:left w:w="180" w:type="dxa"/>
+              <w:bottom w:w="135" w:type="dxa"/>
+              <w:right w:w="180" w:type="dxa"/>
+            </w:tcMar>
+            <w:hideMark/>
+          </w:tcPr>
+          <w:p>
+            <w:pPr>
+              <w:spacing w:after="0" w:line="240" w:lineRule="auto"/>
+              <w:rPr>
+                <w:rFonts w:ascii="Segoe UI" w:eastAsia="Times New Roman" w:hAnsi="Segoe UI" w:cs="Segoe UI"/>
+                <w:color w:val="141413"/>
+                <w:kern w:val="0"/>
+                <w:sz w:val="20"/>
+                <w:szCs w:val="20"/>
+                <w:lang w:eastAsia="it-IT"/>
+                <w14:ligatures w14:val="none"/>
+              </w:rPr>
+            </w:pPr>
+            <w:r>
+              <w:rPr>
+                <w:rFonts w:ascii="Courier New" w:eastAsia="Times New Roman" w:hAnsi="Courier New" w:cs="Courier New"/>
+                <w:color w:val="141413"/>
+                <w:kern w:val="0"/>
+                <w:sz w:val="18"/>
+                <w:szCs w:val="18"/>
+                <w:lang w:eastAsia="it-IT"/>
+                <w14:ligatures w14:val="none"/>
+              </w:rPr>
+              <w:t>.</w:t>
+            </w:r>
+            <w:proofErr w:type="spellStart"/>
+            <w:r>
+              <w:rPr>
+                <w:rFonts w:ascii="Courier New" w:eastAsia="Times New Roman" w:hAnsi="Courier New" w:cs="Courier New"/>
+                <w:color w:val="141413"/>
+                <w:kern w:val="0"/>
+                <w:sz w:val="18"/>
+                <w:szCs w:val="18"/>
+                <w:lang w:eastAsia="it-IT"/>
+                <w14:ligatures w14:val="none"/>
+              </w:rPr>
+              <w:t>all</w:t>
+            </w:r>
+            <w:proofErr w:type="spellEnd"/>
+            <w:r>
+              <w:rPr>
+                <w:rFonts w:ascii="Courier New" w:eastAsia="Times New Roman" w:hAnsi="Courier New" w:cs="Courier New"/>
+                <w:color w:val="141413"/>
+                <w:kern w:val="0"/>
+                <w:sz w:val="18"/>
+                <w:szCs w:val="18"/>
+                <w:lang w:eastAsia="it-IT"/>
+                <w14:ligatures w14:val="none"/>
+              </w:rPr>
+              <w:t>()</w:t>
+            </w:r>
+          </w:p>
+        </w:tc>
+        <w:tc>
+          <w:tcPr>
+            <w:tcW w:w="0" w:type="auto"/>
+            <w:tcBorders>
+              <w:top w:val="single" w:sz="6" w:space="0" w:color="auto"/>
+              <w:left w:val="single" w:sz="6" w:space="0" w:color="auto"/>
+              <w:bottom w:val="single" w:sz="6" w:space="0" w:color="auto"/>
+              <w:right w:val="single" w:sz="6" w:space="0" w:color="auto"/>
+            </w:tcBorders>
+            <w:tcMar>
+              <w:top w:w="135" w:type="dxa"/>
+              <w:left w:w="180" w:type="dxa"/>
+              <w:bottom w:w="135" w:type="dxa"/>
+              <w:right w:w="180" w:type="dxa"/>
+            </w:tcMar>
+            <w:hideMark/>
+          </w:tcPr>
+          <w:p>
+            <w:pPr>
+              <w:spacing w:after="0" w:line="240" w:lineRule="auto"/>
+              <w:rPr>
+                <w:rFonts w:ascii="Segoe UI" w:eastAsia="Times New Roman" w:hAnsi="Segoe UI" w:cs="Segoe UI"/>
+                <w:color w:val="141413"/>
+                <w:kern w:val="0"/>
+                <w:sz w:val="20"/>
+                <w:szCs w:val="20"/>
+                <w:lang w:eastAsia="it-IT"/>
+                <w14:ligatures w14:val="none"/>
+              </w:rPr>
+            </w:pPr>
+            <w:r>
+              <w:rPr>
+                <w:rFonts w:ascii="Segoe UI" w:eastAsia="Times New Roman" w:hAnsi="Segoe UI" w:cs="Segoe UI"/>
+                <w:color w:val="141413"/>
+                <w:kern w:val="0"/>
+                <w:sz w:val="20"/>
+                <w:szCs w:val="20"/>
+                <w:lang w:eastAsia="it-IT"/>
+                <w14:ligatures w14:val="none"/>
+              </w:rPr>
+              <w:t>Restituisce tutti gli oggetti</w:t>
+            </w:r>
+          </w:p>
+        </w:tc>
+        <w:tc>
+          <w:tcPr>
+            <w:tcW w:w="0" w:type="auto"/>
+            <w:tcBorders>
+              <w:top w:val="single" w:sz="6" w:space="0" w:color="auto"/>
+              <w:left w:val="single" w:sz="6" w:space="0" w:color="auto"/>
+              <w:bottom w:val="single" w:sz="6" w:space="0" w:color="auto"/>
+              <w:right w:val="single" w:sz="6" w:space="0" w:color="auto"/>
+            </w:tcBorders>
+            <w:tcMar>
+              <w:top w:w="135" w:type="dxa"/>
+              <w:left w:w="180" w:type="dxa"/>
+              <w:bottom w:w="135" w:type="dxa"/>
+              <w:right w:w="180" w:type="dxa"/>
+            </w:tcMar>
+            <w:hideMark/>
+          </w:tcPr>
+          <w:p>
+            <w:pPr>
+              <w:spacing w:after="0" w:line="240" w:lineRule="auto"/>
+              <w:rPr>
+                <w:rFonts w:ascii="Segoe UI" w:eastAsia="Times New Roman" w:hAnsi="Segoe UI" w:cs="Segoe UI"/>
+                <w:color w:val="141413"/>
+                <w:kern w:val="0"/>
+                <w:sz w:val="20"/>
+                <w:szCs w:val="20"/>
+                <w:lang w:eastAsia="it-IT"/>
+                <w14:ligatures w14:val="none"/>
+              </w:rPr>
+            </w:pPr>
+            <w:proofErr w:type="spellStart"/>
+            <w:r>
+              <w:rPr>
+                <w:rFonts w:ascii="Courier New" w:eastAsia="Times New Roman" w:hAnsi="Courier New" w:cs="Courier New"/>
+                <w:color w:val="141413"/>
+                <w:kern w:val="0"/>
+                <w:sz w:val="18"/>
+                <w:szCs w:val="18"/>
+                <w:lang w:eastAsia="it-IT"/>
+                <w14:ligatures w14:val="none"/>
+              </w:rPr>
+              <w:t>Album.objects.all</w:t>
+            </w:r>
+            <w:proofErr w:type="spellEnd"/>
+            <w:r>
+              <w:rPr>
+                <w:rFonts w:ascii="Courier New" w:eastAsia="Times New Roman" w:hAnsi="Courier New" w:cs="Courier New"/>
+                <w:color w:val="141413"/>
+                <w:kern w:val="0"/>
+                <w:sz w:val="18"/>
+                <w:szCs w:val="18"/>
+                <w:lang w:eastAsia="it-IT"/>
+                <w14:ligatures w14:val="none"/>
+              </w:rPr>
+              <w:t>()</w:t>
+            </w:r>
+          </w:p>
+        </w:tc>
+      </w:tr>
+      <w:tr>
+        <w:tc>
+          <w:tcPr>
+            <w:tcW w:w="0" w:type="auto"/>
+            <w:tcBorders>
+              <w:top w:val="single" w:sz="6" w:space="0" w:color="auto"/>
+              <w:left w:val="single" w:sz="6" w:space="0" w:color="auto"/>
+              <w:bottom w:val="single" w:sz="6" w:space="0" w:color="auto"/>
+              <w:right w:val="single" w:sz="6" w:space="0" w:color="auto"/>
+            </w:tcBorders>
+            <w:tcMar>
+              <w:top w:w="135" w:type="dxa"/>
+              <w:left w:w="180" w:type="dxa"/>
+              <w:bottom w:w="135" w:type="dxa"/>
+              <w:right w:w="180" w:type="dxa"/>
+            </w:tcMar>
+            <w:hideMark/>
+          </w:tcPr>
+          <w:p>
+            <w:pPr>
+              <w:spacing w:after="0" w:line="240" w:lineRule="auto"/>
+              <w:rPr>
+                <w:rFonts w:ascii="Segoe UI" w:eastAsia="Times New Roman" w:hAnsi="Segoe UI" w:cs="Segoe UI"/>
+                <w:color w:val="141413"/>
+                <w:kern w:val="0"/>
+                <w:sz w:val="20"/>
+                <w:szCs w:val="20"/>
+                <w:lang w:eastAsia="it-IT"/>
+                <w14:ligatures w14:val="none"/>
+              </w:rPr>
+            </w:pPr>
+            <w:r>
+              <w:rPr>
+                <w:rFonts w:ascii="Courier New" w:eastAsia="Times New Roman" w:hAnsi="Courier New" w:cs="Courier New"/>
+                <w:color w:val="141413"/>
+                <w:kern w:val="0"/>
+                <w:sz w:val="18"/>
+                <w:szCs w:val="18"/>
+                <w:lang w:eastAsia="it-IT"/>
+                <w14:ligatures w14:val="none"/>
+              </w:rPr>
+              <w:t>.</w:t>
+            </w:r>
+            <w:proofErr w:type="spellStart"/>
+            <w:r>
+              <w:rPr>
+                <w:rFonts w:ascii="Courier New" w:eastAsia="Times New Roman" w:hAnsi="Courier New" w:cs="Courier New"/>
+                <w:color w:val="141413"/>
+                <w:kern w:val="0"/>
+                <w:sz w:val="18"/>
+                <w:szCs w:val="18"/>
+                <w:lang w:eastAsia="it-IT"/>
+                <w14:ligatures w14:val="none"/>
+              </w:rPr>
+              <w:t>filter</w:t>
+            </w:r>
+            <w:proofErr w:type="spellEnd"/>
+            <w:r>
+              <w:rPr>
+                <w:rFonts w:ascii="Courier New" w:eastAsia="Times New Roman" w:hAnsi="Courier New" w:cs="Courier New"/>
+                <w:color w:val="141413"/>
+                <w:kern w:val="0"/>
+                <w:sz w:val="18"/>
+                <w:szCs w:val="18"/>
+                <w:lang w:eastAsia="it-IT"/>
+                <w14:ligatures w14:val="none"/>
+              </w:rPr>
+              <w:t>()</w:t>
+            </w:r>
+          </w:p>
+        </w:tc>
+        <w:tc>
+          <w:tcPr>
+            <w:tcW w:w="0" w:type="auto"/>
+            <w:tcBorders>
+              <w:top w:val="single" w:sz="6" w:space="0" w:color="auto"/>
+              <w:left w:val="single" w:sz="6" w:space="0" w:color="auto"/>
+              <w:bottom w:val="single" w:sz="6" w:space="0" w:color="auto"/>
+              <w:right w:val="single" w:sz="6" w:space="0" w:color="auto"/>
+            </w:tcBorders>
+            <w:tcMar>
+              <w:top w:w="135" w:type="dxa"/>
+              <w:left w:w="180" w:type="dxa"/>
+              <w:bottom w:w="135" w:type="dxa"/>
+              <w:right w:w="180" w:type="dxa"/>
+            </w:tcMar>
+            <w:hideMark/>
+          </w:tcPr>
+          <w:p>
+            <w:pPr>
+              <w:spacing w:after="0" w:line="240" w:lineRule="auto"/>
+              <w:rPr>
+                <w:rFonts w:ascii="Segoe UI" w:eastAsia="Times New Roman" w:hAnsi="Segoe UI" w:cs="Segoe UI"/>
+                <w:color w:val="141413"/>
+                <w:kern w:val="0"/>
+                <w:sz w:val="20"/>
+                <w:szCs w:val="20"/>
+                <w:lang w:eastAsia="it-IT"/>
+                <w14:ligatures w14:val="none"/>
+              </w:rPr>
+            </w:pPr>
+            <w:r>
+              <w:rPr>
+                <w:rFonts w:ascii="Segoe UI" w:eastAsia="Times New Roman" w:hAnsi="Segoe UI" w:cs="Segoe UI"/>
+                <w:color w:val="141413"/>
+                <w:kern w:val="0"/>
+                <w:sz w:val="20"/>
+                <w:szCs w:val="20"/>
+                <w:lang w:eastAsia="it-IT"/>
+                <w14:ligatures w14:val="none"/>
+              </w:rPr>
+              <w:t>Filtra per condizione</w:t>
+            </w:r>
+          </w:p>
+        </w:tc>
+        <w:tc>
+          <w:tcPr>
+            <w:tcW w:w="0" w:type="auto"/>
+            <w:tcBorders>
+              <w:top w:val="single" w:sz="6" w:space="0" w:color="auto"/>
+              <w:left w:val="single" w:sz="6" w:space="0" w:color="auto"/>
+              <w:bottom w:val="single" w:sz="6" w:space="0" w:color="auto"/>
+              <w:right w:val="single" w:sz="6" w:space="0" w:color="auto"/>
+            </w:tcBorders>
+            <w:tcMar>
+              <w:top w:w="135" w:type="dxa"/>
+              <w:left w:w="180" w:type="dxa"/>
+              <w:bottom w:w="135" w:type="dxa"/>
+              <w:right w:w="180" w:type="dxa"/>
+            </w:tcMar>
+            <w:hideMark/>
+          </w:tcPr>
+          <w:p>
+            <w:pPr>
+              <w:spacing w:after="0" w:line="240" w:lineRule="auto"/>
+              <w:rPr>
+                <w:rFonts w:ascii="Segoe UI" w:eastAsia="Times New Roman" w:hAnsi="Segoe UI" w:cs="Segoe UI"/>
+                <w:color w:val="141413"/>
+                <w:kern w:val="0"/>
+                <w:sz w:val="20"/>
+                <w:szCs w:val="20"/>
+                <w:lang w:eastAsia="it-IT"/>
+                <w14:ligatures w14:val="none"/>
+              </w:rPr>
+            </w:pPr>
+            <w:proofErr w:type="spellStart"/>
+            <w:r>
+              <w:rPr>
+                <w:rFonts w:ascii="Courier New" w:eastAsia="Times New Roman" w:hAnsi="Courier New" w:cs="Courier New"/>
+                <w:color w:val="141413"/>
+                <w:kern w:val="0"/>
+                <w:sz w:val="18"/>
+                <w:szCs w:val="18"/>
+                <w:lang w:eastAsia="it-IT"/>
+                <w14:ligatures w14:val="none"/>
+              </w:rPr>
+              <w:t>Album.objects.filter</w:t>
+            </w:r>
+            <w:proofErr w:type="spellEnd"/>
+            <w:r>
+              <w:rPr>
+                <w:rFonts w:ascii="Courier New" w:eastAsia="Times New Roman" w:hAnsi="Courier New" w:cs="Courier New"/>
+                <w:color w:val="141413"/>
+                <w:kern w:val="0"/>
+                <w:sz w:val="18"/>
+                <w:szCs w:val="18"/>
+                <w:lang w:eastAsia="it-IT"/>
+                <w14:ligatures w14:val="none"/>
+              </w:rPr>
+              <w:t>(genere='Rock')</w:t>
+            </w:r>
+          </w:p>
+        </w:tc>
+      </w:tr>
+      <w:tr>
+        <w:tc>
+          <w:tcPr>
+            <w:tcW w:w="0" w:type="auto"/>
+            <w:tcBorders>
+              <w:top w:val="single" w:sz="6" w:space="0" w:color="auto"/>
+              <w:left w:val="single" w:sz="6" w:space="0" w:color="auto"/>
+              <w:bottom w:val="single" w:sz="6" w:space="0" w:color="auto"/>
+              <w:right w:val="single" w:sz="6" w:space="0" w:color="auto"/>
+            </w:tcBorders>
+            <w:tcMar>
+              <w:top w:w="135" w:type="dxa"/>
+              <w:left w:w="180" w:type="dxa"/>
+              <w:bottom w:w="135" w:type="dxa"/>
+              <w:right w:w="180" w:type="dxa"/>
+            </w:tcMar>
+            <w:hideMark/>
+          </w:tcPr>
+          <w:p>
+            <w:pPr>
+              <w:spacing w:after="0" w:line="240" w:lineRule="auto"/>
+              <w:rPr>
+                <w:rFonts w:ascii="Segoe UI" w:eastAsia="Times New Roman" w:hAnsi="Segoe UI" w:cs="Segoe UI"/>
+                <w:color w:val="141413"/>
+                <w:kern w:val="0"/>
+                <w:sz w:val="20"/>
+                <w:szCs w:val="20"/>
+                <w:lang w:eastAsia="it-IT"/>
+                <w14:ligatures w14:val="none"/>
+              </w:rPr>
+            </w:pPr>
+            <w:r>
+              <w:rPr>
+                <w:rFonts w:ascii="Courier New" w:eastAsia="Times New Roman" w:hAnsi="Courier New" w:cs="Courier New"/>
+                <w:color w:val="141413"/>
+                <w:kern w:val="0"/>
+                <w:sz w:val="18"/>
+                <w:szCs w:val="18"/>
+                <w:lang w:eastAsia="it-IT"/>
+                <w14:ligatures w14:val="none"/>
+              </w:rPr>
+              <w:t>.</w:t>
+            </w:r>
+            <w:proofErr w:type="spellStart"/>
+            <w:r>
+              <w:rPr>
+                <w:rFonts w:ascii="Courier New" w:eastAsia="Times New Roman" w:hAnsi="Courier New" w:cs="Courier New"/>
+                <w:color w:val="141413"/>
+                <w:kern w:val="0"/>
+                <w:sz w:val="18"/>
+                <w:szCs w:val="18"/>
+                <w:lang w:eastAsia="it-IT"/>
+                <w14:ligatures w14:val="none"/>
+              </w:rPr>
+              <w:t>get</w:t>
+            </w:r>
+            <w:proofErr w:type="spellEnd"/>
+            <w:r>
+              <w:rPr>
+                <w:rFonts w:ascii="Courier New" w:eastAsia="Times New Roman" w:hAnsi="Courier New" w:cs="Courier New"/>
+                <w:color w:val="141413"/>
+                <w:kern w:val="0"/>
+                <w:sz w:val="18"/>
+                <w:szCs w:val="18"/>
+                <w:lang w:eastAsia="it-IT"/>
+                <w14:ligatures w14:val="none"/>
+              </w:rPr>
+              <w:t>()</w:t>
+            </w:r>
+          </w:p>
+        </w:tc>
+        <w:tc>
+          <w:tcPr>
+            <w:tcW w:w="0" w:type="auto"/>
+            <w:tcBorders>
+              <w:top w:val="single" w:sz="6" w:space="0" w:color="auto"/>
+              <w:left w:val="single" w:sz="6" w:space="0" w:color="auto"/>
+              <w:bottom w:val="single" w:sz="6" w:space="0" w:color="auto"/>
+              <w:right w:val="single" w:sz="6" w:space="0" w:color="auto"/>
+            </w:tcBorders>
+            <w:tcMar>
+              <w:top w:w="135" w:type="dxa"/>
+              <w:left w:w="180" w:type="dxa"/>
+              <w:bottom w:w="135" w:type="dxa"/>
+              <w:right w:w="180" w:type="dxa"/>
+            </w:tcMar>
+            <w:hideMark/>
+          </w:tcPr>
+          <w:p>
+            <w:pPr>
+              <w:spacing w:after="0" w:line="240" w:lineRule="auto"/>
+              <w:rPr>
+                <w:rFonts w:ascii="Segoe UI" w:eastAsia="Times New Roman" w:hAnsi="Segoe UI" w:cs="Segoe UI"/>
+                <w:color w:val="141413"/>
+                <w:kern w:val="0"/>
+                <w:sz w:val="20"/>
+                <w:szCs w:val="20"/>
+                <w:lang w:eastAsia="it-IT"/>
+                <w14:ligatures w14:val="none"/>
+              </w:rPr>
+            </w:pPr>
+            <w:r>
+              <w:rPr>
+                <w:rFonts w:ascii="Segoe UI" w:eastAsia="Times New Roman" w:hAnsi="Segoe UI" w:cs="Segoe UI"/>
+                <w:color w:val="141413"/>
+                <w:kern w:val="0"/>
+                <w:sz w:val="20"/>
+                <w:szCs w:val="20"/>
+                <w:lang w:eastAsia="it-IT"/>
+                <w14:ligatures w14:val="none"/>
+              </w:rPr>
+              <w:t>Restituisce un solo oggetto</w:t>
+            </w:r>
+          </w:p>
+        </w:tc>
+        <w:tc>
+          <w:tcPr>
+            <w:tcW w:w="0" w:type="auto"/>
+            <w:tcBorders>
+              <w:top w:val="single" w:sz="6" w:space="0" w:color="auto"/>
+              <w:left w:val="single" w:sz="6" w:space="0" w:color="auto"/>
+              <w:bottom w:val="single" w:sz="6" w:space="0" w:color="auto"/>
+              <w:right w:val="single" w:sz="6" w:space="0" w:color="auto"/>
+            </w:tcBorders>
+            <w:tcMar>
+              <w:top w:w="135" w:type="dxa"/>
+              <w:left w:w="180" w:type="dxa"/>
+              <w:bottom w:w="135" w:type="dxa"/>
+              <w:right w:w="180" w:type="dxa"/>
+            </w:tcMar>
+            <w:hideMark/>
+          </w:tcPr>
+          <w:p>
+            <w:pPr>
+              <w:spacing w:after="0" w:line="240" w:lineRule="auto"/>
+              <w:rPr>
+                <w:rFonts w:ascii="Segoe UI" w:eastAsia="Times New Roman" w:hAnsi="Segoe UI" w:cs="Segoe UI"/>
+                <w:color w:val="141413"/>
+                <w:kern w:val="0"/>
+                <w:sz w:val="20"/>
+                <w:szCs w:val="20"/>
+                <w:lang w:eastAsia="it-IT"/>
+                <w14:ligatures w14:val="none"/>
+              </w:rPr>
+            </w:pPr>
+            <w:proofErr w:type="spellStart"/>
+            <w:r>
+              <w:rPr>
+                <w:rFonts w:ascii="Courier New" w:eastAsia="Times New Roman" w:hAnsi="Courier New" w:cs="Courier New"/>
+                <w:color w:val="141413"/>
+                <w:kern w:val="0"/>
+                <w:sz w:val="18"/>
+                <w:szCs w:val="18"/>
+                <w:lang w:eastAsia="it-IT"/>
+                <w14:ligatures w14:val="none"/>
+              </w:rPr>
+              <w:t>Album.objects.get</w:t>
+            </w:r>
+            <w:proofErr w:type="spellEnd"/>
+            <w:r>
+              <w:rPr>
+                <w:rFonts w:ascii="Courier New" w:eastAsia="Times New Roman" w:hAnsi="Courier New" w:cs="Courier New"/>
+                <w:color w:val="141413"/>
+                <w:kern w:val="0"/>
+                <w:sz w:val="18"/>
+                <w:szCs w:val="18"/>
+                <w:lang w:eastAsia="it-IT"/>
+                <w14:ligatures w14:val="none"/>
+              </w:rPr>
+              <w:t>(</w:t>
+            </w:r>
+            <w:proofErr w:type="spellStart"/>
+            <w:r>
+              <w:rPr>
+                <w:rFonts w:ascii="Courier New" w:eastAsia="Times New Roman" w:hAnsi="Courier New" w:cs="Courier New"/>
+                <w:color w:val="141413"/>
+                <w:kern w:val="0"/>
+                <w:sz w:val="18"/>
+                <w:szCs w:val="18"/>
+                <w:lang w:eastAsia="it-IT"/>
+                <w14:ligatures w14:val="none"/>
+              </w:rPr>
+              <w:t>pk</w:t>
+            </w:r>
+            <w:proofErr w:type="spellEnd"/>
+            <w:r>
+              <w:rPr>
+                <w:rFonts w:ascii="Courier New" w:eastAsia="Times New Roman" w:hAnsi="Courier New" w:cs="Courier New"/>
+                <w:color w:val="141413"/>
+                <w:kern w:val="0"/>
+                <w:sz w:val="18"/>
+                <w:szCs w:val="18"/>
+                <w:lang w:eastAsia="it-IT"/>
+                <w14:ligatures w14:val="none"/>
+              </w:rPr>
+              <w:t>=5)</w:t>
+            </w:r>
+          </w:p>
+        </w:tc>
+      </w:tr>
+      <w:tr>
+        <w:tc>
+          <w:tcPr>
+            <w:tcW w:w="0" w:type="auto"/>
+            <w:tcBorders>
+              <w:top w:val="single" w:sz="6" w:space="0" w:color="auto"/>
+              <w:left w:val="single" w:sz="6" w:space="0" w:color="auto"/>
+              <w:bottom w:val="single" w:sz="6" w:space="0" w:color="auto"/>
+              <w:right w:val="single" w:sz="6" w:space="0" w:color="auto"/>
+            </w:tcBorders>
+            <w:tcMar>
+              <w:top w:w="135" w:type="dxa"/>
+              <w:left w:w="180" w:type="dxa"/>
+              <w:bottom w:w="135" w:type="dxa"/>
+              <w:right w:w="180" w:type="dxa"/>
+            </w:tcMar>
+            <w:hideMark/>
+          </w:tcPr>
+          <w:p>
+            <w:pPr>
+              <w:spacing w:after="0" w:line="240" w:lineRule="auto"/>
+              <w:rPr>
+                <w:rFonts w:ascii="Segoe UI" w:eastAsia="Times New Roman" w:hAnsi="Segoe UI" w:cs="Segoe UI"/>
+                <w:color w:val="141413"/>
+                <w:kern w:val="0"/>
+                <w:sz w:val="20"/>
+                <w:szCs w:val="20"/>
+                <w:lang w:eastAsia="it-IT"/>
+                <w14:ligatures w14:val="none"/>
+              </w:rPr>
+            </w:pPr>
+            <w:r>
+              <w:rPr>
+                <w:rFonts w:ascii="Courier New" w:eastAsia="Times New Roman" w:hAnsi="Courier New" w:cs="Courier New"/>
+                <w:color w:val="141413"/>
+                <w:kern w:val="0"/>
+                <w:sz w:val="18"/>
+                <w:szCs w:val="18"/>
+                <w:lang w:eastAsia="it-IT"/>
+                <w14:ligatures w14:val="none"/>
+              </w:rPr>
+              <w:t>.</w:t>
+            </w:r>
+            <w:proofErr w:type="spellStart"/>
+            <w:r>
+              <w:rPr>
+                <w:rFonts w:ascii="Courier New" w:eastAsia="Times New Roman" w:hAnsi="Courier New" w:cs="Courier New"/>
+                <w:color w:val="141413"/>
+                <w:kern w:val="0"/>
+                <w:sz w:val="18"/>
+                <w:szCs w:val="18"/>
+                <w:lang w:eastAsia="it-IT"/>
+                <w14:ligatures w14:val="none"/>
+              </w:rPr>
+              <w:t>order_by</w:t>
+            </w:r>
+            <w:proofErr w:type="spellEnd"/>
+            <w:r>
+              <w:rPr>
+                <w:rFonts w:ascii="Courier New" w:eastAsia="Times New Roman" w:hAnsi="Courier New" w:cs="Courier New"/>
+                <w:color w:val="141413"/>
+                <w:kern w:val="0"/>
+                <w:sz w:val="18"/>
+                <w:szCs w:val="18"/>
+                <w:lang w:eastAsia="it-IT"/>
+                <w14:ligatures w14:val="none"/>
+              </w:rPr>
+              <w:t>()</w:t>
+            </w:r>
+          </w:p>
+        </w:tc>
+        <w:tc>
+          <w:tcPr>
+            <w:tcW w:w="0" w:type="auto"/>
+            <w:tcBorders>
+              <w:top w:val="single" w:sz="6" w:space="0" w:color="auto"/>
+              <w:left w:val="single" w:sz="6" w:space="0" w:color="auto"/>
+              <w:bottom w:val="single" w:sz="6" w:space="0" w:color="auto"/>
+              <w:right w:val="single" w:sz="6" w:space="0" w:color="auto"/>
+            </w:tcBorders>
+            <w:tcMar>
+              <w:top w:w="135" w:type="dxa"/>
+              <w:left w:w="180" w:type="dxa"/>
+              <w:bottom w:w="135" w:type="dxa"/>
+              <w:right w:w="180" w:type="dxa"/>
+            </w:tcMar>
+            <w:hideMark/>
+          </w:tcPr>
+          <w:p>
+            <w:pPr>
+              <w:spacing w:after="0" w:line="240" w:lineRule="auto"/>
+              <w:rPr>
+                <w:rFonts w:ascii="Segoe UI" w:eastAsia="Times New Roman" w:hAnsi="Segoe UI" w:cs="Segoe UI"/>
+                <w:color w:val="141413"/>
+                <w:kern w:val="0"/>
+                <w:sz w:val="20"/>
+                <w:szCs w:val="20"/>
+                <w:lang w:eastAsia="it-IT"/>
+                <w14:ligatures w14:val="none"/>
+              </w:rPr>
+            </w:pPr>
+            <w:r>
+              <w:rPr>
+                <w:rFonts w:ascii="Segoe UI" w:eastAsia="Times New Roman" w:hAnsi="Segoe UI" w:cs="Segoe UI"/>
+                <w:color w:val="141413"/>
+                <w:kern w:val="0"/>
+                <w:sz w:val="20"/>
+                <w:szCs w:val="20"/>
+                <w:lang w:eastAsia="it-IT"/>
+                <w14:ligatures w14:val="none"/>
+              </w:rPr>
+              <w:t>Ordina il risultato</w:t>
+            </w:r>
+          </w:p>
+        </w:tc>
+        <w:tc>
+          <w:tcPr>
+            <w:tcW w:w="0" w:type="auto"/>
+            <w:tcBorders>
+              <w:top w:val="single" w:sz="6" w:space="0" w:color="auto"/>
+              <w:left w:val="single" w:sz="6" w:space="0" w:color="auto"/>
+              <w:bottom w:val="single" w:sz="6" w:space="0" w:color="auto"/>
+              <w:right w:val="single" w:sz="6" w:space="0" w:color="auto"/>
+            </w:tcBorders>
+            <w:tcMar>
+              <w:top w:w="135" w:type="dxa"/>
+              <w:left w:w="180" w:type="dxa"/>
+              <w:bottom w:w="135" w:type="dxa"/>
+              <w:right w:w="180" w:type="dxa"/>
+            </w:tcMar>
+            <w:hideMark/>
+          </w:tcPr>
+          <w:p>
+            <w:pPr>
+              <w:spacing w:after="0" w:line="240" w:lineRule="auto"/>
+              <w:rPr>
+                <w:rFonts w:ascii="Segoe UI" w:eastAsia="Times New Roman" w:hAnsi="Segoe UI" w:cs="Segoe UI"/>
+                <w:color w:val="141413"/>
+                <w:kern w:val="0"/>
+                <w:sz w:val="20"/>
+                <w:szCs w:val="20"/>
+                <w:lang w:eastAsia="it-IT"/>
+                <w14:ligatures w14:val="none"/>
+              </w:rPr>
+            </w:pPr>
+            <w:r>
+              <w:rPr>
+                <w:rFonts w:ascii="Courier New" w:eastAsia="Times New Roman" w:hAnsi="Courier New" w:cs="Courier New"/>
+                <w:color w:val="141413"/>
+                <w:kern w:val="0"/>
+                <w:sz w:val="18"/>
+                <w:szCs w:val="18"/>
+                <w:lang w:eastAsia="it-IT"/>
+                <w14:ligatures w14:val="none"/>
+              </w:rPr>
+              <w:t>.</w:t>
+            </w:r>
+            <w:proofErr w:type="spellStart"/>
+            <w:r>
+              <w:rPr>
+                <w:rFonts w:ascii="Courier New" w:eastAsia="Times New Roman" w:hAnsi="Courier New" w:cs="Courier New"/>
+                <w:color w:val="141413"/>
+                <w:kern w:val="0"/>
+                <w:sz w:val="18"/>
+                <w:szCs w:val="18"/>
+                <w:lang w:eastAsia="it-IT"/>
+                <w14:ligatures w14:val="none"/>
+              </w:rPr>
+              <w:t>order_by</w:t>
+            </w:r>
+            <w:proofErr w:type="spellEnd"/>
+            <w:r>
+              <w:rPr>
+                <w:rFonts w:ascii="Courier New" w:eastAsia="Times New Roman" w:hAnsi="Courier New" w:cs="Courier New"/>
+                <w:color w:val="141413"/>
+                <w:kern w:val="0"/>
+                <w:sz w:val="18"/>
+                <w:szCs w:val="18"/>
+                <w:lang w:eastAsia="it-IT"/>
+                <w14:ligatures w14:val="none"/>
+              </w:rPr>
+              <w:t>('-anno')</w:t>
+            </w:r>
+            <w:r>
+              <w:rPr>
+                <w:rFonts w:ascii="Segoe UI" w:eastAsia="Times New Roman" w:hAnsi="Segoe UI" w:cs="Segoe UI"/>
+                <w:color w:val="141413"/>
+                <w:kern w:val="0"/>
+                <w:sz w:val="20"/>
+                <w:szCs w:val="20"/>
+                <w:lang w:eastAsia="it-IT"/>
+                <w14:ligatures w14:val="none"/>
+              </w:rPr>
+              <w:t>  → decrescente</w:t>
+            </w:r>
+            <w:r>
+              <w:rPr>
+                <w:rFonts w:ascii="Segoe UI" w:eastAsia="Times New Roman" w:hAnsi="Segoe UI" w:cs="Segoe UI"/>
+                <w:color w:val="141413"/>
+                <w:kern w:val="0"/>
+                <w:sz w:val="20"/>
+                <w:szCs w:val="20"/>
+                <w:lang w:eastAsia="it-IT"/>
+                <w14:ligatures w14:val="none"/>
+              </w:rPr>
+              <w:br/>
+            </w:r>
+            <w:r>
+              <w:rPr>
+                <w:rFonts w:ascii="Courier New" w:eastAsia="Times New Roman" w:hAnsi="Courier New" w:cs="Courier New"/>
+                <w:color w:val="141413"/>
+                <w:kern w:val="0"/>
+                <w:sz w:val="18"/>
+                <w:szCs w:val="18"/>
+                <w:lang w:eastAsia="it-IT"/>
+                <w14:ligatures w14:val="none"/>
+              </w:rPr>
+              <w:t>.</w:t>
+            </w:r>
+            <w:proofErr w:type="spellStart"/>
+            <w:r>
+              <w:rPr>
+                <w:rFonts w:ascii="Courier New" w:eastAsia="Times New Roman" w:hAnsi="Courier New" w:cs="Courier New"/>
+                <w:color w:val="141413"/>
+                <w:kern w:val="0"/>
+                <w:sz w:val="18"/>
+                <w:szCs w:val="18"/>
+                <w:lang w:eastAsia="it-IT"/>
+                <w14:ligatures w14:val="none"/>
+              </w:rPr>
+              <w:t>order_by</w:t>
+            </w:r>
+            <w:proofErr w:type="spellEnd"/>
+            <w:r>
+              <w:rPr>
+                <w:rFonts w:ascii="Courier New" w:eastAsia="Times New Roman" w:hAnsi="Courier New" w:cs="Courier New"/>
+                <w:color w:val="141413"/>
+                <w:kern w:val="0"/>
+                <w:sz w:val="18"/>
+                <w:szCs w:val="18"/>
+                <w:lang w:eastAsia="it-IT"/>
+                <w14:ligatures w14:val="none"/>
+              </w:rPr>
+              <w:t>('anno')</w:t>
+            </w:r>
+            <w:r>
+              <w:rPr>
+                <w:rFonts w:ascii="Segoe UI" w:eastAsia="Times New Roman" w:hAnsi="Segoe UI" w:cs="Segoe UI"/>
+                <w:color w:val="141413"/>
+                <w:kern w:val="0"/>
+                <w:sz w:val="20"/>
+                <w:szCs w:val="20"/>
+                <w:lang w:eastAsia="it-IT"/>
+                <w14:ligatures w14:val="none"/>
+              </w:rPr>
+              <w:t>  → crescente</w:t>
+            </w:r>
+          </w:p>
+        </w:tc>
+      </w:tr>
+      <w:tr>
+        <w:tc>
+          <w:tcPr>
+            <w:tcW w:w="0" w:type="auto"/>
+            <w:tcBorders>
+              <w:top w:val="single" w:sz="6" w:space="0" w:color="auto"/>
+              <w:left w:val="single" w:sz="6" w:space="0" w:color="auto"/>
+              <w:bottom w:val="single" w:sz="6" w:space="0" w:color="auto"/>
+              <w:right w:val="single" w:sz="6" w:space="0" w:color="auto"/>
+            </w:tcBorders>
+            <w:tcMar>
+              <w:top w:w="135" w:type="dxa"/>
+              <w:left w:w="180" w:type="dxa"/>
+              <w:bottom w:w="135" w:type="dxa"/>
+              <w:right w:w="180" w:type="dxa"/>
+            </w:tcMar>
+            <w:hideMark/>
+          </w:tcPr>
+          <w:p>
+            <w:pPr>
+              <w:spacing w:after="0" w:line="240" w:lineRule="auto"/>
+              <w:rPr>
+                <w:rFonts w:ascii="Segoe UI" w:eastAsia="Times New Roman" w:hAnsi="Segoe UI" w:cs="Segoe UI"/>
+                <w:color w:val="141413"/>
+                <w:kern w:val="0"/>
+                <w:sz w:val="20"/>
+                <w:szCs w:val="20"/>
+                <w:lang w:eastAsia="it-IT"/>
+                <w14:ligatures w14:val="none"/>
+              </w:rPr>
+            </w:pPr>
+            <w:r>
+              <w:rPr>
+                <w:rFonts w:ascii="Courier New" w:eastAsia="Times New Roman" w:hAnsi="Courier New" w:cs="Courier New"/>
+                <w:color w:val="141413"/>
+                <w:kern w:val="0"/>
+                <w:sz w:val="18"/>
+                <w:szCs w:val="18"/>
+                <w:lang w:eastAsia="it-IT"/>
+                <w14:ligatures w14:val="none"/>
+              </w:rPr>
+              <w:t>.</w:t>
+            </w:r>
+            <w:proofErr w:type="spellStart"/>
+            <w:r>
+              <w:rPr>
+                <w:rFonts w:ascii="Courier New" w:eastAsia="Times New Roman" w:hAnsi="Courier New" w:cs="Courier New"/>
+                <w:color w:val="141413"/>
+                <w:kern w:val="0"/>
+                <w:sz w:val="18"/>
+                <w:szCs w:val="18"/>
+                <w:lang w:eastAsia="it-IT"/>
+                <w14:ligatures w14:val="none"/>
+              </w:rPr>
+              <w:t>count</w:t>
+            </w:r>
+            <w:proofErr w:type="spellEnd"/>
+            <w:r>
+              <w:rPr>
+                <w:rFonts w:ascii="Courier New" w:eastAsia="Times New Roman" w:hAnsi="Courier New" w:cs="Courier New"/>
+                <w:color w:val="141413"/>
+                <w:kern w:val="0"/>
+                <w:sz w:val="18"/>
+                <w:szCs w:val="18"/>
+                <w:lang w:eastAsia="it-IT"/>
+                <w14:ligatures w14:val="none"/>
+              </w:rPr>
+              <w:t>()</w:t>
+            </w:r>
+          </w:p>
+        </w:tc>
+        <w:tc>
+          <w:tcPr>
+            <w:tcW w:w="0" w:type="auto"/>
+            <w:tcBorders>
+              <w:top w:val="single" w:sz="6" w:space="0" w:color="auto"/>
+              <w:left w:val="single" w:sz="6" w:space="0" w:color="auto"/>
+              <w:bottom w:val="single" w:sz="6" w:space="0" w:color="auto"/>
+              <w:right w:val="single" w:sz="6" w:space="0" w:color="auto"/>
+            </w:tcBorders>
+            <w:tcMar>
+              <w:top w:w="135" w:type="dxa"/>
+              <w:left w:w="180" w:type="dxa"/>
+              <w:bottom w:w="135" w:type="dxa"/>
+              <w:right w:w="180" w:type="dxa"/>
+            </w:tcMar>
+            <w:hideMark/>
+          </w:tcPr>
+          <w:p>
+            <w:pPr>
+              <w:spacing w:after="0" w:line="240" w:lineRule="auto"/>
+              <w:rPr>
+                <w:rFonts w:ascii="Segoe UI" w:eastAsia="Times New Roman" w:hAnsi="Segoe UI" w:cs="Segoe UI"/>
+                <w:color w:val="141413"/>
+                <w:kern w:val="0"/>
+                <w:sz w:val="20"/>
+                <w:szCs w:val="20"/>
+                <w:lang w:eastAsia="it-IT"/>
+                <w14:ligatures w14:val="none"/>
+              </w:rPr>
+            </w:pPr>
+            <w:r>
+              <w:rPr>
+                <w:rFonts w:ascii="Segoe UI" w:eastAsia="Times New Roman" w:hAnsi="Segoe UI" w:cs="Segoe UI"/>
+                <w:color w:val="141413"/>
+                <w:kern w:val="0"/>
+                <w:sz w:val="20"/>
+                <w:szCs w:val="20"/>
+                <w:lang w:eastAsia="it-IT"/>
+                <w14:ligatures w14:val="none"/>
+              </w:rPr>
+              <w:t>Conta il numero di risultati</w:t>
+            </w:r>
+          </w:p>
+        </w:tc>
+        <w:tc>
+          <w:tcPr>
+            <w:tcW w:w="0" w:type="auto"/>
+            <w:tcBorders>
+              <w:top w:val="single" w:sz="6" w:space="0" w:color="auto"/>
+              <w:left w:val="single" w:sz="6" w:space="0" w:color="auto"/>
+              <w:bottom w:val="single" w:sz="6" w:space="0" w:color="auto"/>
+              <w:right w:val="single" w:sz="6" w:space="0" w:color="auto"/>
+            </w:tcBorders>
+            <w:tcMar>
+              <w:top w:w="135" w:type="dxa"/>
+              <w:left w:w="180" w:type="dxa"/>
+              <w:bottom w:w="135" w:type="dxa"/>
+              <w:right w:w="180" w:type="dxa"/>
+            </w:tcMar>
+            <w:hideMark/>
+          </w:tcPr>
+          <w:p>
+            <w:pPr>
+              <w:spacing w:after="0" w:line="240" w:lineRule="auto"/>
+              <w:rPr>
+                <w:rFonts w:ascii="Segoe UI" w:eastAsia="Times New Roman" w:hAnsi="Segoe UI" w:cs="Segoe UI"/>
+                <w:color w:val="141413"/>
+                <w:kern w:val="0"/>
+                <w:sz w:val="20"/>
+                <w:szCs w:val="20"/>
+                <w:lang w:eastAsia="it-IT"/>
+                <w14:ligatures w14:val="none"/>
+              </w:rPr>
+            </w:pPr>
+            <w:proofErr w:type="spellStart"/>
+            <w:r>
+              <w:rPr>
+                <w:rFonts w:ascii="Courier New" w:eastAsia="Times New Roman" w:hAnsi="Courier New" w:cs="Courier New"/>
+                <w:color w:val="141413"/>
+                <w:kern w:val="0"/>
+                <w:sz w:val="18"/>
+                <w:szCs w:val="18"/>
+                <w:lang w:eastAsia="it-IT"/>
+                <w14:ligatures w14:val="none"/>
+              </w:rPr>
+              <w:t>Canzone.objects.filter</w:t>
+            </w:r>
+            <w:proofErr w:type="spellEnd"/>
+            <w:r>
+              <w:rPr>
+                <w:rFonts w:ascii="Courier New" w:eastAsia="Times New Roman" w:hAnsi="Courier New" w:cs="Courier New"/>
+                <w:color w:val="141413"/>
+                <w:kern w:val="0"/>
+                <w:sz w:val="18"/>
+                <w:szCs w:val="18"/>
+                <w:lang w:eastAsia="it-IT"/>
+                <w14:ligatures w14:val="none"/>
+              </w:rPr>
+              <w:t>(album__</w:t>
+            </w:r>
+            <w:proofErr w:type="spellStart"/>
+            <w:r>
+              <w:rPr>
+                <w:rFonts w:ascii="Courier New" w:eastAsia="Times New Roman" w:hAnsi="Courier New" w:cs="Courier New"/>
+                <w:color w:val="141413"/>
+                <w:kern w:val="0"/>
+                <w:sz w:val="18"/>
+                <w:szCs w:val="18"/>
+                <w:lang w:eastAsia="it-IT"/>
+                <w14:ligatures w14:val="none"/>
+              </w:rPr>
+              <w:t>pk</w:t>
+            </w:r>
+            <w:proofErr w:type="spellEnd"/>
+            <w:r>
+              <w:rPr>
+                <w:rFonts w:ascii="Courier New" w:eastAsia="Times New Roman" w:hAnsi="Courier New" w:cs="Courier New"/>
+                <w:color w:val="141413"/>
+                <w:kern w:val="0"/>
+                <w:sz w:val="18"/>
+                <w:szCs w:val="18"/>
+                <w:lang w:eastAsia="it-IT"/>
+                <w14:ligatures w14:val="none"/>
+              </w:rPr>
+              <w:t>=5).</w:t>
+            </w:r>
+            <w:proofErr w:type="spellStart"/>
+            <w:r>
+              <w:rPr>
+                <w:rFonts w:ascii="Courier New" w:eastAsia="Times New Roman" w:hAnsi="Courier New" w:cs="Courier New"/>
+                <w:color w:val="141413"/>
+                <w:kern w:val="0"/>
+                <w:sz w:val="18"/>
+                <w:szCs w:val="18"/>
+                <w:lang w:eastAsia="it-IT"/>
+                <w14:ligatures w14:val="none"/>
+              </w:rPr>
+              <w:t>count</w:t>
+            </w:r>
+            <w:proofErr w:type="spellEnd"/>
+            <w:r>
+              <w:rPr>
+                <w:rFonts w:ascii="Courier New" w:eastAsia="Times New Roman" w:hAnsi="Courier New" w:cs="Courier New"/>
+                <w:color w:val="141413"/>
+                <w:kern w:val="0"/>
+                <w:sz w:val="18"/>
+                <w:szCs w:val="18"/>
+                <w:lang w:eastAsia="it-IT"/>
+                <w14:ligatures w14:val="none"/>
+              </w:rPr>
+              <w:t>()</w:t>
+            </w:r>
+          </w:p>
+        </w:tc>
+      </w:tr>
+      <w:tr>
+        <w:tc>
+          <w:tcPr>
+            <w:tcW w:w="0" w:type="auto"/>
+            <w:tcBorders>
+              <w:top w:val="single" w:sz="6" w:space="0" w:color="auto"/>
+              <w:left w:val="single" w:sz="6" w:space="0" w:color="auto"/>
+              <w:bottom w:val="single" w:sz="6" w:space="0" w:color="auto"/>
+              <w:right w:val="single" w:sz="6" w:space="0" w:color="auto"/>
+            </w:tcBorders>
+            <w:tcMar>
+              <w:top w:w="135" w:type="dxa"/>
+              <w:left w:w="180" w:type="dxa"/>
+              <w:bottom w:w="135" w:type="dxa"/>
+              <w:right w:w="180" w:type="dxa"/>
+            </w:tcMar>
+            <w:hideMark/>
+          </w:tcPr>
+          <w:p>
+            <w:pPr>
+              <w:spacing w:after="0" w:line="240" w:lineRule="auto"/>
+              <w:rPr>
+                <w:rFonts w:ascii="Segoe UI" w:eastAsia="Times New Roman" w:hAnsi="Segoe UI" w:cs="Segoe UI"/>
+                <w:color w:val="141413"/>
+                <w:kern w:val="0"/>
+                <w:sz w:val="20"/>
+                <w:szCs w:val="20"/>
+                <w:lang w:eastAsia="it-IT"/>
+                <w14:ligatures w14:val="none"/>
+              </w:rPr>
+            </w:pPr>
+            <w:r>
+              <w:rPr>
+                <w:rFonts w:ascii="Courier New" w:eastAsia="Times New Roman" w:hAnsi="Courier New" w:cs="Courier New"/>
+                <w:color w:val="141413"/>
+                <w:kern w:val="0"/>
+                <w:sz w:val="18"/>
+                <w:szCs w:val="18"/>
+                <w:lang w:eastAsia="it-IT"/>
+                <w14:ligatures w14:val="none"/>
+              </w:rPr>
+              <w:lastRenderedPageBreak/>
+              <w:t>.update()</w:t>
+            </w:r>
+          </w:p>
+        </w:tc>
+        <w:tc>
+          <w:tcPr>
+            <w:tcW w:w="0" w:type="auto"/>
+            <w:tcBorders>
+              <w:top w:val="single" w:sz="6" w:space="0" w:color="auto"/>
+              <w:left w:val="single" w:sz="6" w:space="0" w:color="auto"/>
+              <w:bottom w:val="single" w:sz="6" w:space="0" w:color="auto"/>
+              <w:right w:val="single" w:sz="6" w:space="0" w:color="auto"/>
+            </w:tcBorders>
+            <w:tcMar>
+              <w:top w:w="135" w:type="dxa"/>
+              <w:left w:w="180" w:type="dxa"/>
+              <w:bottom w:w="135" w:type="dxa"/>
+              <w:right w:w="180" w:type="dxa"/>
+            </w:tcMar>
+            <w:hideMark/>
+          </w:tcPr>
+          <w:p>
+            <w:pPr>
+              <w:spacing w:after="0" w:line="240" w:lineRule="auto"/>
+              <w:rPr>
+                <w:rFonts w:ascii="Segoe UI" w:eastAsia="Times New Roman" w:hAnsi="Segoe UI" w:cs="Segoe UI"/>
+                <w:color w:val="141413"/>
+                <w:kern w:val="0"/>
+                <w:sz w:val="20"/>
+                <w:szCs w:val="20"/>
+                <w:lang w:eastAsia="it-IT"/>
+                <w14:ligatures w14:val="none"/>
+              </w:rPr>
+            </w:pPr>
+            <w:r>
+              <w:rPr>
+                <w:rFonts w:ascii="Segoe UI" w:eastAsia="Times New Roman" w:hAnsi="Segoe UI" w:cs="Segoe UI"/>
+                <w:color w:val="141413"/>
+                <w:kern w:val="0"/>
+                <w:sz w:val="20"/>
+                <w:szCs w:val="20"/>
+                <w:lang w:eastAsia="it-IT"/>
+                <w14:ligatures w14:val="none"/>
+              </w:rPr>
+              <w:t xml:space="preserve">Aggiorna in una sola </w:t>
+            </w:r>
+            <w:proofErr w:type="spellStart"/>
+            <w:r>
+              <w:rPr>
+                <w:rFonts w:ascii="Segoe UI" w:eastAsia="Times New Roman" w:hAnsi="Segoe UI" w:cs="Segoe UI"/>
+                <w:color w:val="141413"/>
+                <w:kern w:val="0"/>
+                <w:sz w:val="20"/>
+                <w:szCs w:val="20"/>
+                <w:lang w:eastAsia="it-IT"/>
+                <w14:ligatures w14:val="none"/>
+              </w:rPr>
+              <w:t>query</w:t>
+            </w:r>
+            <w:proofErr w:type="spellEnd"/>
+            <w:r>
+              <w:rPr>
+                <w:rFonts w:ascii="Segoe UI" w:eastAsia="Times New Roman" w:hAnsi="Segoe UI" w:cs="Segoe UI"/>
+                <w:color w:val="141413"/>
+                <w:kern w:val="0"/>
+                <w:sz w:val="20"/>
+                <w:szCs w:val="20"/>
+                <w:lang w:eastAsia="it-IT"/>
+                <w14:ligatures w14:val="none"/>
+              </w:rPr>
+              <w:t xml:space="preserve"> senza caricare oggetti in memoria</w:t>
+            </w:r>
+          </w:p>
+        </w:tc>
+        <w:tc>
+          <w:tcPr>
+            <w:tcW w:w="0" w:type="auto"/>
+            <w:tcBorders>
+              <w:top w:val="single" w:sz="6" w:space="0" w:color="auto"/>
+              <w:left w:val="single" w:sz="6" w:space="0" w:color="auto"/>
+              <w:bottom w:val="single" w:sz="6" w:space="0" w:color="auto"/>
+              <w:right w:val="single" w:sz="6" w:space="0" w:color="auto"/>
+            </w:tcBorders>
+            <w:tcMar>
+              <w:top w:w="135" w:type="dxa"/>
+              <w:left w:w="180" w:type="dxa"/>
+              <w:bottom w:w="135" w:type="dxa"/>
+              <w:right w:w="180" w:type="dxa"/>
+            </w:tcMar>
+            <w:hideMark/>
+          </w:tcPr>
+          <w:p>
+            <w:pPr>
+              <w:spacing w:after="0" w:line="240" w:lineRule="auto"/>
+              <w:rPr>
+                <w:rFonts w:ascii="Segoe UI" w:eastAsia="Times New Roman" w:hAnsi="Segoe UI" w:cs="Segoe UI"/>
+                <w:color w:val="141413"/>
+                <w:kern w:val="0"/>
+                <w:sz w:val="20"/>
+                <w:szCs w:val="20"/>
+                <w:lang w:eastAsia="it-IT"/>
+                <w14:ligatures w14:val="none"/>
+              </w:rPr>
+            </w:pPr>
+            <w:proofErr w:type="spellStart"/>
+            <w:r>
+              <w:rPr>
+                <w:rFonts w:ascii="Courier New" w:eastAsia="Times New Roman" w:hAnsi="Courier New" w:cs="Courier New"/>
+                <w:color w:val="141413"/>
+                <w:kern w:val="0"/>
+                <w:sz w:val="18"/>
+                <w:szCs w:val="18"/>
+                <w:lang w:eastAsia="it-IT"/>
+                <w14:ligatures w14:val="none"/>
+              </w:rPr>
+              <w:t>Album.objects.filter</w:t>
+            </w:r>
+            <w:proofErr w:type="spellEnd"/>
+            <w:r>
+              <w:rPr>
+                <w:rFonts w:ascii="Courier New" w:eastAsia="Times New Roman" w:hAnsi="Courier New" w:cs="Courier New"/>
+                <w:color w:val="141413"/>
+                <w:kern w:val="0"/>
+                <w:sz w:val="18"/>
+                <w:szCs w:val="18"/>
+                <w:lang w:eastAsia="it-IT"/>
+                <w14:ligatures w14:val="none"/>
+              </w:rPr>
+              <w:t>(</w:t>
+            </w:r>
+            <w:proofErr w:type="spellStart"/>
+            <w:r>
+              <w:rPr>
+                <w:rFonts w:ascii="Courier New" w:eastAsia="Times New Roman" w:hAnsi="Courier New" w:cs="Courier New"/>
+                <w:color w:val="141413"/>
+                <w:kern w:val="0"/>
+                <w:sz w:val="18"/>
+                <w:szCs w:val="18"/>
+                <w:lang w:eastAsia="it-IT"/>
+                <w14:ligatures w14:val="none"/>
+              </w:rPr>
+              <w:t>anno__lt</w:t>
+            </w:r>
+            <w:proofErr w:type="spellEnd"/>
+            <w:r>
+              <w:rPr>
+                <w:rFonts w:ascii="Courier New" w:eastAsia="Times New Roman" w:hAnsi="Courier New" w:cs="Courier New"/>
+                <w:color w:val="141413"/>
+                <w:kern w:val="0"/>
+                <w:sz w:val="18"/>
+                <w:szCs w:val="18"/>
+                <w:lang w:eastAsia="it-IT"/>
+                <w14:ligatures w14:val="none"/>
+              </w:rPr>
+              <w:t>=1970).update(disponibile=False)</w:t>
+            </w:r>
+          </w:p>
+        </w:tc>
+      </w:tr>
+      <w:tr>
+        <w:tc>
+          <w:tcPr>
+            <w:tcW w:w="0" w:type="auto"/>
+            <w:tcBorders>
+              <w:top w:val="single" w:sz="6" w:space="0" w:color="auto"/>
+              <w:left w:val="single" w:sz="6" w:space="0" w:color="auto"/>
+              <w:bottom w:val="single" w:sz="6" w:space="0" w:color="auto"/>
+              <w:right w:val="single" w:sz="6" w:space="0" w:color="auto"/>
+            </w:tcBorders>
+            <w:tcMar>
+              <w:top w:w="135" w:type="dxa"/>
+              <w:left w:w="180" w:type="dxa"/>
+              <w:bottom w:w="135" w:type="dxa"/>
+              <w:right w:w="180" w:type="dxa"/>
+            </w:tcMar>
+            <w:hideMark/>
+          </w:tcPr>
+          <w:p>
+            <w:pPr>
+              <w:spacing w:after="0" w:line="240" w:lineRule="auto"/>
+              <w:rPr>
+                <w:rFonts w:ascii="Segoe UI" w:eastAsia="Times New Roman" w:hAnsi="Segoe UI" w:cs="Segoe UI"/>
+                <w:color w:val="141413"/>
+                <w:kern w:val="0"/>
+                <w:sz w:val="20"/>
+                <w:szCs w:val="20"/>
+                <w:lang w:eastAsia="it-IT"/>
+                <w14:ligatures w14:val="none"/>
+              </w:rPr>
+            </w:pPr>
+            <w:r>
+              <w:rPr>
+                <w:rFonts w:ascii="Courier New" w:eastAsia="Times New Roman" w:hAnsi="Courier New" w:cs="Courier New"/>
+                <w:color w:val="141413"/>
+                <w:kern w:val="0"/>
+                <w:sz w:val="18"/>
+                <w:szCs w:val="18"/>
+                <w:lang w:eastAsia="it-IT"/>
+                <w14:ligatures w14:val="none"/>
+              </w:rPr>
+              <w:t>.</w:t>
+            </w:r>
+            <w:proofErr w:type="spellStart"/>
+            <w:r>
+              <w:rPr>
+                <w:rFonts w:ascii="Courier New" w:eastAsia="Times New Roman" w:hAnsi="Courier New" w:cs="Courier New"/>
+                <w:color w:val="141413"/>
+                <w:kern w:val="0"/>
+                <w:sz w:val="18"/>
+                <w:szCs w:val="18"/>
+                <w:lang w:eastAsia="it-IT"/>
+                <w14:ligatures w14:val="none"/>
+              </w:rPr>
+              <w:t>values</w:t>
+            </w:r>
+            <w:proofErr w:type="spellEnd"/>
+            <w:r>
+              <w:rPr>
+                <w:rFonts w:ascii="Courier New" w:eastAsia="Times New Roman" w:hAnsi="Courier New" w:cs="Courier New"/>
+                <w:color w:val="141413"/>
+                <w:kern w:val="0"/>
+                <w:sz w:val="18"/>
+                <w:szCs w:val="18"/>
+                <w:lang w:eastAsia="it-IT"/>
+                <w14:ligatures w14:val="none"/>
+              </w:rPr>
+              <w:t>()</w:t>
+            </w:r>
+          </w:p>
+        </w:tc>
+        <w:tc>
+          <w:tcPr>
+            <w:tcW w:w="0" w:type="auto"/>
+            <w:tcBorders>
+              <w:top w:val="single" w:sz="6" w:space="0" w:color="auto"/>
+              <w:left w:val="single" w:sz="6" w:space="0" w:color="auto"/>
+              <w:bottom w:val="single" w:sz="6" w:space="0" w:color="auto"/>
+              <w:right w:val="single" w:sz="6" w:space="0" w:color="auto"/>
+            </w:tcBorders>
+            <w:tcMar>
+              <w:top w:w="135" w:type="dxa"/>
+              <w:left w:w="180" w:type="dxa"/>
+              <w:bottom w:w="135" w:type="dxa"/>
+              <w:right w:w="180" w:type="dxa"/>
+            </w:tcMar>
+            <w:hideMark/>
+          </w:tcPr>
+          <w:p>
+            <w:pPr>
+              <w:spacing w:after="0" w:line="240" w:lineRule="auto"/>
+              <w:rPr>
+                <w:rFonts w:ascii="Segoe UI" w:eastAsia="Times New Roman" w:hAnsi="Segoe UI" w:cs="Segoe UI"/>
+                <w:color w:val="141413"/>
+                <w:kern w:val="0"/>
+                <w:sz w:val="20"/>
+                <w:szCs w:val="20"/>
+                <w:lang w:eastAsia="it-IT"/>
+                <w14:ligatures w14:val="none"/>
+              </w:rPr>
+            </w:pPr>
+            <w:r>
+              <w:rPr>
+                <w:rFonts w:ascii="Segoe UI" w:eastAsia="Times New Roman" w:hAnsi="Segoe UI" w:cs="Segoe UI"/>
+                <w:color w:val="141413"/>
+                <w:kern w:val="0"/>
+                <w:sz w:val="20"/>
+                <w:szCs w:val="20"/>
+                <w:lang w:eastAsia="it-IT"/>
+                <w14:ligatures w14:val="none"/>
+              </w:rPr>
+              <w:t>Restituisce dizionari invece di oggetti</w:t>
+            </w:r>
+          </w:p>
+        </w:tc>
+        <w:tc>
+          <w:tcPr>
+            <w:tcW w:w="0" w:type="auto"/>
+            <w:tcBorders>
+              <w:top w:val="single" w:sz="6" w:space="0" w:color="auto"/>
+              <w:left w:val="single" w:sz="6" w:space="0" w:color="auto"/>
+              <w:bottom w:val="single" w:sz="6" w:space="0" w:color="auto"/>
+              <w:right w:val="single" w:sz="6" w:space="0" w:color="auto"/>
+            </w:tcBorders>
+            <w:tcMar>
+              <w:top w:w="135" w:type="dxa"/>
+              <w:left w:w="180" w:type="dxa"/>
+              <w:bottom w:w="135" w:type="dxa"/>
+              <w:right w:w="180" w:type="dxa"/>
+            </w:tcMar>
+            <w:hideMark/>
+          </w:tcPr>
+          <w:p>
+            <w:pPr>
+              <w:spacing w:after="0" w:line="240" w:lineRule="auto"/>
+              <w:rPr>
+                <w:rFonts w:ascii="Segoe UI" w:eastAsia="Times New Roman" w:hAnsi="Segoe UI" w:cs="Segoe UI"/>
+                <w:color w:val="141413"/>
+                <w:kern w:val="0"/>
+                <w:sz w:val="20"/>
+                <w:szCs w:val="20"/>
+                <w:lang w:eastAsia="it-IT"/>
+                <w14:ligatures w14:val="none"/>
+              </w:rPr>
+            </w:pPr>
+            <w:r>
+              <w:rPr>
+                <w:rFonts w:ascii="Courier New" w:eastAsia="Times New Roman" w:hAnsi="Courier New" w:cs="Courier New"/>
+                <w:color w:val="141413"/>
+                <w:kern w:val="0"/>
+                <w:sz w:val="18"/>
+                <w:szCs w:val="18"/>
+                <w:lang w:eastAsia="it-IT"/>
+                <w14:ligatures w14:val="none"/>
+              </w:rPr>
+              <w:t>.</w:t>
+            </w:r>
+            <w:proofErr w:type="spellStart"/>
+            <w:r>
+              <w:rPr>
+                <w:rFonts w:ascii="Courier New" w:eastAsia="Times New Roman" w:hAnsi="Courier New" w:cs="Courier New"/>
+                <w:color w:val="141413"/>
+                <w:kern w:val="0"/>
+                <w:sz w:val="18"/>
+                <w:szCs w:val="18"/>
+                <w:lang w:eastAsia="it-IT"/>
+                <w14:ligatures w14:val="none"/>
+              </w:rPr>
+              <w:t>values</w:t>
+            </w:r>
+            <w:proofErr w:type="spellEnd"/>
+            <w:r>
+              <w:rPr>
+                <w:rFonts w:ascii="Courier New" w:eastAsia="Times New Roman" w:hAnsi="Courier New" w:cs="Courier New"/>
+                <w:color w:val="141413"/>
+                <w:kern w:val="0"/>
+                <w:sz w:val="18"/>
+                <w:szCs w:val="18"/>
+                <w:lang w:eastAsia="it-IT"/>
+                <w14:ligatures w14:val="none"/>
+              </w:rPr>
+              <w:t>('titolo', '</w:t>
+            </w:r>
+            <w:proofErr w:type="spellStart"/>
+            <w:r>
+              <w:rPr>
+                <w:rFonts w:ascii="Courier New" w:eastAsia="Times New Roman" w:hAnsi="Courier New" w:cs="Courier New"/>
+                <w:color w:val="141413"/>
+                <w:kern w:val="0"/>
+                <w:sz w:val="18"/>
+                <w:szCs w:val="18"/>
+                <w:lang w:eastAsia="it-IT"/>
+                <w14:ligatures w14:val="none"/>
+              </w:rPr>
+              <w:t>durata_secondi</w:t>
+            </w:r>
+            <w:proofErr w:type="spellEnd"/>
+            <w:r>
+              <w:rPr>
+                <w:rFonts w:ascii="Courier New" w:eastAsia="Times New Roman" w:hAnsi="Courier New" w:cs="Courier New"/>
+                <w:color w:val="141413"/>
+                <w:kern w:val="0"/>
+                <w:sz w:val="18"/>
+                <w:szCs w:val="18"/>
+                <w:lang w:eastAsia="it-IT"/>
+                <w14:ligatures w14:val="none"/>
+              </w:rPr>
+              <w:t>')</w:t>
+            </w:r>
+          </w:p>
+        </w:tc>
+      </w:tr>
+      <w:tr>
+        <w:tc>
+          <w:tcPr>
+            <w:tcW w:w="0" w:type="auto"/>
+            <w:tcBorders>
+              <w:top w:val="single" w:sz="6" w:space="0" w:color="auto"/>
+              <w:left w:val="single" w:sz="6" w:space="0" w:color="auto"/>
+              <w:bottom w:val="single" w:sz="6" w:space="0" w:color="auto"/>
+              <w:right w:val="single" w:sz="6" w:space="0" w:color="auto"/>
+            </w:tcBorders>
+            <w:tcMar>
+              <w:top w:w="135" w:type="dxa"/>
+              <w:left w:w="180" w:type="dxa"/>
+              <w:bottom w:w="135" w:type="dxa"/>
+              <w:right w:w="180" w:type="dxa"/>
+            </w:tcMar>
+            <w:hideMark/>
+          </w:tcPr>
+          <w:p>
+            <w:pPr>
+              <w:spacing w:after="0" w:line="240" w:lineRule="auto"/>
+              <w:rPr>
+                <w:rFonts w:ascii="Segoe UI" w:eastAsia="Times New Roman" w:hAnsi="Segoe UI" w:cs="Segoe UI"/>
+                <w:color w:val="141413"/>
+                <w:kern w:val="0"/>
+                <w:sz w:val="20"/>
+                <w:szCs w:val="20"/>
+                <w:lang w:eastAsia="it-IT"/>
+                <w14:ligatures w14:val="none"/>
+              </w:rPr>
+            </w:pPr>
+            <w:r>
+              <w:rPr>
+                <w:rFonts w:ascii="Courier New" w:eastAsia="Times New Roman" w:hAnsi="Courier New" w:cs="Courier New"/>
+                <w:color w:val="141413"/>
+                <w:kern w:val="0"/>
+                <w:sz w:val="18"/>
+                <w:szCs w:val="18"/>
+                <w:lang w:eastAsia="it-IT"/>
+                <w14:ligatures w14:val="none"/>
+              </w:rPr>
+              <w:t>Q()</w:t>
+            </w:r>
+          </w:p>
+        </w:tc>
+        <w:tc>
+          <w:tcPr>
+            <w:tcW w:w="0" w:type="auto"/>
+            <w:tcBorders>
+              <w:top w:val="single" w:sz="6" w:space="0" w:color="auto"/>
+              <w:left w:val="single" w:sz="6" w:space="0" w:color="auto"/>
+              <w:bottom w:val="single" w:sz="6" w:space="0" w:color="auto"/>
+              <w:right w:val="single" w:sz="6" w:space="0" w:color="auto"/>
+            </w:tcBorders>
+            <w:tcMar>
+              <w:top w:w="135" w:type="dxa"/>
+              <w:left w:w="180" w:type="dxa"/>
+              <w:bottom w:w="135" w:type="dxa"/>
+              <w:right w:w="180" w:type="dxa"/>
+            </w:tcMar>
+            <w:hideMark/>
+          </w:tcPr>
+          <w:p>
+            <w:pPr>
+              <w:spacing w:after="0" w:line="240" w:lineRule="auto"/>
+              <w:rPr>
+                <w:rFonts w:ascii="Segoe UI" w:eastAsia="Times New Roman" w:hAnsi="Segoe UI" w:cs="Segoe UI"/>
+                <w:color w:val="141413"/>
+                <w:kern w:val="0"/>
+                <w:sz w:val="20"/>
+                <w:szCs w:val="20"/>
+                <w:lang w:eastAsia="it-IT"/>
+                <w14:ligatures w14:val="none"/>
+              </w:rPr>
+            </w:pPr>
+            <w:r>
+              <w:rPr>
+                <w:rFonts w:ascii="Segoe UI" w:eastAsia="Times New Roman" w:hAnsi="Segoe UI" w:cs="Segoe UI"/>
+                <w:color w:val="141413"/>
+                <w:kern w:val="0"/>
+                <w:sz w:val="20"/>
+                <w:szCs w:val="20"/>
+                <w:lang w:eastAsia="it-IT"/>
+                <w14:ligatures w14:val="none"/>
+              </w:rPr>
+              <w:t>Condizioni OR / AND complesse</w:t>
+            </w:r>
+          </w:p>
+        </w:tc>
+        <w:tc>
+          <w:tcPr>
+            <w:tcW w:w="0" w:type="auto"/>
+            <w:tcBorders>
+              <w:top w:val="single" w:sz="6" w:space="0" w:color="auto"/>
+              <w:left w:val="single" w:sz="6" w:space="0" w:color="auto"/>
+              <w:bottom w:val="single" w:sz="6" w:space="0" w:color="auto"/>
+              <w:right w:val="single" w:sz="6" w:space="0" w:color="auto"/>
+            </w:tcBorders>
+            <w:tcMar>
+              <w:top w:w="135" w:type="dxa"/>
+              <w:left w:w="180" w:type="dxa"/>
+              <w:bottom w:w="135" w:type="dxa"/>
+              <w:right w:w="180" w:type="dxa"/>
+            </w:tcMar>
+            <w:hideMark/>
+          </w:tcPr>
+          <w:p>
+            <w:pPr>
+              <w:spacing w:after="0" w:line="240" w:lineRule="auto"/>
+              <w:rPr>
+                <w:rFonts w:ascii="Segoe UI" w:eastAsia="Times New Roman" w:hAnsi="Segoe UI" w:cs="Segoe UI"/>
+                <w:color w:val="141413"/>
+                <w:kern w:val="0"/>
+                <w:sz w:val="20"/>
+                <w:szCs w:val="20"/>
+                <w:lang w:eastAsia="it-IT"/>
+                <w14:ligatures w14:val="none"/>
+              </w:rPr>
+            </w:pPr>
+            <w:proofErr w:type="spellStart"/>
+            <w:r>
+              <w:rPr>
+                <w:rFonts w:ascii="Courier New" w:eastAsia="Times New Roman" w:hAnsi="Courier New" w:cs="Courier New"/>
+                <w:color w:val="141413"/>
+                <w:kern w:val="0"/>
+                <w:sz w:val="18"/>
+                <w:szCs w:val="18"/>
+                <w:lang w:eastAsia="it-IT"/>
+                <w14:ligatures w14:val="none"/>
+              </w:rPr>
+              <w:t>filter</w:t>
+            </w:r>
+            <w:proofErr w:type="spellEnd"/>
+            <w:r>
+              <w:rPr>
+                <w:rFonts w:ascii="Courier New" w:eastAsia="Times New Roman" w:hAnsi="Courier New" w:cs="Courier New"/>
+                <w:color w:val="141413"/>
+                <w:kern w:val="0"/>
+                <w:sz w:val="18"/>
+                <w:szCs w:val="18"/>
+                <w:lang w:eastAsia="it-IT"/>
+                <w14:ligatures w14:val="none"/>
+              </w:rPr>
+              <w:t>(Q(genere='Rock') | Q(genere='Jazz'))</w:t>
+            </w:r>
+          </w:p>
+        </w:tc>
+      </w:tr>
+      <w:tr>
+        <w:tc>
+          <w:tcPr>
+            <w:tcW w:w="0" w:type="auto"/>
+            <w:tcBorders>
+              <w:top w:val="single" w:sz="6" w:space="0" w:color="auto"/>
+              <w:left w:val="single" w:sz="6" w:space="0" w:color="auto"/>
+              <w:bottom w:val="single" w:sz="6" w:space="0" w:color="auto"/>
+              <w:right w:val="single" w:sz="6" w:space="0" w:color="auto"/>
+            </w:tcBorders>
+            <w:tcMar>
+              <w:top w:w="135" w:type="dxa"/>
+              <w:left w:w="180" w:type="dxa"/>
+              <w:bottom w:w="135" w:type="dxa"/>
+              <w:right w:w="180" w:type="dxa"/>
+            </w:tcMar>
+            <w:hideMark/>
+          </w:tcPr>
+          <w:p>
+            <w:pPr>
+              <w:spacing w:after="0" w:line="240" w:lineRule="auto"/>
+              <w:rPr>
+                <w:rFonts w:ascii="Segoe UI" w:eastAsia="Times New Roman" w:hAnsi="Segoe UI" w:cs="Segoe UI"/>
+                <w:color w:val="141413"/>
+                <w:kern w:val="0"/>
+                <w:sz w:val="20"/>
+                <w:szCs w:val="20"/>
+                <w:lang w:eastAsia="it-IT"/>
+                <w14:ligatures w14:val="none"/>
+              </w:rPr>
+            </w:pPr>
+            <w:r>
+              <w:rPr>
+                <w:rFonts w:ascii="Courier New" w:eastAsia="Times New Roman" w:hAnsi="Courier New" w:cs="Courier New"/>
+                <w:color w:val="141413"/>
+                <w:kern w:val="0"/>
+                <w:sz w:val="18"/>
+                <w:szCs w:val="18"/>
+                <w:lang w:eastAsia="it-IT"/>
+                <w14:ligatures w14:val="none"/>
+              </w:rPr>
+              <w:t>__</w:t>
+            </w:r>
+          </w:p>
+        </w:tc>
+        <w:tc>
+          <w:tcPr>
+            <w:tcW w:w="0" w:type="auto"/>
+            <w:tcBorders>
+              <w:top w:val="single" w:sz="6" w:space="0" w:color="auto"/>
+              <w:left w:val="single" w:sz="6" w:space="0" w:color="auto"/>
+              <w:bottom w:val="single" w:sz="6" w:space="0" w:color="auto"/>
+              <w:right w:val="single" w:sz="6" w:space="0" w:color="auto"/>
+            </w:tcBorders>
+            <w:tcMar>
+              <w:top w:w="135" w:type="dxa"/>
+              <w:left w:w="180" w:type="dxa"/>
+              <w:bottom w:w="135" w:type="dxa"/>
+              <w:right w:w="180" w:type="dxa"/>
+            </w:tcMar>
+            <w:hideMark/>
+          </w:tcPr>
+          <w:p>
+            <w:pPr>
+              <w:spacing w:after="0" w:line="240" w:lineRule="auto"/>
+              <w:rPr>
+                <w:rFonts w:ascii="Segoe UI" w:eastAsia="Times New Roman" w:hAnsi="Segoe UI" w:cs="Segoe UI"/>
+                <w:color w:val="141413"/>
+                <w:kern w:val="0"/>
+                <w:sz w:val="20"/>
+                <w:szCs w:val="20"/>
+                <w:lang w:eastAsia="it-IT"/>
+                <w14:ligatures w14:val="none"/>
+              </w:rPr>
+            </w:pPr>
+            <w:r>
+              <w:rPr>
+                <w:rFonts w:ascii="Segoe UI" w:eastAsia="Times New Roman" w:hAnsi="Segoe UI" w:cs="Segoe UI"/>
+                <w:color w:val="141413"/>
+                <w:kern w:val="0"/>
+                <w:sz w:val="20"/>
+                <w:szCs w:val="20"/>
+                <w:lang w:eastAsia="it-IT"/>
+                <w14:ligatures w14:val="none"/>
+              </w:rPr>
+              <w:t>Traversata FK — naviga le relazioni tra modelli</w:t>
+            </w:r>
+          </w:p>
+        </w:tc>
+        <w:tc>
+          <w:tcPr>
+            <w:tcW w:w="0" w:type="auto"/>
+            <w:tcBorders>
+              <w:top w:val="single" w:sz="6" w:space="0" w:color="auto"/>
+              <w:left w:val="single" w:sz="6" w:space="0" w:color="auto"/>
+              <w:bottom w:val="single" w:sz="6" w:space="0" w:color="auto"/>
+              <w:right w:val="single" w:sz="6" w:space="0" w:color="auto"/>
+            </w:tcBorders>
+            <w:tcMar>
+              <w:top w:w="135" w:type="dxa"/>
+              <w:left w:w="180" w:type="dxa"/>
+              <w:bottom w:w="135" w:type="dxa"/>
+              <w:right w:w="180" w:type="dxa"/>
+            </w:tcMar>
+            <w:hideMark/>
+          </w:tcPr>
+          <w:p>
+            <w:pPr>
+              <w:spacing w:after="0" w:line="240" w:lineRule="auto"/>
+              <w:rPr>
+                <w:rFonts w:ascii="Segoe UI" w:eastAsia="Times New Roman" w:hAnsi="Segoe UI" w:cs="Segoe UI"/>
+                <w:color w:val="141413"/>
+                <w:kern w:val="0"/>
+                <w:sz w:val="20"/>
+                <w:szCs w:val="20"/>
+                <w:lang w:eastAsia="it-IT"/>
+                <w14:ligatures w14:val="none"/>
+              </w:rPr>
+            </w:pPr>
+            <w:proofErr w:type="spellStart"/>
+            <w:r>
+              <w:rPr>
+                <w:rFonts w:ascii="Courier New" w:eastAsia="Times New Roman" w:hAnsi="Courier New" w:cs="Courier New"/>
+                <w:color w:val="141413"/>
+                <w:kern w:val="0"/>
+                <w:sz w:val="18"/>
+                <w:szCs w:val="18"/>
+                <w:lang w:eastAsia="it-IT"/>
+                <w14:ligatures w14:val="none"/>
+              </w:rPr>
+              <w:t>Canzone.objects.filter</w:t>
+            </w:r>
+            <w:proofErr w:type="spellEnd"/>
+            <w:r>
+              <w:rPr>
+                <w:rFonts w:ascii="Courier New" w:eastAsia="Times New Roman" w:hAnsi="Courier New" w:cs="Courier New"/>
+                <w:color w:val="141413"/>
+                <w:kern w:val="0"/>
+                <w:sz w:val="18"/>
+                <w:szCs w:val="18"/>
+                <w:lang w:eastAsia="it-IT"/>
+                <w14:ligatures w14:val="none"/>
+              </w:rPr>
+              <w:t>(</w:t>
+            </w:r>
+            <w:proofErr w:type="spellStart"/>
+            <w:r>
+              <w:rPr>
+                <w:rFonts w:ascii="Courier New" w:eastAsia="Times New Roman" w:hAnsi="Courier New" w:cs="Courier New"/>
+                <w:color w:val="141413"/>
+                <w:kern w:val="0"/>
+                <w:sz w:val="18"/>
+                <w:szCs w:val="18"/>
+                <w:lang w:eastAsia="it-IT"/>
+                <w14:ligatures w14:val="none"/>
+              </w:rPr>
+              <w:t>album__artista__nome</w:t>
+            </w:r>
+            <w:proofErr w:type="spellEnd"/>
+            <w:r>
+              <w:rPr>
+                <w:rFonts w:ascii="Courier New" w:eastAsia="Times New Roman" w:hAnsi="Courier New" w:cs="Courier New"/>
+                <w:color w:val="141413"/>
+                <w:kern w:val="0"/>
+                <w:sz w:val="18"/>
+                <w:szCs w:val="18"/>
+                <w:lang w:eastAsia="it-IT"/>
+                <w14:ligatures w14:val="none"/>
+              </w:rPr>
+              <w:t>='Queen')</w:t>
+            </w:r>
+          </w:p>
+        </w:tc>
+      </w:tr>
+      <w:tr>
+        <w:tc>
+          <w:tcPr>
+            <w:tcW w:w="0" w:type="auto"/>
+            <w:tcBorders>
+              <w:top w:val="single" w:sz="6" w:space="0" w:color="auto"/>
+              <w:left w:val="single" w:sz="6" w:space="0" w:color="auto"/>
+              <w:bottom w:val="single" w:sz="6" w:space="0" w:color="auto"/>
+              <w:right w:val="single" w:sz="6" w:space="0" w:color="auto"/>
+            </w:tcBorders>
+            <w:tcMar>
+              <w:top w:w="135" w:type="dxa"/>
+              <w:left w:w="180" w:type="dxa"/>
+              <w:bottom w:w="135" w:type="dxa"/>
+              <w:right w:w="180" w:type="dxa"/>
+            </w:tcMar>
+            <w:hideMark/>
+          </w:tcPr>
+          <w:p>
+            <w:pPr>
+              <w:spacing w:after="0" w:line="240" w:lineRule="auto"/>
+              <w:rPr>
+                <w:rFonts w:ascii="Segoe UI" w:eastAsia="Times New Roman" w:hAnsi="Segoe UI" w:cs="Segoe UI"/>
+                <w:color w:val="141413"/>
+                <w:kern w:val="0"/>
+                <w:sz w:val="20"/>
+                <w:szCs w:val="20"/>
+                <w:lang w:eastAsia="it-IT"/>
+                <w14:ligatures w14:val="none"/>
+              </w:rPr>
+            </w:pPr>
+            <w:r>
+              <w:rPr>
+                <w:rFonts w:ascii="Courier New" w:eastAsia="Times New Roman" w:hAnsi="Courier New" w:cs="Courier New"/>
+                <w:color w:val="141413"/>
+                <w:kern w:val="0"/>
+                <w:sz w:val="18"/>
+                <w:szCs w:val="18"/>
+                <w:lang w:eastAsia="it-IT"/>
+                <w14:ligatures w14:val="none"/>
+              </w:rPr>
+              <w:t>__</w:t>
+            </w:r>
+            <w:proofErr w:type="spellStart"/>
+            <w:r>
+              <w:rPr>
+                <w:rFonts w:ascii="Courier New" w:eastAsia="Times New Roman" w:hAnsi="Courier New" w:cs="Courier New"/>
+                <w:color w:val="141413"/>
+                <w:kern w:val="0"/>
+                <w:sz w:val="18"/>
+                <w:szCs w:val="18"/>
+                <w:lang w:eastAsia="it-IT"/>
+                <w14:ligatures w14:val="none"/>
+              </w:rPr>
+              <w:t>gt</w:t>
+            </w:r>
+            <w:proofErr w:type="spellEnd"/>
+          </w:p>
+        </w:tc>
+        <w:tc>
+          <w:tcPr>
+            <w:tcW w:w="0" w:type="auto"/>
+            <w:tcBorders>
+              <w:top w:val="single" w:sz="6" w:space="0" w:color="auto"/>
+              <w:left w:val="single" w:sz="6" w:space="0" w:color="auto"/>
+              <w:bottom w:val="single" w:sz="6" w:space="0" w:color="auto"/>
+              <w:right w:val="single" w:sz="6" w:space="0" w:color="auto"/>
+            </w:tcBorders>
+            <w:tcMar>
+              <w:top w:w="135" w:type="dxa"/>
+              <w:left w:w="180" w:type="dxa"/>
+              <w:bottom w:w="135" w:type="dxa"/>
+              <w:right w:w="180" w:type="dxa"/>
+            </w:tcMar>
+            <w:hideMark/>
+          </w:tcPr>
+          <w:p>
+            <w:pPr>
+              <w:spacing w:after="0" w:line="240" w:lineRule="auto"/>
+              <w:rPr>
+                <w:rFonts w:ascii="Segoe UI" w:eastAsia="Times New Roman" w:hAnsi="Segoe UI" w:cs="Segoe UI"/>
+                <w:color w:val="141413"/>
+                <w:kern w:val="0"/>
+                <w:sz w:val="20"/>
+                <w:szCs w:val="20"/>
+                <w:lang w:eastAsia="it-IT"/>
+                <w14:ligatures w14:val="none"/>
+              </w:rPr>
+            </w:pPr>
+            <w:r>
+              <w:rPr>
+                <w:rFonts w:ascii="Segoe UI" w:eastAsia="Times New Roman" w:hAnsi="Segoe UI" w:cs="Segoe UI"/>
+                <w:color w:val="141413"/>
+                <w:kern w:val="0"/>
+                <w:sz w:val="20"/>
+                <w:szCs w:val="20"/>
+                <w:lang w:eastAsia="it-IT"/>
+                <w14:ligatures w14:val="none"/>
+              </w:rPr>
+              <w:t>Maggiore di</w:t>
+            </w:r>
+          </w:p>
+        </w:tc>
+        <w:tc>
+          <w:tcPr>
+            <w:tcW w:w="0" w:type="auto"/>
+            <w:tcBorders>
+              <w:top w:val="single" w:sz="6" w:space="0" w:color="auto"/>
+              <w:left w:val="single" w:sz="6" w:space="0" w:color="auto"/>
+              <w:bottom w:val="single" w:sz="6" w:space="0" w:color="auto"/>
+              <w:right w:val="single" w:sz="6" w:space="0" w:color="auto"/>
+            </w:tcBorders>
+            <w:tcMar>
+              <w:top w:w="135" w:type="dxa"/>
+              <w:left w:w="180" w:type="dxa"/>
+              <w:bottom w:w="135" w:type="dxa"/>
+              <w:right w:w="180" w:type="dxa"/>
+            </w:tcMar>
+            <w:hideMark/>
+          </w:tcPr>
+          <w:p>
+            <w:pPr>
+              <w:spacing w:after="0" w:line="240" w:lineRule="auto"/>
+              <w:rPr>
+                <w:rFonts w:ascii="Segoe UI" w:eastAsia="Times New Roman" w:hAnsi="Segoe UI" w:cs="Segoe UI"/>
+                <w:color w:val="141413"/>
+                <w:kern w:val="0"/>
+                <w:sz w:val="20"/>
+                <w:szCs w:val="20"/>
+                <w:lang w:eastAsia="it-IT"/>
+                <w14:ligatures w14:val="none"/>
+              </w:rPr>
+            </w:pPr>
+            <w:proofErr w:type="spellStart"/>
+            <w:r>
+              <w:rPr>
+                <w:rFonts w:ascii="Courier New" w:eastAsia="Times New Roman" w:hAnsi="Courier New" w:cs="Courier New"/>
+                <w:color w:val="141413"/>
+                <w:kern w:val="0"/>
+                <w:sz w:val="18"/>
+                <w:szCs w:val="18"/>
+                <w:lang w:eastAsia="it-IT"/>
+                <w14:ligatures w14:val="none"/>
+              </w:rPr>
+              <w:t>filter</w:t>
+            </w:r>
+            <w:proofErr w:type="spellEnd"/>
+            <w:r>
+              <w:rPr>
+                <w:rFonts w:ascii="Courier New" w:eastAsia="Times New Roman" w:hAnsi="Courier New" w:cs="Courier New"/>
+                <w:color w:val="141413"/>
+                <w:kern w:val="0"/>
+                <w:sz w:val="18"/>
+                <w:szCs w:val="18"/>
+                <w:lang w:eastAsia="it-IT"/>
+                <w14:ligatures w14:val="none"/>
+              </w:rPr>
+              <w:t>(anno__</w:t>
+            </w:r>
+            <w:proofErr w:type="spellStart"/>
+            <w:r>
+              <w:rPr>
+                <w:rFonts w:ascii="Courier New" w:eastAsia="Times New Roman" w:hAnsi="Courier New" w:cs="Courier New"/>
+                <w:color w:val="141413"/>
+                <w:kern w:val="0"/>
+                <w:sz w:val="18"/>
+                <w:szCs w:val="18"/>
+                <w:lang w:eastAsia="it-IT"/>
+                <w14:ligatures w14:val="none"/>
+              </w:rPr>
+              <w:t>gt</w:t>
+            </w:r>
+            <w:proofErr w:type="spellEnd"/>
+            <w:r>
+              <w:rPr>
+                <w:rFonts w:ascii="Courier New" w:eastAsia="Times New Roman" w:hAnsi="Courier New" w:cs="Courier New"/>
+                <w:color w:val="141413"/>
+                <w:kern w:val="0"/>
+                <w:sz w:val="18"/>
+                <w:szCs w:val="18"/>
+                <w:lang w:eastAsia="it-IT"/>
+                <w14:ligatures w14:val="none"/>
+              </w:rPr>
+              <w:t>=2000)</w:t>
+            </w:r>
+          </w:p>
+        </w:tc>
+      </w:tr>
+      <w:tr>
+        <w:tc>
+          <w:tcPr>
+            <w:tcW w:w="0" w:type="auto"/>
+            <w:tcBorders>
+              <w:top w:val="single" w:sz="6" w:space="0" w:color="auto"/>
+              <w:left w:val="single" w:sz="6" w:space="0" w:color="auto"/>
+              <w:bottom w:val="single" w:sz="6" w:space="0" w:color="auto"/>
+              <w:right w:val="single" w:sz="6" w:space="0" w:color="auto"/>
+            </w:tcBorders>
+            <w:tcMar>
+              <w:top w:w="135" w:type="dxa"/>
+              <w:left w:w="180" w:type="dxa"/>
+              <w:bottom w:w="135" w:type="dxa"/>
+              <w:right w:w="180" w:type="dxa"/>
+            </w:tcMar>
+            <w:hideMark/>
+          </w:tcPr>
+          <w:p>
+            <w:pPr>
+              <w:spacing w:after="0" w:line="240" w:lineRule="auto"/>
+              <w:rPr>
+                <w:rFonts w:ascii="Segoe UI" w:eastAsia="Times New Roman" w:hAnsi="Segoe UI" w:cs="Segoe UI"/>
+                <w:color w:val="141413"/>
+                <w:kern w:val="0"/>
+                <w:sz w:val="20"/>
+                <w:szCs w:val="20"/>
+                <w:lang w:eastAsia="it-IT"/>
+                <w14:ligatures w14:val="none"/>
+              </w:rPr>
+            </w:pPr>
+            <w:r>
+              <w:rPr>
+                <w:rFonts w:ascii="Courier New" w:eastAsia="Times New Roman" w:hAnsi="Courier New" w:cs="Courier New"/>
+                <w:color w:val="141413"/>
+                <w:kern w:val="0"/>
+                <w:sz w:val="18"/>
+                <w:szCs w:val="18"/>
+                <w:lang w:eastAsia="it-IT"/>
+                <w14:ligatures w14:val="none"/>
+              </w:rPr>
+              <w:t>__lt</w:t>
+            </w:r>
+          </w:p>
+        </w:tc>
+        <w:tc>
+          <w:tcPr>
+            <w:tcW w:w="0" w:type="auto"/>
+            <w:tcBorders>
+              <w:top w:val="single" w:sz="6" w:space="0" w:color="auto"/>
+              <w:left w:val="single" w:sz="6" w:space="0" w:color="auto"/>
+              <w:bottom w:val="single" w:sz="6" w:space="0" w:color="auto"/>
+              <w:right w:val="single" w:sz="6" w:space="0" w:color="auto"/>
+            </w:tcBorders>
+            <w:tcMar>
+              <w:top w:w="135" w:type="dxa"/>
+              <w:left w:w="180" w:type="dxa"/>
+              <w:bottom w:w="135" w:type="dxa"/>
+              <w:right w:w="180" w:type="dxa"/>
+            </w:tcMar>
+            <w:hideMark/>
+          </w:tcPr>
+          <w:p>
+            <w:pPr>
+              <w:spacing w:after="0" w:line="240" w:lineRule="auto"/>
+              <w:rPr>
+                <w:rFonts w:ascii="Segoe UI" w:eastAsia="Times New Roman" w:hAnsi="Segoe UI" w:cs="Segoe UI"/>
+                <w:color w:val="141413"/>
+                <w:kern w:val="0"/>
+                <w:sz w:val="20"/>
+                <w:szCs w:val="20"/>
+                <w:lang w:eastAsia="it-IT"/>
+                <w14:ligatures w14:val="none"/>
+              </w:rPr>
+            </w:pPr>
+            <w:r>
+              <w:rPr>
+                <w:rFonts w:ascii="Segoe UI" w:eastAsia="Times New Roman" w:hAnsi="Segoe UI" w:cs="Segoe UI"/>
+                <w:color w:val="141413"/>
+                <w:kern w:val="0"/>
+                <w:sz w:val="20"/>
+                <w:szCs w:val="20"/>
+                <w:lang w:eastAsia="it-IT"/>
+                <w14:ligatures w14:val="none"/>
+              </w:rPr>
+              <w:t>Minore di</w:t>
+            </w:r>
+          </w:p>
+        </w:tc>
+        <w:tc>
+          <w:tcPr>
+            <w:tcW w:w="0" w:type="auto"/>
+            <w:tcBorders>
+              <w:top w:val="single" w:sz="6" w:space="0" w:color="auto"/>
+              <w:left w:val="single" w:sz="6" w:space="0" w:color="auto"/>
+              <w:bottom w:val="single" w:sz="6" w:space="0" w:color="auto"/>
+              <w:right w:val="single" w:sz="6" w:space="0" w:color="auto"/>
+            </w:tcBorders>
+            <w:tcMar>
+              <w:top w:w="135" w:type="dxa"/>
+              <w:left w:w="180" w:type="dxa"/>
+              <w:bottom w:w="135" w:type="dxa"/>
+              <w:right w:w="180" w:type="dxa"/>
+            </w:tcMar>
+            <w:hideMark/>
+          </w:tcPr>
+          <w:p>
+            <w:pPr>
+              <w:spacing w:after="0" w:line="240" w:lineRule="auto"/>
+              <w:rPr>
+                <w:rFonts w:ascii="Segoe UI" w:eastAsia="Times New Roman" w:hAnsi="Segoe UI" w:cs="Segoe UI"/>
+                <w:color w:val="141413"/>
+                <w:kern w:val="0"/>
+                <w:sz w:val="20"/>
+                <w:szCs w:val="20"/>
+                <w:lang w:eastAsia="it-IT"/>
+                <w14:ligatures w14:val="none"/>
+              </w:rPr>
+            </w:pPr>
+            <w:proofErr w:type="spellStart"/>
+            <w:r>
+              <w:rPr>
+                <w:rFonts w:ascii="Courier New" w:eastAsia="Times New Roman" w:hAnsi="Courier New" w:cs="Courier New"/>
+                <w:color w:val="141413"/>
+                <w:kern w:val="0"/>
+                <w:sz w:val="18"/>
+                <w:szCs w:val="18"/>
+                <w:lang w:eastAsia="it-IT"/>
+                <w14:ligatures w14:val="none"/>
+              </w:rPr>
+              <w:t>filter</w:t>
+            </w:r>
+            <w:proofErr w:type="spellEnd"/>
+            <w:r>
+              <w:rPr>
+                <w:rFonts w:ascii="Courier New" w:eastAsia="Times New Roman" w:hAnsi="Courier New" w:cs="Courier New"/>
+                <w:color w:val="141413"/>
+                <w:kern w:val="0"/>
+                <w:sz w:val="18"/>
+                <w:szCs w:val="18"/>
+                <w:lang w:eastAsia="it-IT"/>
+                <w14:ligatures w14:val="none"/>
+              </w:rPr>
+              <w:t>(</w:t>
+            </w:r>
+            <w:proofErr w:type="spellStart"/>
+            <w:r>
+              <w:rPr>
+                <w:rFonts w:ascii="Courier New" w:eastAsia="Times New Roman" w:hAnsi="Courier New" w:cs="Courier New"/>
+                <w:color w:val="141413"/>
+                <w:kern w:val="0"/>
+                <w:sz w:val="18"/>
+                <w:szCs w:val="18"/>
+                <w:lang w:eastAsia="it-IT"/>
+                <w14:ligatures w14:val="none"/>
+              </w:rPr>
+              <w:t>anno__lt</w:t>
+            </w:r>
+            <w:proofErr w:type="spellEnd"/>
+            <w:r>
+              <w:rPr>
+                <w:rFonts w:ascii="Courier New" w:eastAsia="Times New Roman" w:hAnsi="Courier New" w:cs="Courier New"/>
+                <w:color w:val="141413"/>
+                <w:kern w:val="0"/>
+                <w:sz w:val="18"/>
+                <w:szCs w:val="18"/>
+                <w:lang w:eastAsia="it-IT"/>
+                <w14:ligatures w14:val="none"/>
+              </w:rPr>
+              <w:t>=1970)</w:t>
+            </w:r>
+          </w:p>
+        </w:tc>
+      </w:tr>
+      <w:tr>
+        <w:tc>
+          <w:tcPr>
+            <w:tcW w:w="0" w:type="auto"/>
+            <w:tcBorders>
+              <w:top w:val="single" w:sz="6" w:space="0" w:color="auto"/>
+              <w:left w:val="single" w:sz="6" w:space="0" w:color="auto"/>
+              <w:bottom w:val="single" w:sz="6" w:space="0" w:color="auto"/>
+              <w:right w:val="single" w:sz="6" w:space="0" w:color="auto"/>
+            </w:tcBorders>
+            <w:tcMar>
+              <w:top w:w="135" w:type="dxa"/>
+              <w:left w:w="180" w:type="dxa"/>
+              <w:bottom w:w="135" w:type="dxa"/>
+              <w:right w:w="180" w:type="dxa"/>
+            </w:tcMar>
+            <w:hideMark/>
+          </w:tcPr>
+          <w:p>
+            <w:pPr>
+              <w:spacing w:after="0" w:line="240" w:lineRule="auto"/>
+              <w:rPr>
+                <w:rFonts w:ascii="Segoe UI" w:eastAsia="Times New Roman" w:hAnsi="Segoe UI" w:cs="Segoe UI"/>
+                <w:color w:val="141413"/>
+                <w:kern w:val="0"/>
+                <w:sz w:val="20"/>
+                <w:szCs w:val="20"/>
+                <w:lang w:eastAsia="it-IT"/>
+                <w14:ligatures w14:val="none"/>
+              </w:rPr>
+            </w:pPr>
+            <w:r>
+              <w:rPr>
+                <w:rFonts w:ascii="Courier New" w:eastAsia="Times New Roman" w:hAnsi="Courier New" w:cs="Courier New"/>
+                <w:color w:val="141413"/>
+                <w:kern w:val="0"/>
+                <w:sz w:val="18"/>
+                <w:szCs w:val="18"/>
+                <w:lang w:eastAsia="it-IT"/>
+                <w14:ligatures w14:val="none"/>
+              </w:rPr>
+              <w:t>__in</w:t>
+            </w:r>
+          </w:p>
+        </w:tc>
+        <w:tc>
+          <w:tcPr>
+            <w:tcW w:w="0" w:type="auto"/>
+            <w:tcBorders>
+              <w:top w:val="single" w:sz="6" w:space="0" w:color="auto"/>
+              <w:left w:val="single" w:sz="6" w:space="0" w:color="auto"/>
+              <w:bottom w:val="single" w:sz="6" w:space="0" w:color="auto"/>
+              <w:right w:val="single" w:sz="6" w:space="0" w:color="auto"/>
+            </w:tcBorders>
+            <w:tcMar>
+              <w:top w:w="135" w:type="dxa"/>
+              <w:left w:w="180" w:type="dxa"/>
+              <w:bottom w:w="135" w:type="dxa"/>
+              <w:right w:w="180" w:type="dxa"/>
+            </w:tcMar>
+            <w:hideMark/>
+          </w:tcPr>
+          <w:p>
+            <w:pPr>
+              <w:spacing w:after="0" w:line="240" w:lineRule="auto"/>
+              <w:rPr>
+                <w:rFonts w:ascii="Segoe UI" w:eastAsia="Times New Roman" w:hAnsi="Segoe UI" w:cs="Segoe UI"/>
+                <w:color w:val="141413"/>
+                <w:kern w:val="0"/>
+                <w:sz w:val="20"/>
+                <w:szCs w:val="20"/>
+                <w:lang w:eastAsia="it-IT"/>
+                <w14:ligatures w14:val="none"/>
+              </w:rPr>
+            </w:pPr>
+            <w:r>
+              <w:rPr>
+                <w:rFonts w:ascii="Segoe UI" w:eastAsia="Times New Roman" w:hAnsi="Segoe UI" w:cs="Segoe UI"/>
+                <w:color w:val="141413"/>
+                <w:kern w:val="0"/>
+                <w:sz w:val="20"/>
+                <w:szCs w:val="20"/>
+                <w:lang w:eastAsia="it-IT"/>
+                <w14:ligatures w14:val="none"/>
+              </w:rPr>
+              <w:t>Valore in una lista</w:t>
+            </w:r>
+          </w:p>
+        </w:tc>
+        <w:tc>
+          <w:tcPr>
+            <w:tcW w:w="0" w:type="auto"/>
+            <w:tcBorders>
+              <w:top w:val="single" w:sz="6" w:space="0" w:color="auto"/>
+              <w:left w:val="single" w:sz="6" w:space="0" w:color="auto"/>
+              <w:bottom w:val="single" w:sz="6" w:space="0" w:color="auto"/>
+              <w:right w:val="single" w:sz="6" w:space="0" w:color="auto"/>
+            </w:tcBorders>
+            <w:tcMar>
+              <w:top w:w="135" w:type="dxa"/>
+              <w:left w:w="180" w:type="dxa"/>
+              <w:bottom w:w="135" w:type="dxa"/>
+              <w:right w:w="180" w:type="dxa"/>
+            </w:tcMar>
+            <w:hideMark/>
+          </w:tcPr>
+          <w:p>
+            <w:pPr>
+              <w:spacing w:after="0" w:line="240" w:lineRule="auto"/>
+              <w:rPr>
+                <w:rFonts w:ascii="Segoe UI" w:eastAsia="Times New Roman" w:hAnsi="Segoe UI" w:cs="Segoe UI"/>
+                <w:color w:val="141413"/>
+                <w:kern w:val="0"/>
+                <w:sz w:val="20"/>
+                <w:szCs w:val="20"/>
+                <w:lang w:eastAsia="it-IT"/>
+                <w14:ligatures w14:val="none"/>
+              </w:rPr>
+            </w:pPr>
+            <w:proofErr w:type="spellStart"/>
+            <w:r>
+              <w:rPr>
+                <w:rFonts w:ascii="Courier New" w:eastAsia="Times New Roman" w:hAnsi="Courier New" w:cs="Courier New"/>
+                <w:color w:val="141413"/>
+                <w:kern w:val="0"/>
+                <w:sz w:val="18"/>
+                <w:szCs w:val="18"/>
+                <w:lang w:eastAsia="it-IT"/>
+                <w14:ligatures w14:val="none"/>
+              </w:rPr>
+              <w:t>filter</w:t>
+            </w:r>
+            <w:proofErr w:type="spellEnd"/>
+            <w:r>
+              <w:rPr>
+                <w:rFonts w:ascii="Courier New" w:eastAsia="Times New Roman" w:hAnsi="Courier New" w:cs="Courier New"/>
+                <w:color w:val="141413"/>
+                <w:kern w:val="0"/>
+                <w:sz w:val="18"/>
+                <w:szCs w:val="18"/>
+                <w:lang w:eastAsia="it-IT"/>
+                <w14:ligatures w14:val="none"/>
+              </w:rPr>
+              <w:t>(</w:t>
+            </w:r>
+            <w:proofErr w:type="spellStart"/>
+            <w:r>
+              <w:rPr>
+                <w:rFonts w:ascii="Courier New" w:eastAsia="Times New Roman" w:hAnsi="Courier New" w:cs="Courier New"/>
+                <w:color w:val="141413"/>
+                <w:kern w:val="0"/>
+                <w:sz w:val="18"/>
+                <w:szCs w:val="18"/>
+                <w:lang w:eastAsia="it-IT"/>
+                <w14:ligatures w14:val="none"/>
+              </w:rPr>
+              <w:t>nome__in</w:t>
+            </w:r>
+            <w:proofErr w:type="spellEnd"/>
+            <w:r>
+              <w:rPr>
+                <w:rFonts w:ascii="Courier New" w:eastAsia="Times New Roman" w:hAnsi="Courier New" w:cs="Courier New"/>
+                <w:color w:val="141413"/>
+                <w:kern w:val="0"/>
+                <w:sz w:val="18"/>
+                <w:szCs w:val="18"/>
+                <w:lang w:eastAsia="it-IT"/>
+                <w14:ligatures w14:val="none"/>
+              </w:rPr>
+              <w:t>=["Coltrane", "Davis"])</w:t>
+            </w:r>
+          </w:p>
+        </w:tc>
+      </w:tr>
+      <w:tr>
+        <w:tc>
+          <w:tcPr>
+            <w:tcW w:w="0" w:type="auto"/>
+            <w:tcBorders>
+              <w:top w:val="single" w:sz="6" w:space="0" w:color="auto"/>
+              <w:left w:val="single" w:sz="6" w:space="0" w:color="auto"/>
+              <w:bottom w:val="single" w:sz="6" w:space="0" w:color="auto"/>
+              <w:right w:val="single" w:sz="6" w:space="0" w:color="auto"/>
+            </w:tcBorders>
+            <w:tcMar>
+              <w:top w:w="135" w:type="dxa"/>
+              <w:left w:w="180" w:type="dxa"/>
+              <w:bottom w:w="135" w:type="dxa"/>
+              <w:right w:w="180" w:type="dxa"/>
+            </w:tcMar>
+            <w:hideMark/>
+          </w:tcPr>
+          <w:p>
+            <w:pPr>
+              <w:spacing w:after="0" w:line="240" w:lineRule="auto"/>
+              <w:rPr>
+                <w:rFonts w:ascii="Segoe UI" w:eastAsia="Times New Roman" w:hAnsi="Segoe UI" w:cs="Segoe UI"/>
+                <w:color w:val="141413"/>
+                <w:kern w:val="0"/>
+                <w:sz w:val="20"/>
+                <w:szCs w:val="20"/>
+                <w:lang w:eastAsia="it-IT"/>
+                <w14:ligatures w14:val="none"/>
+              </w:rPr>
+            </w:pPr>
+            <w:r>
+              <w:rPr>
+                <w:rFonts w:ascii="Courier New" w:eastAsia="Times New Roman" w:hAnsi="Courier New" w:cs="Courier New"/>
+                <w:color w:val="141413"/>
+                <w:kern w:val="0"/>
+                <w:sz w:val="18"/>
+                <w:szCs w:val="18"/>
+                <w:lang w:eastAsia="it-IT"/>
+                <w14:ligatures w14:val="none"/>
+              </w:rPr>
+              <w:t>__</w:t>
+            </w:r>
+            <w:proofErr w:type="spellStart"/>
+            <w:r>
+              <w:rPr>
+                <w:rFonts w:ascii="Courier New" w:eastAsia="Times New Roman" w:hAnsi="Courier New" w:cs="Courier New"/>
+                <w:color w:val="141413"/>
+                <w:kern w:val="0"/>
+                <w:sz w:val="18"/>
+                <w:szCs w:val="18"/>
+                <w:lang w:eastAsia="it-IT"/>
+                <w14:ligatures w14:val="none"/>
+              </w:rPr>
+              <w:t>icontains</w:t>
+            </w:r>
+            <w:proofErr w:type="spellEnd"/>
+          </w:p>
+        </w:tc>
+        <w:tc>
+          <w:tcPr>
+            <w:tcW w:w="0" w:type="auto"/>
+            <w:tcBorders>
+              <w:top w:val="single" w:sz="6" w:space="0" w:color="auto"/>
+              <w:left w:val="single" w:sz="6" w:space="0" w:color="auto"/>
+              <w:bottom w:val="single" w:sz="6" w:space="0" w:color="auto"/>
+              <w:right w:val="single" w:sz="6" w:space="0" w:color="auto"/>
+            </w:tcBorders>
+            <w:tcMar>
+              <w:top w:w="135" w:type="dxa"/>
+              <w:left w:w="180" w:type="dxa"/>
+              <w:bottom w:w="135" w:type="dxa"/>
+              <w:right w:w="180" w:type="dxa"/>
+            </w:tcMar>
+            <w:hideMark/>
+          </w:tcPr>
+          <w:p>
+            <w:pPr>
+              <w:spacing w:after="0" w:line="240" w:lineRule="auto"/>
+              <w:rPr>
+                <w:rFonts w:ascii="Segoe UI" w:eastAsia="Times New Roman" w:hAnsi="Segoe UI" w:cs="Segoe UI"/>
+                <w:color w:val="141413"/>
+                <w:kern w:val="0"/>
+                <w:sz w:val="20"/>
+                <w:szCs w:val="20"/>
+                <w:lang w:eastAsia="it-IT"/>
+                <w14:ligatures w14:val="none"/>
+              </w:rPr>
+            </w:pPr>
+            <w:r>
+              <w:rPr>
+                <w:rFonts w:ascii="Segoe UI" w:eastAsia="Times New Roman" w:hAnsi="Segoe UI" w:cs="Segoe UI"/>
+                <w:color w:val="141413"/>
+                <w:kern w:val="0"/>
+                <w:sz w:val="20"/>
+                <w:szCs w:val="20"/>
+                <w:lang w:eastAsia="it-IT"/>
+                <w14:ligatures w14:val="none"/>
+              </w:rPr>
+              <w:t>Contiene (case insensitive)</w:t>
+            </w:r>
+          </w:p>
+        </w:tc>
+        <w:tc>
+          <w:tcPr>
+            <w:tcW w:w="0" w:type="auto"/>
+            <w:tcBorders>
+              <w:top w:val="single" w:sz="6" w:space="0" w:color="auto"/>
+              <w:left w:val="single" w:sz="6" w:space="0" w:color="auto"/>
+              <w:bottom w:val="single" w:sz="6" w:space="0" w:color="auto"/>
+              <w:right w:val="single" w:sz="6" w:space="0" w:color="auto"/>
+            </w:tcBorders>
+            <w:tcMar>
+              <w:top w:w="135" w:type="dxa"/>
+              <w:left w:w="180" w:type="dxa"/>
+              <w:bottom w:w="135" w:type="dxa"/>
+              <w:right w:w="180" w:type="dxa"/>
+            </w:tcMar>
+            <w:hideMark/>
+          </w:tcPr>
+          <w:p>
+            <w:pPr>
+              <w:spacing w:after="0" w:line="240" w:lineRule="auto"/>
+              <w:rPr>
+                <w:rFonts w:ascii="Segoe UI" w:eastAsia="Times New Roman" w:hAnsi="Segoe UI" w:cs="Segoe UI"/>
+                <w:color w:val="141413"/>
+                <w:kern w:val="0"/>
+                <w:sz w:val="20"/>
+                <w:szCs w:val="20"/>
+                <w:lang w:eastAsia="it-IT"/>
+                <w14:ligatures w14:val="none"/>
+              </w:rPr>
+            </w:pPr>
+            <w:proofErr w:type="spellStart"/>
+            <w:r>
+              <w:rPr>
+                <w:rFonts w:ascii="Courier New" w:eastAsia="Times New Roman" w:hAnsi="Courier New" w:cs="Courier New"/>
+                <w:color w:val="141413"/>
+                <w:kern w:val="0"/>
+                <w:sz w:val="18"/>
+                <w:szCs w:val="18"/>
+                <w:lang w:eastAsia="it-IT"/>
+                <w14:ligatures w14:val="none"/>
+              </w:rPr>
+              <w:t>filter</w:t>
+            </w:r>
+            <w:proofErr w:type="spellEnd"/>
+            <w:r>
+              <w:rPr>
+                <w:rFonts w:ascii="Courier New" w:eastAsia="Times New Roman" w:hAnsi="Courier New" w:cs="Courier New"/>
+                <w:color w:val="141413"/>
+                <w:kern w:val="0"/>
+                <w:sz w:val="18"/>
+                <w:szCs w:val="18"/>
+                <w:lang w:eastAsia="it-IT"/>
+                <w14:ligatures w14:val="none"/>
+              </w:rPr>
+              <w:t>(nome__</w:t>
+            </w:r>
+            <w:proofErr w:type="spellStart"/>
+            <w:r>
+              <w:rPr>
+                <w:rFonts w:ascii="Courier New" w:eastAsia="Times New Roman" w:hAnsi="Courier New" w:cs="Courier New"/>
+                <w:color w:val="141413"/>
+                <w:kern w:val="0"/>
+                <w:sz w:val="18"/>
+                <w:szCs w:val="18"/>
+                <w:lang w:eastAsia="it-IT"/>
+                <w14:ligatures w14:val="none"/>
+              </w:rPr>
+              <w:t>icontains</w:t>
+            </w:r>
+            <w:proofErr w:type="spellEnd"/>
+            <w:r>
+              <w:rPr>
+                <w:rFonts w:ascii="Courier New" w:eastAsia="Times New Roman" w:hAnsi="Courier New" w:cs="Courier New"/>
+                <w:color w:val="141413"/>
+                <w:kern w:val="0"/>
+                <w:sz w:val="18"/>
+                <w:szCs w:val="18"/>
+                <w:lang w:eastAsia="it-IT"/>
+                <w14:ligatures w14:val="none"/>
+              </w:rPr>
+              <w:t>='queen')</w:t>
+            </w:r>
+          </w:p>
+        </w:tc>
+      </w:tr>
+    </w:tbl>
     <w:p>
       <w:pPr>
         <w:pStyle w:val="Paragrafoelenco"/>
-        <w:rPr>
-          <w:highlight w:val="yellow"/>
-        </w:rPr>
-      </w:pPr>
-      <w:proofErr w:type="spellStart"/>
-      <w:r>
-        <w:rPr>
-          <w:highlight w:val="yellow"/>
-        </w:rPr>
-        <w:t>prodotti_offerte</w:t>
-      </w:r>
-      <w:proofErr w:type="spellEnd"/>
-      <w:r>
-        <w:rPr>
-          <w:highlight w:val="yellow"/>
-        </w:rPr>
-        <w:t xml:space="preserve"> = </w:t>
-      </w:r>
-      <w:proofErr w:type="spellStart"/>
-      <w:proofErr w:type="gramStart"/>
-      <w:r>
-        <w:rPr>
-          <w:highlight w:val="yellow"/>
-        </w:rPr>
-        <w:t>Prodotto.objects.filter</w:t>
-      </w:r>
-      <w:proofErr w:type="spellEnd"/>
-      <w:proofErr w:type="gramEnd"/>
-      <w:r>
-        <w:rPr>
-          <w:highlight w:val="yellow"/>
-        </w:rPr>
-        <w:t>( Q(nome__</w:t>
-      </w:r>
-      <w:proofErr w:type="spellStart"/>
-      <w:r>
-        <w:rPr>
-          <w:highlight w:val="yellow"/>
-        </w:rPr>
-        <w:t>icontains</w:t>
-      </w:r>
-      <w:proofErr w:type="spellEnd"/>
-      <w:r>
-        <w:rPr>
-          <w:highlight w:val="yellow"/>
-        </w:rPr>
-        <w:t>='Sconto') | Q(</w:t>
-      </w:r>
-      <w:proofErr w:type="spellStart"/>
-      <w:r>
-        <w:rPr>
-          <w:highlight w:val="yellow"/>
-        </w:rPr>
-        <w:t>prezzo__lt</w:t>
-      </w:r>
-      <w:proofErr w:type="spellEnd"/>
-      <w:r>
-        <w:rPr>
-          <w:highlight w:val="yellow"/>
-        </w:rPr>
-        <w:t>=50) )</w:t>
-      </w:r>
-    </w:p>
-    <w:p>
-      <w:pPr>
-        <w:pStyle w:val="Paragrafoelenco"/>
-        <w:rPr>
-          <w:highlight w:val="yellow"/>
-        </w:rPr>
-      </w:pPr>
-    </w:p>
-    <w:p>
-      <w:pPr>
-        <w:pStyle w:val="Paragrafoelenco"/>
-        <w:rPr>
-          <w:highlight w:val="yellow"/>
-        </w:rPr>
-      </w:pPr>
-      <w:r>
-        <w:rPr>
-          <w:highlight w:val="yellow"/>
-        </w:rPr>
-        <w:t xml:space="preserve">from </w:t>
-      </w:r>
-      <w:proofErr w:type="spellStart"/>
-      <w:r>
-        <w:rPr>
-          <w:highlight w:val="yellow"/>
-        </w:rPr>
-        <w:t>django.</w:t>
-      </w:r>
-      <w:proofErr w:type="gramStart"/>
-      <w:r>
-        <w:rPr>
-          <w:highlight w:val="yellow"/>
-        </w:rPr>
-        <w:t>db.models</w:t>
-      </w:r>
-      <w:proofErr w:type="spellEnd"/>
-      <w:proofErr w:type="gramEnd"/>
-      <w:r>
-        <w:rPr>
-          <w:highlight w:val="yellow"/>
-        </w:rPr>
-        <w:t xml:space="preserve"> import Q from</w:t>
-      </w:r>
-      <w:r>
-        <w:rPr>
-          <w:highlight w:val="yellow"/>
-        </w:rPr>
-        <w:t xml:space="preserve"> </w:t>
-      </w:r>
-      <w:proofErr w:type="spellStart"/>
-      <w:r>
-        <w:rPr>
-          <w:highlight w:val="yellow"/>
-        </w:rPr>
-        <w:t>catalogo</w:t>
-      </w:r>
-      <w:r>
-        <w:rPr>
-          <w:highlight w:val="yellow"/>
-        </w:rPr>
-        <w:t>.models</w:t>
-      </w:r>
-      <w:proofErr w:type="spellEnd"/>
-      <w:r>
-        <w:rPr>
-          <w:highlight w:val="yellow"/>
-        </w:rPr>
-        <w:t xml:space="preserve"> import </w:t>
-      </w:r>
-      <w:r>
-        <w:rPr>
-          <w:highlight w:val="yellow"/>
-        </w:rPr>
-        <w:t>Album</w:t>
-      </w:r>
-    </w:p>
-    <w:p>
-      <w:pPr>
-        <w:pStyle w:val="Paragrafoelenco"/>
-        <w:rPr>
-          <w:highlight w:val="yellow"/>
-        </w:rPr>
-      </w:pPr>
-      <w:proofErr w:type="spellStart"/>
-      <w:r>
-        <w:rPr>
-          <w:highlight w:val="yellow"/>
-        </w:rPr>
-        <w:t>album_genere</w:t>
-      </w:r>
-      <w:proofErr w:type="spellEnd"/>
-      <w:r>
-        <w:rPr>
-          <w:highlight w:val="yellow"/>
-        </w:rPr>
-        <w:t xml:space="preserve"> = Album.objects.filter(Q(</w:t>
-      </w:r>
+      </w:pPr>
+      <w:bookmarkStart w:id="0" w:name="_GoBack"/>
+      <w:bookmarkEnd w:id="0"/>
     </w:p>
     <w:sectPr>
       <w:pgSz w:w="11906" w:h="16838"/>
@@ -2793,7 +6651,7 @@
 </file>
 
 <file path=word/numbering.xml><?xml version="1.0" encoding="utf-8"?>
-<w:numbering xmlns:wpc="http://schemas.microsoft.com/office/word/2010/wordprocessingCanvas" xmlns:cx="http://schemas.microsoft.com/office/drawing/2014/chartex" xmlns:cx1="http://schemas.microsoft.com/office/drawing/2015/9/8/chartex" xmlns:cx2="http://schemas.microsoft.com/office/drawing/2015/10/21/chartex" xmlns:cx3="http://schemas.microsoft.com/office/drawing/2016/5/9/chartex" xmlns:cx4="http://schemas.microsoft.com/office/drawing/2016/5/10/chartex" xmlns:cx5="http://schemas.microsoft.com/office/drawing/2016/5/11/chartex" xmlns:cx6="http://schemas.microsoft.com/office/drawing/2016/5/12/chartex" xmlns:cx7="http://schemas.microsoft.com/office/drawing/2016/5/13/chartex" xmlns:cx8="http://schemas.microsoft.com/office/drawing/2016/5/14/chartex" xmlns:mc="http://schemas.openxmlformats.org/markup-compatibility/2006" xmlns:aink="http://schemas.microsoft.com/office/drawing/2016/ink" xmlns:am3d="http://schemas.microsoft.com/office/drawing/2017/model3d" xmlns:o="urn:schemas-microsoft-com:office:office" xmlns:oel="http://schemas.microsoft.com/office/2019/extlst" xmlns:r="http://schemas.openxmlformats.org/officeDocument/2006/relationships" xmlns:m="http://schemas.openxmlformats.org/officeDocument/2006/math" xmlns:v="urn:schemas-microsoft-com:vml" xmlns:wp14="http://schemas.microsoft.com/office/word/2010/wordprocessingDrawing" xmlns:wp="http://schemas.openxmlformats.org/drawingml/2006/wordprocessingDrawing" xmlns:w10="urn:schemas-microsoft-com:office:word" xmlns:w="http://schemas.openxmlformats.org/wordprocessingml/2006/main" xmlns:w14="http://schemas.microsoft.com/office/word/2010/wordml" xmlns:w15="http://schemas.microsoft.com/office/word/2012/wordml" xmlns:w16cex="http://schemas.microsoft.com/office/word/2018/wordml/cex" xmlns:w16cid="http://schemas.microsoft.com/office/word/2016/wordml/cid" xmlns:w16="http://schemas.microsoft.com/office/word/2018/wordml" xmlns:w16sdtdh="http://schemas.microsoft.com/office/word/2020/wordml/sdtdatahash" xmlns:w16se="http://schemas.microsoft.com/office/word/2015/wordml/symex" xmlns:wpg="http://schemas.microsoft.com/office/word/2010/wordprocessingGroup" xmlns:wpi="http://schemas.microsoft.com/office/word/2010/wordprocessingInk" xmlns:wne="http://schemas.microsoft.com/office/word/2006/wordml" xmlns:wps="http://schemas.microsoft.com/office/word/2010/wordprocessingShape" mc:Ignorable="w14 w15 w16se w16cid w16 w16cex w16sdtdh wp14">
+<w:numbering xmlns:wpc="http://schemas.microsoft.com/office/word/2010/wordprocessingCanvas" xmlns:cx="http://schemas.microsoft.com/office/drawing/2014/chartex" xmlns:mc="http://schemas.openxmlformats.org/markup-compatibility/2006" xmlns:o="urn:schemas-microsoft-com:office:office" xmlns:r="http://schemas.openxmlformats.org/officeDocument/2006/relationships" xmlns:m="http://schemas.openxmlformats.org/officeDocument/2006/math" xmlns:v="urn:schemas-microsoft-com:vml" xmlns:wp14="http://schemas.microsoft.com/office/word/2010/wordprocessingDrawing" xmlns:wp="http://schemas.openxmlformats.org/drawingml/2006/wordprocessingDrawing" xmlns:w10="urn:schemas-microsoft-com:office:word" xmlns:w="http://schemas.openxmlformats.org/wordprocessingml/2006/main" xmlns:w14="http://schemas.microsoft.com/office/word/2010/wordml" xmlns:w15="http://schemas.microsoft.com/office/word/2012/wordml" xmlns:w16se="http://schemas.microsoft.com/office/word/2015/wordml/symex" xmlns:wpg="http://schemas.microsoft.com/office/word/2010/wordprocessingGroup" xmlns:wpi="http://schemas.microsoft.com/office/word/2010/wordprocessingInk" xmlns:wne="http://schemas.microsoft.com/office/word/2006/wordml" xmlns:wps="http://schemas.microsoft.com/office/word/2010/wordprocessingShape" mc:Ignorable="w14 w15 w16se wp14">
   <w:abstractNum w:abstractNumId="0" w15:restartNumberingAfterBreak="0">
     <w:nsid w:val="04F90635"/>
     <w:multiLevelType w:val="hybridMultilevel"/>
@@ -2969,7 +6827,7 @@
   <w:abstractNum w:abstractNumId="2" w15:restartNumberingAfterBreak="0">
     <w:nsid w:val="616E1487"/>
     <w:multiLevelType w:val="hybridMultilevel"/>
-    <w:tmpl w:val="66BEDEA4"/>
+    <w:tmpl w:val="F692E356"/>
     <w:lvl w:ilvl="0" w:tplc="0410000F">
       <w:start w:val="1"/>
       <w:numFmt w:val="decimal"/>
@@ -3138,23 +6996,23 @@
       </w:pPr>
     </w:lvl>
   </w:abstractNum>
-  <w:num w:numId="1" w16cid:durableId="736822545">
+  <w:num w:numId="1">
     <w:abstractNumId w:val="0"/>
   </w:num>
-  <w:num w:numId="2" w16cid:durableId="2143384180">
+  <w:num w:numId="2">
     <w:abstractNumId w:val="1"/>
   </w:num>
-  <w:num w:numId="3" w16cid:durableId="50155487">
+  <w:num w:numId="3">
     <w:abstractNumId w:val="3"/>
   </w:num>
-  <w:num w:numId="4" w16cid:durableId="772897712">
+  <w:num w:numId="4">
     <w:abstractNumId w:val="2"/>
   </w:num>
 </w:numbering>
 </file>
 
 <file path=word/styles.xml><?xml version="1.0" encoding="utf-8"?>
-<w:styles xmlns:mc="http://schemas.openxmlformats.org/markup-compatibility/2006" xmlns:r="http://schemas.openxmlformats.org/officeDocument/2006/relationships" xmlns:w="http://schemas.openxmlformats.org/wordprocessingml/2006/main" xmlns:w14="http://schemas.microsoft.com/office/word/2010/wordml" xmlns:w15="http://schemas.microsoft.com/office/word/2012/wordml" xmlns:w16cex="http://schemas.microsoft.com/office/word/2018/wordml/cex" xmlns:w16cid="http://schemas.microsoft.com/office/word/2016/wordml/cid" xmlns:w16="http://schemas.microsoft.com/office/word/2018/wordml" xmlns:w16sdtdh="http://schemas.microsoft.com/office/word/2020/wordml/sdtdatahash" xmlns:w16se="http://schemas.microsoft.com/office/word/2015/wordml/symex" mc:Ignorable="w14 w15 w16se w16cid w16 w16cex w16sdtdh">
+<w:styles xmlns:mc="http://schemas.openxmlformats.org/markup-compatibility/2006" xmlns:r="http://schemas.openxmlformats.org/officeDocument/2006/relationships" xmlns:w="http://schemas.openxmlformats.org/wordprocessingml/2006/main" xmlns:w14="http://schemas.microsoft.com/office/word/2010/wordml" xmlns:w15="http://schemas.microsoft.com/office/word/2012/wordml" xmlns:w16se="http://schemas.microsoft.com/office/word/2015/wordml/symex" mc:Ignorable="w14 w15 w16se">
   <w:docDefaults>
     <w:rPrDefault>
       <w:rPr>
@@ -3172,7 +7030,7 @@
       </w:pPr>
     </w:pPrDefault>
   </w:docDefaults>
-  <w:latentStyles w:defLockedState="0" w:defUIPriority="99" w:defSemiHidden="0" w:defUnhideWhenUsed="0" w:defQFormat="0" w:count="376">
+  <w:latentStyles w:defLockedState="0" w:defUIPriority="99" w:defSemiHidden="0" w:defUnhideWhenUsed="0" w:defQFormat="0" w:count="371">
     <w:lsdException w:name="Normal" w:uiPriority="0" w:qFormat="1"/>
     <w:lsdException w:name="heading 1" w:uiPriority="9" w:qFormat="1"/>
     <w:lsdException w:name="heading 2" w:semiHidden="1" w:uiPriority="9" w:unhideWhenUsed="1" w:qFormat="1"/>
@@ -3544,11 +7402,6 @@
     <w:lsdException w:name="List Table 5 Dark Accent 6" w:uiPriority="50"/>
     <w:lsdException w:name="List Table 6 Colorful Accent 6" w:uiPriority="51"/>
     <w:lsdException w:name="List Table 7 Colorful Accent 6" w:uiPriority="52"/>
-    <w:lsdException w:name="Mention" w:semiHidden="1" w:unhideWhenUsed="1"/>
-    <w:lsdException w:name="Smart Hyperlink" w:semiHidden="1" w:unhideWhenUsed="1"/>
-    <w:lsdException w:name="Hashtag" w:semiHidden="1" w:unhideWhenUsed="1"/>
-    <w:lsdException w:name="Unresolved Mention" w:semiHidden="1" w:unhideWhenUsed="1"/>
-    <w:lsdException w:name="Smart Link" w:semiHidden="1" w:unhideWhenUsed="1"/>
   </w:latentStyles>
   <w:style w:type="paragraph" w:default="1" w:styleId="Normale">
     <w:name w:val="Normal"/>
@@ -3756,6 +7609,7 @@
   <w:style w:type="character" w:default="1" w:styleId="Carpredefinitoparagrafo">
     <w:name w:val="Default Paragraph Font"/>
     <w:uiPriority w:val="1"/>
+    <w:semiHidden/>
     <w:unhideWhenUsed/>
   </w:style>
   <w:style w:type="table" w:default="1" w:styleId="Tabellanormale">
@@ -4069,6 +7923,24 @@
       <w:spacing w:val="5"/>
     </w:rPr>
   </w:style>
+  <w:style w:type="character" w:customStyle="1" w:styleId="token">
+    <w:name w:val="token"/>
+    <w:basedOn w:val="Carpredefinitoparagrafo"/>
+    <w:rsid w:val="001007EE"/>
+  </w:style>
+  <w:style w:type="character" w:styleId="CodiceHTML">
+    <w:name w:val="HTML Code"/>
+    <w:basedOn w:val="Carpredefinitoparagrafo"/>
+    <w:uiPriority w:val="99"/>
+    <w:semiHidden/>
+    <w:unhideWhenUsed/>
+    <w:rsid w:val="00BC121C"/>
+    <w:rPr>
+      <w:rFonts w:ascii="Courier New" w:eastAsia="Times New Roman" w:hAnsi="Courier New" w:cs="Courier New"/>
+      <w:sz w:val="20"/>
+      <w:szCs w:val="20"/>
+    </w:rPr>
+  </w:style>
 </w:styles>
 </file>
 
